--- a/docs/plan.docx
+++ b/docs/plan.docx
@@ -4,23 +4,150 @@
   <w:body>
     <w:p>
       <w:r>
-        <w:t>Yar, zabardast faisla! 30 din ka target bilkul sweet spot hai. Isme tum bina thake, har cheez ke concepts ko deeply samajh kar, aik professional level ka autonomous agent khara kar loge.</w:t>
-      </w:r>
-    </w:p>
-    <w:p>
-      <w:r>
-        <w:t xml:space="preserve">Kyunki tum </w:t>
-      </w:r>
-      <w:r>
-        <w:rPr>
-          <w:b/>
-          <w:bCs/>
-        </w:rPr>
-        <w:t>uv package manager</w:t>
-      </w:r>
+        <w:t xml:space="preserve">Yar, </w:t>
+      </w:r>
+      <w:proofErr w:type="spellStart"/>
+      <w:r>
+        <w:t>zabardast</w:t>
+      </w:r>
+      <w:proofErr w:type="spellEnd"/>
+      <w:r>
+        <w:t xml:space="preserve"> </w:t>
+      </w:r>
+      <w:proofErr w:type="spellStart"/>
+      <w:r>
+        <w:t>faisla</w:t>
+      </w:r>
+      <w:proofErr w:type="spellEnd"/>
+      <w:r>
+        <w:t xml:space="preserve">! 30 din ka target </w:t>
+      </w:r>
+      <w:proofErr w:type="spellStart"/>
+      <w:r>
+        <w:t>bilkul</w:t>
+      </w:r>
+      <w:proofErr w:type="spellEnd"/>
+      <w:r>
+        <w:t xml:space="preserve"> sweet spot </w:t>
+      </w:r>
+      <w:proofErr w:type="spellStart"/>
+      <w:r>
+        <w:t>hai</w:t>
+      </w:r>
+      <w:proofErr w:type="spellEnd"/>
+      <w:r>
+        <w:t xml:space="preserve">. Isme tum </w:t>
+      </w:r>
+      <w:proofErr w:type="spellStart"/>
+      <w:r>
+        <w:t>bina</w:t>
+      </w:r>
+      <w:proofErr w:type="spellEnd"/>
+      <w:r>
+        <w:t xml:space="preserve"> </w:t>
+      </w:r>
+      <w:proofErr w:type="spellStart"/>
+      <w:r>
+        <w:t>thake</w:t>
+      </w:r>
+      <w:proofErr w:type="spellEnd"/>
       <w:r>
         <w:t xml:space="preserve">, </w:t>
       </w:r>
+      <w:proofErr w:type="spellStart"/>
+      <w:r>
+        <w:t>har</w:t>
+      </w:r>
+      <w:proofErr w:type="spellEnd"/>
+      <w:r>
+        <w:t xml:space="preserve"> </w:t>
+      </w:r>
+      <w:proofErr w:type="spellStart"/>
+      <w:r>
+        <w:t>cheez</w:t>
+      </w:r>
+      <w:proofErr w:type="spellEnd"/>
+      <w:r>
+        <w:t xml:space="preserve"> </w:t>
+      </w:r>
+      <w:proofErr w:type="spellStart"/>
+      <w:r>
+        <w:t>ke</w:t>
+      </w:r>
+      <w:proofErr w:type="spellEnd"/>
+      <w:r>
+        <w:t xml:space="preserve"> concepts ko deeply </w:t>
+      </w:r>
+      <w:proofErr w:type="spellStart"/>
+      <w:r>
+        <w:t>samajh</w:t>
+      </w:r>
+      <w:proofErr w:type="spellEnd"/>
+      <w:r>
+        <w:t xml:space="preserve"> </w:t>
+      </w:r>
+      <w:proofErr w:type="spellStart"/>
+      <w:r>
+        <w:t>kar</w:t>
+      </w:r>
+      <w:proofErr w:type="spellEnd"/>
+      <w:r>
+        <w:t xml:space="preserve">, </w:t>
+      </w:r>
+      <w:proofErr w:type="spellStart"/>
+      <w:r>
+        <w:t>aik</w:t>
+      </w:r>
+      <w:proofErr w:type="spellEnd"/>
+      <w:r>
+        <w:t xml:space="preserve"> professional level ka autonomous agent </w:t>
+      </w:r>
+      <w:proofErr w:type="spellStart"/>
+      <w:r>
+        <w:t>khara</w:t>
+      </w:r>
+      <w:proofErr w:type="spellEnd"/>
+      <w:r>
+        <w:t xml:space="preserve"> </w:t>
+      </w:r>
+      <w:proofErr w:type="spellStart"/>
+      <w:r>
+        <w:t>kar</w:t>
+      </w:r>
+      <w:proofErr w:type="spellEnd"/>
+      <w:r>
+        <w:t xml:space="preserve"> loge.</w:t>
+      </w:r>
+    </w:p>
+    <w:p>
+      <w:proofErr w:type="spellStart"/>
+      <w:r>
+        <w:t>Kyunki</w:t>
+      </w:r>
+      <w:proofErr w:type="spellEnd"/>
+      <w:r>
+        <w:t xml:space="preserve"> tum </w:t>
+      </w:r>
+      <w:proofErr w:type="spellStart"/>
+      <w:r>
+        <w:rPr>
+          <w:b/>
+          <w:bCs/>
+        </w:rPr>
+        <w:t>uv</w:t>
+      </w:r>
+      <w:proofErr w:type="spellEnd"/>
+      <w:r>
+        <w:rPr>
+          <w:b/>
+          <w:bCs/>
+        </w:rPr>
+        <w:t xml:space="preserve"> package manager</w:t>
+      </w:r>
+      <w:r>
+        <w:t xml:space="preserve">, </w:t>
+      </w:r>
+      <w:proofErr w:type="spellStart"/>
       <w:r>
         <w:rPr>
           <w:b/>
@@ -28,9 +155,11 @@
         </w:rPr>
         <w:t>FastAPI</w:t>
       </w:r>
+      <w:proofErr w:type="spellEnd"/>
       <w:r>
         <w:t xml:space="preserve">, aur </w:t>
       </w:r>
+      <w:proofErr w:type="spellStart"/>
       <w:r>
         <w:rPr>
           <w:b/>
@@ -38,8 +167,145 @@
         </w:rPr>
         <w:t>SQLAlchemy</w:t>
       </w:r>
-      <w:r>
-        <w:t xml:space="preserve"> se pehle se waqif ho, hum shuruat ke dino me bohot tezi se agay barhein ge aur asli waqt un components ko dein ge jo tumhare liye naye hain (jaise Celery, IMAP threading, aur multi-mailbox architecture).</w:t>
+      <w:proofErr w:type="spellEnd"/>
+      <w:r>
+        <w:t xml:space="preserve"> se </w:t>
+      </w:r>
+      <w:proofErr w:type="spellStart"/>
+      <w:r>
+        <w:t>pehle</w:t>
+      </w:r>
+      <w:proofErr w:type="spellEnd"/>
+      <w:r>
+        <w:t xml:space="preserve"> se waqif ho, hum </w:t>
+      </w:r>
+      <w:proofErr w:type="spellStart"/>
+      <w:r>
+        <w:t>shuruat</w:t>
+      </w:r>
+      <w:proofErr w:type="spellEnd"/>
+      <w:r>
+        <w:t xml:space="preserve"> </w:t>
+      </w:r>
+      <w:proofErr w:type="spellStart"/>
+      <w:r>
+        <w:t>ke</w:t>
+      </w:r>
+      <w:proofErr w:type="spellEnd"/>
+      <w:r>
+        <w:t xml:space="preserve"> dino me </w:t>
+      </w:r>
+      <w:proofErr w:type="spellStart"/>
+      <w:r>
+        <w:t>bohot</w:t>
+      </w:r>
+      <w:proofErr w:type="spellEnd"/>
+      <w:r>
+        <w:t xml:space="preserve"> </w:t>
+      </w:r>
+      <w:proofErr w:type="spellStart"/>
+      <w:r>
+        <w:t>tezi</w:t>
+      </w:r>
+      <w:proofErr w:type="spellEnd"/>
+      <w:r>
+        <w:t xml:space="preserve"> se </w:t>
+      </w:r>
+      <w:proofErr w:type="spellStart"/>
+      <w:r>
+        <w:t>agay</w:t>
+      </w:r>
+      <w:proofErr w:type="spellEnd"/>
+      <w:r>
+        <w:t xml:space="preserve"> </w:t>
+      </w:r>
+      <w:proofErr w:type="spellStart"/>
+      <w:r>
+        <w:t>barhein</w:t>
+      </w:r>
+      <w:proofErr w:type="spellEnd"/>
+      <w:r>
+        <w:t xml:space="preserve"> </w:t>
+      </w:r>
+      <w:proofErr w:type="spellStart"/>
+      <w:r>
+        <w:t>ge</w:t>
+      </w:r>
+      <w:proofErr w:type="spellEnd"/>
+      <w:r>
+        <w:t xml:space="preserve"> aur </w:t>
+      </w:r>
+      <w:proofErr w:type="spellStart"/>
+      <w:r>
+        <w:t>asli</w:t>
+      </w:r>
+      <w:proofErr w:type="spellEnd"/>
+      <w:r>
+        <w:t xml:space="preserve"> </w:t>
+      </w:r>
+      <w:proofErr w:type="spellStart"/>
+      <w:r>
+        <w:t>waqt</w:t>
+      </w:r>
+      <w:proofErr w:type="spellEnd"/>
+      <w:r>
+        <w:t xml:space="preserve"> un components ko </w:t>
+      </w:r>
+      <w:proofErr w:type="spellStart"/>
+      <w:r>
+        <w:t>dein</w:t>
+      </w:r>
+      <w:proofErr w:type="spellEnd"/>
+      <w:r>
+        <w:t xml:space="preserve"> </w:t>
+      </w:r>
+      <w:proofErr w:type="spellStart"/>
+      <w:r>
+        <w:t>ge</w:t>
+      </w:r>
+      <w:proofErr w:type="spellEnd"/>
+      <w:r>
+        <w:t xml:space="preserve"> jo </w:t>
+      </w:r>
+      <w:proofErr w:type="spellStart"/>
+      <w:r>
+        <w:t>tumhare</w:t>
+      </w:r>
+      <w:proofErr w:type="spellEnd"/>
+      <w:r>
+        <w:t xml:space="preserve"> </w:t>
+      </w:r>
+      <w:proofErr w:type="spellStart"/>
+      <w:r>
+        <w:t>liye</w:t>
+      </w:r>
+      <w:proofErr w:type="spellEnd"/>
+      <w:r>
+        <w:t xml:space="preserve"> </w:t>
+      </w:r>
+      <w:proofErr w:type="spellStart"/>
+      <w:r>
+        <w:t>naye</w:t>
+      </w:r>
+      <w:proofErr w:type="spellEnd"/>
+      <w:r>
+        <w:t xml:space="preserve"> </w:t>
+      </w:r>
+      <w:proofErr w:type="spellStart"/>
+      <w:r>
+        <w:t>hain</w:t>
+      </w:r>
+      <w:proofErr w:type="spellEnd"/>
+      <w:r>
+        <w:t xml:space="preserve"> (</w:t>
+      </w:r>
+      <w:proofErr w:type="spellStart"/>
+      <w:r>
+        <w:t>jaise</w:t>
+      </w:r>
+      <w:proofErr w:type="spellEnd"/>
+      <w:r>
+        <w:t xml:space="preserve"> Celery, IMAP threading, aur multi-mailbox architecture).</w:t>
       </w:r>
     </w:p>
     <w:p>
@@ -205,7 +471,55 @@
           <w:b/>
           <w:bCs/>
         </w:rPr>
-        <w:t>Kya kaam karna hai:</w:t>
+        <w:t xml:space="preserve">Kya </w:t>
+      </w:r>
+      <w:proofErr w:type="spellStart"/>
+      <w:r>
+        <w:rPr>
+          <w:b/>
+          <w:bCs/>
+        </w:rPr>
+        <w:t>kaam</w:t>
+      </w:r>
+      <w:proofErr w:type="spellEnd"/>
+      <w:r>
+        <w:rPr>
+          <w:b/>
+          <w:bCs/>
+        </w:rPr>
+        <w:t xml:space="preserve"> </w:t>
+      </w:r>
+      <w:proofErr w:type="spellStart"/>
+      <w:r>
+        <w:rPr>
+          <w:b/>
+          <w:bCs/>
+        </w:rPr>
+        <w:t>karna</w:t>
+      </w:r>
+      <w:proofErr w:type="spellEnd"/>
+      <w:r>
+        <w:rPr>
+          <w:b/>
+          <w:bCs/>
+        </w:rPr>
+        <w:t xml:space="preserve"> </w:t>
+      </w:r>
+      <w:proofErr w:type="spellStart"/>
+      <w:r>
+        <w:rPr>
+          <w:b/>
+          <w:bCs/>
+        </w:rPr>
+        <w:t>hai</w:t>
+      </w:r>
+      <w:proofErr w:type="spellEnd"/>
+      <w:r>
+        <w:rPr>
+          <w:b/>
+          <w:bCs/>
+        </w:rPr>
+        <w:t>:</w:t>
       </w:r>
     </w:p>
     <w:p>
@@ -215,8 +529,69 @@
           <w:numId w:val="6"/>
         </w:numPr>
       </w:pPr>
-      <w:r>
-        <w:t>uv ke zariye project directory initialize karni hai aur aik clean, scannable backend workspace banana hai.</w:t>
+      <w:proofErr w:type="spellStart"/>
+      <w:r>
+        <w:t>uv</w:t>
+      </w:r>
+      <w:proofErr w:type="spellEnd"/>
+      <w:r>
+        <w:t xml:space="preserve"> </w:t>
+      </w:r>
+      <w:proofErr w:type="spellStart"/>
+      <w:r>
+        <w:t>ke</w:t>
+      </w:r>
+      <w:proofErr w:type="spellEnd"/>
+      <w:r>
+        <w:t xml:space="preserve"> </w:t>
+      </w:r>
+      <w:proofErr w:type="spellStart"/>
+      <w:r>
+        <w:t>zariye</w:t>
+      </w:r>
+      <w:proofErr w:type="spellEnd"/>
+      <w:r>
+        <w:t xml:space="preserve"> project directory </w:t>
+      </w:r>
+      <w:proofErr w:type="gramStart"/>
+      <w:r>
+        <w:t>initialize</w:t>
+      </w:r>
+      <w:proofErr w:type="gramEnd"/>
+      <w:r>
+        <w:t xml:space="preserve"> </w:t>
+      </w:r>
+      <w:proofErr w:type="spellStart"/>
+      <w:r>
+        <w:t>karni</w:t>
+      </w:r>
+      <w:proofErr w:type="spellEnd"/>
+      <w:r>
+        <w:t xml:space="preserve"> </w:t>
+      </w:r>
+      <w:proofErr w:type="spellStart"/>
+      <w:r>
+        <w:t>hai</w:t>
+      </w:r>
+      <w:proofErr w:type="spellEnd"/>
+      <w:r>
+        <w:t xml:space="preserve"> aur </w:t>
+      </w:r>
+      <w:proofErr w:type="spellStart"/>
+      <w:r>
+        <w:t>aik</w:t>
+      </w:r>
+      <w:proofErr w:type="spellEnd"/>
+      <w:r>
+        <w:t xml:space="preserve"> clean, scannable backend workspace banana </w:t>
+      </w:r>
+      <w:proofErr w:type="spellStart"/>
+      <w:r>
+        <w:t>hai</w:t>
+      </w:r>
+      <w:proofErr w:type="spellEnd"/>
+      <w:r>
+        <w:t>.</w:t>
       </w:r>
     </w:p>
     <w:p>
@@ -227,7 +602,31 @@
         </w:numPr>
       </w:pPr>
       <w:r>
-        <w:t xml:space="preserve">Docker and Docker-Compose setup karna hai jo tumhare local computer par isolated </w:t>
+        <w:t xml:space="preserve">Docker and Docker-Compose setup </w:t>
+      </w:r>
+      <w:proofErr w:type="spellStart"/>
+      <w:r>
+        <w:t>karna</w:t>
+      </w:r>
+      <w:proofErr w:type="spellEnd"/>
+      <w:r>
+        <w:t xml:space="preserve"> </w:t>
+      </w:r>
+      <w:proofErr w:type="spellStart"/>
+      <w:r>
+        <w:t>hai</w:t>
+      </w:r>
+      <w:proofErr w:type="spellEnd"/>
+      <w:r>
+        <w:t xml:space="preserve"> jo </w:t>
+      </w:r>
+      <w:proofErr w:type="spellStart"/>
+      <w:r>
+        <w:t>tumhare</w:t>
+      </w:r>
+      <w:proofErr w:type="spellEnd"/>
+      <w:r>
+        <w:t xml:space="preserve"> local computer par isolated </w:t>
       </w:r>
       <w:r>
         <w:rPr>
@@ -247,7 +646,23 @@
         <w:t>Redis</w:t>
       </w:r>
       <w:r>
-        <w:t xml:space="preserve"> khara karega.</w:t>
+        <w:t xml:space="preserve"> </w:t>
+      </w:r>
+      <w:proofErr w:type="spellStart"/>
+      <w:r>
+        <w:t>khara</w:t>
+      </w:r>
+      <w:proofErr w:type="spellEnd"/>
+      <w:r>
+        <w:t xml:space="preserve"> </w:t>
+      </w:r>
+      <w:proofErr w:type="spellStart"/>
+      <w:r>
+        <w:t>karega</w:t>
+      </w:r>
+      <w:proofErr w:type="spellEnd"/>
+      <w:r>
+        <w:t>.</w:t>
       </w:r>
     </w:p>
     <w:p>
@@ -262,7 +677,55 @@
           <w:b/>
           <w:bCs/>
         </w:rPr>
-        <w:t>Kaise kaam karna hai:</w:t>
+        <w:t xml:space="preserve">Kaise </w:t>
+      </w:r>
+      <w:proofErr w:type="spellStart"/>
+      <w:r>
+        <w:rPr>
+          <w:b/>
+          <w:bCs/>
+        </w:rPr>
+        <w:t>kaam</w:t>
+      </w:r>
+      <w:proofErr w:type="spellEnd"/>
+      <w:r>
+        <w:rPr>
+          <w:b/>
+          <w:bCs/>
+        </w:rPr>
+        <w:t xml:space="preserve"> </w:t>
+      </w:r>
+      <w:proofErr w:type="spellStart"/>
+      <w:r>
+        <w:rPr>
+          <w:b/>
+          <w:bCs/>
+        </w:rPr>
+        <w:t>karna</w:t>
+      </w:r>
+      <w:proofErr w:type="spellEnd"/>
+      <w:r>
+        <w:rPr>
+          <w:b/>
+          <w:bCs/>
+        </w:rPr>
+        <w:t xml:space="preserve"> </w:t>
+      </w:r>
+      <w:proofErr w:type="spellStart"/>
+      <w:r>
+        <w:rPr>
+          <w:b/>
+          <w:bCs/>
+        </w:rPr>
+        <w:t>hai</w:t>
+      </w:r>
+      <w:proofErr w:type="spellEnd"/>
+      <w:r>
+        <w:rPr>
+          <w:b/>
+          <w:bCs/>
+        </w:rPr>
+        <w:t>:</w:t>
       </w:r>
     </w:p>
     <w:p>
@@ -273,7 +736,15 @@
         </w:numPr>
       </w:pPr>
       <w:r>
-        <w:t>Aik root folder banao ai-outreach-agent.</w:t>
+        <w:t xml:space="preserve">Aik root folder </w:t>
+      </w:r>
+      <w:proofErr w:type="spellStart"/>
+      <w:r>
+        <w:t>banao</w:t>
+      </w:r>
+      <w:proofErr w:type="spellEnd"/>
+      <w:r>
+        <w:t xml:space="preserve"> ai-outreach-agent.</w:t>
       </w:r>
     </w:p>
     <w:p>
@@ -283,8 +754,53 @@
           <w:numId w:val="6"/>
         </w:numPr>
       </w:pPr>
-      <w:r>
-        <w:t>uv init chalao virtual environment banane ke liye.</w:t>
+      <w:proofErr w:type="spellStart"/>
+      <w:r>
+        <w:t>uv</w:t>
+      </w:r>
+      <w:proofErr w:type="spellEnd"/>
+      <w:r>
+        <w:t xml:space="preserve"> </w:t>
+      </w:r>
+      <w:proofErr w:type="spellStart"/>
+      <w:r>
+        <w:t>init</w:t>
+      </w:r>
+      <w:proofErr w:type="spellEnd"/>
+      <w:r>
+        <w:t xml:space="preserve"> </w:t>
+      </w:r>
+      <w:proofErr w:type="spellStart"/>
+      <w:r>
+        <w:t>chalao</w:t>
+      </w:r>
+      <w:proofErr w:type="spellEnd"/>
+      <w:r>
+        <w:t xml:space="preserve"> virtual environment </w:t>
+      </w:r>
+      <w:proofErr w:type="spellStart"/>
+      <w:r>
+        <w:t>banane</w:t>
+      </w:r>
+      <w:proofErr w:type="spellEnd"/>
+      <w:r>
+        <w:t xml:space="preserve"> </w:t>
+      </w:r>
+      <w:proofErr w:type="spellStart"/>
+      <w:r>
+        <w:t>ke</w:t>
+      </w:r>
+      <w:proofErr w:type="spellEnd"/>
+      <w:r>
+        <w:t xml:space="preserve"> </w:t>
+      </w:r>
+      <w:proofErr w:type="spellStart"/>
+      <w:r>
+        <w:t>liye</w:t>
+      </w:r>
+      <w:proofErr w:type="spellEnd"/>
+      <w:r>
+        <w:t>.</w:t>
       </w:r>
     </w:p>
     <w:p>
@@ -295,7 +811,47 @@
         </w:numPr>
       </w:pPr>
       <w:r>
-        <w:t>docker-compose.yml file likho jisme Postgres aur Redis ke services hoon. Local ports map karo (Postgres: 5432, Redis: 6379).</w:t>
+        <w:t>docker-</w:t>
+      </w:r>
+      <w:proofErr w:type="spellStart"/>
+      <w:r>
+        <w:t>compose.yml</w:t>
+      </w:r>
+      <w:proofErr w:type="spellEnd"/>
+      <w:r>
+        <w:t xml:space="preserve"> file </w:t>
+      </w:r>
+      <w:proofErr w:type="spellStart"/>
+      <w:r>
+        <w:t>likho</w:t>
+      </w:r>
+      <w:proofErr w:type="spellEnd"/>
+      <w:r>
+        <w:t xml:space="preserve"> </w:t>
+      </w:r>
+      <w:proofErr w:type="spellStart"/>
+      <w:r>
+        <w:t>jisme</w:t>
+      </w:r>
+      <w:proofErr w:type="spellEnd"/>
+      <w:r>
+        <w:t xml:space="preserve"> Postgres aur Redis </w:t>
+      </w:r>
+      <w:proofErr w:type="spellStart"/>
+      <w:r>
+        <w:t>ke</w:t>
+      </w:r>
+      <w:proofErr w:type="spellEnd"/>
+      <w:r>
+        <w:t xml:space="preserve"> services </w:t>
+      </w:r>
+      <w:proofErr w:type="spellStart"/>
+      <w:r>
+        <w:t>hoon</w:t>
+      </w:r>
+      <w:proofErr w:type="spellEnd"/>
+      <w:r>
+        <w:t>. Local ports map karo (Postgres: 5432, Redis: 6379).</w:t>
       </w:r>
     </w:p>
     <w:p>
@@ -310,7 +866,55 @@
           <w:b/>
           <w:bCs/>
         </w:rPr>
-        <w:t>Kya knowledge chahiye aur kahan se milega:</w:t>
+        <w:t xml:space="preserve">Kya knowledge </w:t>
+      </w:r>
+      <w:proofErr w:type="spellStart"/>
+      <w:r>
+        <w:rPr>
+          <w:b/>
+          <w:bCs/>
+        </w:rPr>
+        <w:t>chahiye</w:t>
+      </w:r>
+      <w:proofErr w:type="spellEnd"/>
+      <w:r>
+        <w:rPr>
+          <w:b/>
+          <w:bCs/>
+        </w:rPr>
+        <w:t xml:space="preserve"> aur </w:t>
+      </w:r>
+      <w:proofErr w:type="spellStart"/>
+      <w:r>
+        <w:rPr>
+          <w:b/>
+          <w:bCs/>
+        </w:rPr>
+        <w:t>kahan</w:t>
+      </w:r>
+      <w:proofErr w:type="spellEnd"/>
+      <w:r>
+        <w:rPr>
+          <w:b/>
+          <w:bCs/>
+        </w:rPr>
+        <w:t xml:space="preserve"> se </w:t>
+      </w:r>
+      <w:proofErr w:type="spellStart"/>
+      <w:r>
+        <w:rPr>
+          <w:b/>
+          <w:bCs/>
+        </w:rPr>
+        <w:t>milega</w:t>
+      </w:r>
+      <w:proofErr w:type="spellEnd"/>
+      <w:r>
+        <w:rPr>
+          <w:b/>
+          <w:bCs/>
+        </w:rPr>
+        <w:t>:</w:t>
       </w:r>
     </w:p>
     <w:p>
@@ -328,7 +932,55 @@
         <w:t>Docker-compose multi-container setup:</w:t>
       </w:r>
       <w:r>
-        <w:t xml:space="preserve"> Docker ki official documentation (Get Started guide) ya freeCodeCamp ka Docker tutorial dekh lo bas ports aur environment variables (POSTGRES_USER, POSTGRES_PASSWORD) samajhne ke liye.</w:t>
+        <w:t xml:space="preserve"> Docker ki official documentation (Get Started guide) </w:t>
+      </w:r>
+      <w:proofErr w:type="spellStart"/>
+      <w:r>
+        <w:t>ya</w:t>
+      </w:r>
+      <w:proofErr w:type="spellEnd"/>
+      <w:r>
+        <w:t xml:space="preserve"> </w:t>
+      </w:r>
+      <w:proofErr w:type="spellStart"/>
+      <w:r>
+        <w:t>freeCodeCamp</w:t>
+      </w:r>
+      <w:proofErr w:type="spellEnd"/>
+      <w:r>
+        <w:t xml:space="preserve"> ka Docker tutorial </w:t>
+      </w:r>
+      <w:proofErr w:type="spellStart"/>
+      <w:r>
+        <w:t>dekh</w:t>
+      </w:r>
+      <w:proofErr w:type="spellEnd"/>
+      <w:r>
+        <w:t xml:space="preserve"> lo bas ports aur environment variables (POSTGRES_USER, POSTGRES_PASSWORD) </w:t>
+      </w:r>
+      <w:proofErr w:type="spellStart"/>
+      <w:r>
+        <w:t>samajhne</w:t>
+      </w:r>
+      <w:proofErr w:type="spellEnd"/>
+      <w:r>
+        <w:t xml:space="preserve"> </w:t>
+      </w:r>
+      <w:proofErr w:type="spellStart"/>
+      <w:r>
+        <w:t>ke</w:t>
+      </w:r>
+      <w:proofErr w:type="spellEnd"/>
+      <w:r>
+        <w:t xml:space="preserve"> </w:t>
+      </w:r>
+      <w:proofErr w:type="spellStart"/>
+      <w:r>
+        <w:t>liye</w:t>
+      </w:r>
+      <w:proofErr w:type="spellEnd"/>
+      <w:r>
+        <w:t>.</w:t>
       </w:r>
     </w:p>
     <w:p>
@@ -344,7 +996,23 @@
           <w:bCs/>
         </w:rPr>
         <w:lastRenderedPageBreak/>
-        <w:t>Day 2: FastAPI Architecture &amp; Health Check Config</w:t>
+        <w:t xml:space="preserve">Day 2: </w:t>
+      </w:r>
+      <w:proofErr w:type="spellStart"/>
+      <w:r>
+        <w:rPr>
+          <w:b/>
+          <w:bCs/>
+        </w:rPr>
+        <w:t>FastAPI</w:t>
+      </w:r>
+      <w:proofErr w:type="spellEnd"/>
+      <w:r>
+        <w:rPr>
+          <w:b/>
+          <w:bCs/>
+        </w:rPr>
+        <w:t xml:space="preserve"> Architecture &amp; Health Check Config</w:t>
       </w:r>
     </w:p>
     <w:p>
@@ -359,7 +1027,55 @@
           <w:b/>
           <w:bCs/>
         </w:rPr>
-        <w:t>Kya kaam karna hai:</w:t>
+        <w:t xml:space="preserve">Kya </w:t>
+      </w:r>
+      <w:proofErr w:type="spellStart"/>
+      <w:r>
+        <w:rPr>
+          <w:b/>
+          <w:bCs/>
+        </w:rPr>
+        <w:t>kaam</w:t>
+      </w:r>
+      <w:proofErr w:type="spellEnd"/>
+      <w:r>
+        <w:rPr>
+          <w:b/>
+          <w:bCs/>
+        </w:rPr>
+        <w:t xml:space="preserve"> </w:t>
+      </w:r>
+      <w:proofErr w:type="spellStart"/>
+      <w:r>
+        <w:rPr>
+          <w:b/>
+          <w:bCs/>
+        </w:rPr>
+        <w:t>karna</w:t>
+      </w:r>
+      <w:proofErr w:type="spellEnd"/>
+      <w:r>
+        <w:rPr>
+          <w:b/>
+          <w:bCs/>
+        </w:rPr>
+        <w:t xml:space="preserve"> </w:t>
+      </w:r>
+      <w:proofErr w:type="spellStart"/>
+      <w:r>
+        <w:rPr>
+          <w:b/>
+          <w:bCs/>
+        </w:rPr>
+        <w:t>hai</w:t>
+      </w:r>
+      <w:proofErr w:type="spellEnd"/>
+      <w:r>
+        <w:rPr>
+          <w:b/>
+          <w:bCs/>
+        </w:rPr>
+        <w:t>:</w:t>
       </w:r>
     </w:p>
     <w:p>
@@ -369,8 +1085,21 @@
           <w:numId w:val="7"/>
         </w:numPr>
       </w:pPr>
-      <w:r>
-        <w:t>FastAPI application ka structural boilerplate (skeleton) banana hai jo production standard par ho.</w:t>
+      <w:proofErr w:type="spellStart"/>
+      <w:r>
+        <w:t>FastAPI</w:t>
+      </w:r>
+      <w:proofErr w:type="spellEnd"/>
+      <w:r>
+        <w:t xml:space="preserve"> application ka structural boilerplate (skeleton) banana </w:t>
+      </w:r>
+      <w:proofErr w:type="spellStart"/>
+      <w:r>
+        <w:t>hai</w:t>
+      </w:r>
+      <w:proofErr w:type="spellEnd"/>
+      <w:r>
+        <w:t xml:space="preserve"> jo production standard par ho.</w:t>
       </w:r>
     </w:p>
     <w:p>
@@ -381,7 +1110,47 @@
         </w:numPr>
       </w:pPr>
       <w:r>
-        <w:t>Database connection layer (SessionLocal) configure karni hai using SQLAlchemy.</w:t>
+        <w:t>Database connection layer (</w:t>
+      </w:r>
+      <w:proofErr w:type="spellStart"/>
+      <w:r>
+        <w:t>SessionLocal</w:t>
+      </w:r>
+      <w:proofErr w:type="spellEnd"/>
+      <w:r>
+        <w:t xml:space="preserve">) </w:t>
+      </w:r>
+      <w:proofErr w:type="gramStart"/>
+      <w:r>
+        <w:t>configure</w:t>
+      </w:r>
+      <w:proofErr w:type="gramEnd"/>
+      <w:r>
+        <w:t xml:space="preserve"> </w:t>
+      </w:r>
+      <w:proofErr w:type="spellStart"/>
+      <w:r>
+        <w:t>karni</w:t>
+      </w:r>
+      <w:proofErr w:type="spellEnd"/>
+      <w:r>
+        <w:t xml:space="preserve"> </w:t>
+      </w:r>
+      <w:proofErr w:type="spellStart"/>
+      <w:r>
+        <w:t>hai</w:t>
+      </w:r>
+      <w:proofErr w:type="spellEnd"/>
+      <w:r>
+        <w:t xml:space="preserve"> using </w:t>
+      </w:r>
+      <w:proofErr w:type="spellStart"/>
+      <w:r>
+        <w:t>SQLAlchemy</w:t>
+      </w:r>
+      <w:proofErr w:type="spellEnd"/>
+      <w:r>
+        <w:t>.</w:t>
       </w:r>
     </w:p>
     <w:p>
@@ -396,7 +1165,55 @@
           <w:b/>
           <w:bCs/>
         </w:rPr>
-        <w:t>Kaise kaam karna hai:</w:t>
+        <w:t xml:space="preserve">Kaise </w:t>
+      </w:r>
+      <w:proofErr w:type="spellStart"/>
+      <w:r>
+        <w:rPr>
+          <w:b/>
+          <w:bCs/>
+        </w:rPr>
+        <w:t>kaam</w:t>
+      </w:r>
+      <w:proofErr w:type="spellEnd"/>
+      <w:r>
+        <w:rPr>
+          <w:b/>
+          <w:bCs/>
+        </w:rPr>
+        <w:t xml:space="preserve"> </w:t>
+      </w:r>
+      <w:proofErr w:type="spellStart"/>
+      <w:r>
+        <w:rPr>
+          <w:b/>
+          <w:bCs/>
+        </w:rPr>
+        <w:t>karna</w:t>
+      </w:r>
+      <w:proofErr w:type="spellEnd"/>
+      <w:r>
+        <w:rPr>
+          <w:b/>
+          <w:bCs/>
+        </w:rPr>
+        <w:t xml:space="preserve"> </w:t>
+      </w:r>
+      <w:proofErr w:type="spellStart"/>
+      <w:r>
+        <w:rPr>
+          <w:b/>
+          <w:bCs/>
+        </w:rPr>
+        <w:t>hai</w:t>
+      </w:r>
+      <w:proofErr w:type="spellEnd"/>
+      <w:r>
+        <w:rPr>
+          <w:b/>
+          <w:bCs/>
+        </w:rPr>
+        <w:t>:</w:t>
       </w:r>
     </w:p>
     <w:p>
@@ -407,7 +1224,15 @@
         </w:numPr>
       </w:pPr>
       <w:r>
-        <w:t>Folder structure set up karo: app/core, app/models, app/schemas, app/api, app/services.</w:t>
+        <w:t>Folder structure set up karo: app/core, app/models, app/schemas, app/</w:t>
+      </w:r>
+      <w:proofErr w:type="spellStart"/>
+      <w:r>
+        <w:t>api</w:t>
+      </w:r>
+      <w:proofErr w:type="spellEnd"/>
+      <w:r>
+        <w:t>, app/services.</w:t>
       </w:r>
     </w:p>
     <w:p>
@@ -418,7 +1243,31 @@
         </w:numPr>
       </w:pPr>
       <w:r>
-        <w:t>app/core/database.py banao jisme async engine layer setup ho (asyncpg or standard psycopg2 driver).</w:t>
+        <w:t xml:space="preserve">app/core/database.py </w:t>
+      </w:r>
+      <w:proofErr w:type="spellStart"/>
+      <w:r>
+        <w:t>banao</w:t>
+      </w:r>
+      <w:proofErr w:type="spellEnd"/>
+      <w:r>
+        <w:t xml:space="preserve"> </w:t>
+      </w:r>
+      <w:proofErr w:type="spellStart"/>
+      <w:r>
+        <w:t>jisme</w:t>
+      </w:r>
+      <w:proofErr w:type="spellEnd"/>
+      <w:r>
+        <w:t xml:space="preserve"> async engine layer setup ho (</w:t>
+      </w:r>
+      <w:proofErr w:type="spellStart"/>
+      <w:r>
+        <w:t>asyncpg</w:t>
+      </w:r>
+      <w:proofErr w:type="spellEnd"/>
+      <w:r>
+        <w:t xml:space="preserve"> or standard psycopg2 driver).</w:t>
       </w:r>
     </w:p>
     <w:p>
@@ -429,7 +1278,55 @@
         </w:numPr>
       </w:pPr>
       <w:r>
-        <w:t>Aik simple /api/v1/health endpoint banao jo return kare ke API aur database dono live hain.</w:t>
+        <w:t>Aik simple /</w:t>
+      </w:r>
+      <w:proofErr w:type="spellStart"/>
+      <w:r>
+        <w:t>api</w:t>
+      </w:r>
+      <w:proofErr w:type="spellEnd"/>
+      <w:r>
+        <w:t xml:space="preserve">/v1/health endpoint </w:t>
+      </w:r>
+      <w:proofErr w:type="spellStart"/>
+      <w:r>
+        <w:t>banao</w:t>
+      </w:r>
+      <w:proofErr w:type="spellEnd"/>
+      <w:r>
+        <w:t xml:space="preserve"> jo return </w:t>
+      </w:r>
+      <w:proofErr w:type="spellStart"/>
+      <w:r>
+        <w:t>kare</w:t>
+      </w:r>
+      <w:proofErr w:type="spellEnd"/>
+      <w:r>
+        <w:t xml:space="preserve"> </w:t>
+      </w:r>
+      <w:proofErr w:type="spellStart"/>
+      <w:r>
+        <w:t>ke</w:t>
+      </w:r>
+      <w:proofErr w:type="spellEnd"/>
+      <w:r>
+        <w:t xml:space="preserve"> API aur database </w:t>
+      </w:r>
+      <w:proofErr w:type="spellStart"/>
+      <w:r>
+        <w:t>dono</w:t>
+      </w:r>
+      <w:proofErr w:type="spellEnd"/>
+      <w:r>
+        <w:t xml:space="preserve"> live </w:t>
+      </w:r>
+      <w:proofErr w:type="spellStart"/>
+      <w:r>
+        <w:t>hain</w:t>
+      </w:r>
+      <w:proofErr w:type="spellEnd"/>
+      <w:r>
+        <w:t>.</w:t>
       </w:r>
     </w:p>
     <w:p>
@@ -444,7 +1341,55 @@
           <w:b/>
           <w:bCs/>
         </w:rPr>
-        <w:t>Kya knowledge chahiye aur kahan se milega:</w:t>
+        <w:t xml:space="preserve">Kya knowledge </w:t>
+      </w:r>
+      <w:proofErr w:type="spellStart"/>
+      <w:r>
+        <w:rPr>
+          <w:b/>
+          <w:bCs/>
+        </w:rPr>
+        <w:t>chahiye</w:t>
+      </w:r>
+      <w:proofErr w:type="spellEnd"/>
+      <w:r>
+        <w:rPr>
+          <w:b/>
+          <w:bCs/>
+        </w:rPr>
+        <w:t xml:space="preserve"> aur </w:t>
+      </w:r>
+      <w:proofErr w:type="spellStart"/>
+      <w:r>
+        <w:rPr>
+          <w:b/>
+          <w:bCs/>
+        </w:rPr>
+        <w:t>kahan</w:t>
+      </w:r>
+      <w:proofErr w:type="spellEnd"/>
+      <w:r>
+        <w:rPr>
+          <w:b/>
+          <w:bCs/>
+        </w:rPr>
+        <w:t xml:space="preserve"> se </w:t>
+      </w:r>
+      <w:proofErr w:type="spellStart"/>
+      <w:r>
+        <w:rPr>
+          <w:b/>
+          <w:bCs/>
+        </w:rPr>
+        <w:t>milega</w:t>
+      </w:r>
+      <w:proofErr w:type="spellEnd"/>
+      <w:r>
+        <w:rPr>
+          <w:b/>
+          <w:bCs/>
+        </w:rPr>
+        <w:t>:</w:t>
       </w:r>
     </w:p>
     <w:p>
@@ -454,15 +1399,80 @@
           <w:numId w:val="7"/>
         </w:numPr>
       </w:pPr>
+      <w:proofErr w:type="spellStart"/>
       <w:r>
         <w:rPr>
           <w:i/>
           <w:iCs/>
         </w:rPr>
-        <w:t>FastAPI Advanced Structure:</w:t>
-      </w:r>
-      <w:r>
-        <w:t xml:space="preserve"> FastAPI documentation ka "Bigger Applications" section dekho jahan routers aur config files alag kiye jaate hain.</w:t>
+        <w:t>FastAPI</w:t>
+      </w:r>
+      <w:proofErr w:type="spellEnd"/>
+      <w:r>
+        <w:rPr>
+          <w:i/>
+          <w:iCs/>
+        </w:rPr>
+        <w:t xml:space="preserve"> Advanced Structure:</w:t>
+      </w:r>
+      <w:r>
+        <w:t xml:space="preserve"> </w:t>
+      </w:r>
+      <w:proofErr w:type="spellStart"/>
+      <w:r>
+        <w:t>FastAPI</w:t>
+      </w:r>
+      <w:proofErr w:type="spellEnd"/>
+      <w:r>
+        <w:t xml:space="preserve"> documentation ka "Bigger Applications" section </w:t>
+      </w:r>
+      <w:proofErr w:type="spellStart"/>
+      <w:r>
+        <w:t>dekho</w:t>
+      </w:r>
+      <w:proofErr w:type="spellEnd"/>
+      <w:r>
+        <w:t xml:space="preserve"> </w:t>
+      </w:r>
+      <w:proofErr w:type="spellStart"/>
+      <w:r>
+        <w:t>jahan</w:t>
+      </w:r>
+      <w:proofErr w:type="spellEnd"/>
+      <w:r>
+        <w:t xml:space="preserve"> routers aur config files </w:t>
+      </w:r>
+      <w:proofErr w:type="spellStart"/>
+      <w:r>
+        <w:t>alag</w:t>
+      </w:r>
+      <w:proofErr w:type="spellEnd"/>
+      <w:r>
+        <w:t xml:space="preserve"> </w:t>
+      </w:r>
+      <w:proofErr w:type="spellStart"/>
+      <w:r>
+        <w:t>kiye</w:t>
+      </w:r>
+      <w:proofErr w:type="spellEnd"/>
+      <w:r>
+        <w:t xml:space="preserve"> </w:t>
+      </w:r>
+      <w:proofErr w:type="spellStart"/>
+      <w:r>
+        <w:t>jaate</w:t>
+      </w:r>
+      <w:proofErr w:type="spellEnd"/>
+      <w:r>
+        <w:t xml:space="preserve"> </w:t>
+      </w:r>
+      <w:proofErr w:type="spellStart"/>
+      <w:r>
+        <w:t>hain</w:t>
+      </w:r>
+      <w:proofErr w:type="spellEnd"/>
+      <w:r>
+        <w:t>.</w:t>
       </w:r>
     </w:p>
     <w:p>
@@ -492,7 +1502,55 @@
           <w:b/>
           <w:bCs/>
         </w:rPr>
-        <w:t>Kya kaam karna hai:</w:t>
+        <w:t xml:space="preserve">Kya </w:t>
+      </w:r>
+      <w:proofErr w:type="spellStart"/>
+      <w:r>
+        <w:rPr>
+          <w:b/>
+          <w:bCs/>
+        </w:rPr>
+        <w:t>kaam</w:t>
+      </w:r>
+      <w:proofErr w:type="spellEnd"/>
+      <w:r>
+        <w:rPr>
+          <w:b/>
+          <w:bCs/>
+        </w:rPr>
+        <w:t xml:space="preserve"> </w:t>
+      </w:r>
+      <w:proofErr w:type="spellStart"/>
+      <w:r>
+        <w:rPr>
+          <w:b/>
+          <w:bCs/>
+        </w:rPr>
+        <w:t>karna</w:t>
+      </w:r>
+      <w:proofErr w:type="spellEnd"/>
+      <w:r>
+        <w:rPr>
+          <w:b/>
+          <w:bCs/>
+        </w:rPr>
+        <w:t xml:space="preserve"> </w:t>
+      </w:r>
+      <w:proofErr w:type="spellStart"/>
+      <w:r>
+        <w:rPr>
+          <w:b/>
+          <w:bCs/>
+        </w:rPr>
+        <w:t>hai</w:t>
+      </w:r>
+      <w:proofErr w:type="spellEnd"/>
+      <w:r>
+        <w:rPr>
+          <w:b/>
+          <w:bCs/>
+        </w:rPr>
+        <w:t>:</w:t>
       </w:r>
     </w:p>
     <w:p>
@@ -503,7 +1561,63 @@
         </w:numPr>
       </w:pPr>
       <w:r>
-        <w:t>System ke core data models design karne hain jo multi-mailbox, lead statuses, aur interaction history ko smoothly hold karein (3NF form ko zehan me rakhte huwe).</w:t>
+        <w:t xml:space="preserve">System </w:t>
+      </w:r>
+      <w:proofErr w:type="spellStart"/>
+      <w:r>
+        <w:t>ke</w:t>
+      </w:r>
+      <w:proofErr w:type="spellEnd"/>
+      <w:r>
+        <w:t xml:space="preserve"> core data models design </w:t>
+      </w:r>
+      <w:proofErr w:type="spellStart"/>
+      <w:r>
+        <w:t>karne</w:t>
+      </w:r>
+      <w:proofErr w:type="spellEnd"/>
+      <w:r>
+        <w:t xml:space="preserve"> </w:t>
+      </w:r>
+      <w:proofErr w:type="spellStart"/>
+      <w:r>
+        <w:t>hain</w:t>
+      </w:r>
+      <w:proofErr w:type="spellEnd"/>
+      <w:r>
+        <w:t xml:space="preserve"> jo multi-mailbox, lead statuses, aur interaction history ko smoothly hold </w:t>
+      </w:r>
+      <w:proofErr w:type="spellStart"/>
+      <w:r>
+        <w:t>karein</w:t>
+      </w:r>
+      <w:proofErr w:type="spellEnd"/>
+      <w:r>
+        <w:t xml:space="preserve"> (3NF form ko </w:t>
+      </w:r>
+      <w:proofErr w:type="spellStart"/>
+      <w:r>
+        <w:t>zehan</w:t>
+      </w:r>
+      <w:proofErr w:type="spellEnd"/>
+      <w:r>
+        <w:t xml:space="preserve"> me </w:t>
+      </w:r>
+      <w:proofErr w:type="spellStart"/>
+      <w:r>
+        <w:t>rakhte</w:t>
+      </w:r>
+      <w:proofErr w:type="spellEnd"/>
+      <w:r>
+        <w:t xml:space="preserve"> </w:t>
+      </w:r>
+      <w:proofErr w:type="spellStart"/>
+      <w:r>
+        <w:t>huwe</w:t>
+      </w:r>
+      <w:proofErr w:type="spellEnd"/>
+      <w:r>
+        <w:t>).</w:t>
       </w:r>
     </w:p>
     <w:p>
@@ -518,7 +1632,55 @@
           <w:b/>
           <w:bCs/>
         </w:rPr>
-        <w:t>Kaise kaam karna hai:</w:t>
+        <w:t xml:space="preserve">Kaise </w:t>
+      </w:r>
+      <w:proofErr w:type="spellStart"/>
+      <w:r>
+        <w:rPr>
+          <w:b/>
+          <w:bCs/>
+        </w:rPr>
+        <w:t>kaam</w:t>
+      </w:r>
+      <w:proofErr w:type="spellEnd"/>
+      <w:r>
+        <w:rPr>
+          <w:b/>
+          <w:bCs/>
+        </w:rPr>
+        <w:t xml:space="preserve"> </w:t>
+      </w:r>
+      <w:proofErr w:type="spellStart"/>
+      <w:r>
+        <w:rPr>
+          <w:b/>
+          <w:bCs/>
+        </w:rPr>
+        <w:t>karna</w:t>
+      </w:r>
+      <w:proofErr w:type="spellEnd"/>
+      <w:r>
+        <w:rPr>
+          <w:b/>
+          <w:bCs/>
+        </w:rPr>
+        <w:t xml:space="preserve"> </w:t>
+      </w:r>
+      <w:proofErr w:type="spellStart"/>
+      <w:r>
+        <w:rPr>
+          <w:b/>
+          <w:bCs/>
+        </w:rPr>
+        <w:t>hai</w:t>
+      </w:r>
+      <w:proofErr w:type="spellEnd"/>
+      <w:r>
+        <w:rPr>
+          <w:b/>
+          <w:bCs/>
+        </w:rPr>
+        <w:t>:</w:t>
       </w:r>
     </w:p>
     <w:p>
@@ -529,7 +1691,23 @@
         </w:numPr>
       </w:pPr>
       <w:r>
-        <w:t>Paper ya Draw.io par tables ka relation banao.</w:t>
+        <w:t xml:space="preserve">Paper </w:t>
+      </w:r>
+      <w:proofErr w:type="spellStart"/>
+      <w:r>
+        <w:t>ya</w:t>
+      </w:r>
+      <w:proofErr w:type="spellEnd"/>
+      <w:r>
+        <w:t xml:space="preserve"> Draw.io par tables ka relation </w:t>
+      </w:r>
+      <w:proofErr w:type="spellStart"/>
+      <w:r>
+        <w:t>banao</w:t>
+      </w:r>
+      <w:proofErr w:type="spellEnd"/>
+      <w:r>
+        <w:t>.</w:t>
       </w:r>
     </w:p>
     <w:p>
@@ -547,7 +1725,15 @@
         <w:t>Leads Table:</w:t>
       </w:r>
       <w:r>
-        <w:t xml:space="preserve"> id, email (Unique), first_name, company, status (scraped, emailed, replied, unsubscribed).</w:t>
+        <w:t xml:space="preserve"> id, email (Unique), </w:t>
+      </w:r>
+      <w:proofErr w:type="spellStart"/>
+      <w:r>
+        <w:t>first_name</w:t>
+      </w:r>
+      <w:proofErr w:type="spellEnd"/>
+      <w:r>
+        <w:t>, company, status (scraped, emailed, replied, unsubscribed).</w:t>
       </w:r>
     </w:p>
     <w:p>
@@ -565,7 +1751,39 @@
         <w:t>Mailboxes Table:</w:t>
       </w:r>
       <w:r>
-        <w:t xml:space="preserve"> id, email, smtp_server, imap_server, daily_limit, sent_today_count.</w:t>
+        <w:t xml:space="preserve"> id, email, </w:t>
+      </w:r>
+      <w:proofErr w:type="spellStart"/>
+      <w:r>
+        <w:t>smtp_server</w:t>
+      </w:r>
+      <w:proofErr w:type="spellEnd"/>
+      <w:r>
+        <w:t xml:space="preserve">, </w:t>
+      </w:r>
+      <w:proofErr w:type="spellStart"/>
+      <w:r>
+        <w:t>imap_server</w:t>
+      </w:r>
+      <w:proofErr w:type="spellEnd"/>
+      <w:r>
+        <w:t xml:space="preserve">, </w:t>
+      </w:r>
+      <w:proofErr w:type="spellStart"/>
+      <w:r>
+        <w:t>daily_limit</w:t>
+      </w:r>
+      <w:proofErr w:type="spellEnd"/>
+      <w:r>
+        <w:t xml:space="preserve">, </w:t>
+      </w:r>
+      <w:proofErr w:type="spellStart"/>
+      <w:r>
+        <w:t>sent_today_count</w:t>
+      </w:r>
+      <w:proofErr w:type="spellEnd"/>
+      <w:r>
+        <w:t>.</w:t>
       </w:r>
     </w:p>
     <w:p>
@@ -599,7 +1817,55 @@
           <w:bCs/>
         </w:rPr>
         <w:lastRenderedPageBreak/>
-        <w:t>Kya knowledge chahiye aur kahan se milega:</w:t>
+        <w:t xml:space="preserve">Kya knowledge </w:t>
+      </w:r>
+      <w:proofErr w:type="spellStart"/>
+      <w:r>
+        <w:rPr>
+          <w:b/>
+          <w:bCs/>
+        </w:rPr>
+        <w:t>chahiye</w:t>
+      </w:r>
+      <w:proofErr w:type="spellEnd"/>
+      <w:r>
+        <w:rPr>
+          <w:b/>
+          <w:bCs/>
+        </w:rPr>
+        <w:t xml:space="preserve"> aur </w:t>
+      </w:r>
+      <w:proofErr w:type="spellStart"/>
+      <w:r>
+        <w:rPr>
+          <w:b/>
+          <w:bCs/>
+        </w:rPr>
+        <w:t>kahan</w:t>
+      </w:r>
+      <w:proofErr w:type="spellEnd"/>
+      <w:r>
+        <w:rPr>
+          <w:b/>
+          <w:bCs/>
+        </w:rPr>
+        <w:t xml:space="preserve"> se </w:t>
+      </w:r>
+      <w:proofErr w:type="spellStart"/>
+      <w:r>
+        <w:rPr>
+          <w:b/>
+          <w:bCs/>
+        </w:rPr>
+        <w:t>milega</w:t>
+      </w:r>
+      <w:proofErr w:type="spellEnd"/>
+      <w:r>
+        <w:rPr>
+          <w:b/>
+          <w:bCs/>
+        </w:rPr>
+        <w:t>:</w:t>
       </w:r>
     </w:p>
     <w:p>
@@ -610,22 +1876,78 @@
         </w:numPr>
       </w:pPr>
       <w:r>
-        <w:t>Wahi database knowledge jo tumne pehle normalization seekhne me use kiya tha—bas ensure karo ki data redundancy zero ho aur fields scalable hon.</w:t>
-      </w:r>
-    </w:p>
-    <w:p>
-      <w:pPr>
-        <w:rPr>
-          <w:b/>
-          <w:bCs/>
-        </w:rPr>
-      </w:pPr>
-      <w:r>
-        <w:rPr>
-          <w:b/>
-          <w:bCs/>
-        </w:rPr>
-        <w:t>Day 4: SQLAlchemy Models Implementation</w:t>
+        <w:t xml:space="preserve">Wahi database knowledge jo </w:t>
+      </w:r>
+      <w:proofErr w:type="spellStart"/>
+      <w:r>
+        <w:t>tumne</w:t>
+      </w:r>
+      <w:proofErr w:type="spellEnd"/>
+      <w:r>
+        <w:t xml:space="preserve"> </w:t>
+      </w:r>
+      <w:proofErr w:type="spellStart"/>
+      <w:r>
+        <w:t>pehle</w:t>
+      </w:r>
+      <w:proofErr w:type="spellEnd"/>
+      <w:r>
+        <w:t xml:space="preserve"> normalization </w:t>
+      </w:r>
+      <w:proofErr w:type="spellStart"/>
+      <w:r>
+        <w:t>seekhne</w:t>
+      </w:r>
+      <w:proofErr w:type="spellEnd"/>
+      <w:r>
+        <w:t xml:space="preserve"> me use </w:t>
+      </w:r>
+      <w:proofErr w:type="spellStart"/>
+      <w:r>
+        <w:t>kiya</w:t>
+      </w:r>
+      <w:proofErr w:type="spellEnd"/>
+      <w:r>
+        <w:t xml:space="preserve"> </w:t>
+      </w:r>
+      <w:proofErr w:type="spellStart"/>
+      <w:r>
+        <w:t>tha</w:t>
+      </w:r>
+      <w:proofErr w:type="spellEnd"/>
+      <w:r>
+        <w:t>—bas ensure karo ki data redundancy zero ho aur fields scalable hon.</w:t>
+      </w:r>
+    </w:p>
+    <w:p>
+      <w:pPr>
+        <w:rPr>
+          <w:b/>
+          <w:bCs/>
+        </w:rPr>
+      </w:pPr>
+      <w:r>
+        <w:rPr>
+          <w:b/>
+          <w:bCs/>
+        </w:rPr>
+        <w:t xml:space="preserve">Day 4: </w:t>
+      </w:r>
+      <w:proofErr w:type="spellStart"/>
+      <w:r>
+        <w:rPr>
+          <w:b/>
+          <w:bCs/>
+        </w:rPr>
+        <w:t>SQLAlchemy</w:t>
+      </w:r>
+      <w:proofErr w:type="spellEnd"/>
+      <w:r>
+        <w:rPr>
+          <w:b/>
+          <w:bCs/>
+        </w:rPr>
+        <w:t xml:space="preserve"> Models Implementation</w:t>
       </w:r>
     </w:p>
     <w:p>
@@ -640,7 +1962,55 @@
           <w:b/>
           <w:bCs/>
         </w:rPr>
-        <w:t>Kya kaam karna hai:</w:t>
+        <w:t xml:space="preserve">Kya </w:t>
+      </w:r>
+      <w:proofErr w:type="spellStart"/>
+      <w:r>
+        <w:rPr>
+          <w:b/>
+          <w:bCs/>
+        </w:rPr>
+        <w:t>kaam</w:t>
+      </w:r>
+      <w:proofErr w:type="spellEnd"/>
+      <w:r>
+        <w:rPr>
+          <w:b/>
+          <w:bCs/>
+        </w:rPr>
+        <w:t xml:space="preserve"> </w:t>
+      </w:r>
+      <w:proofErr w:type="spellStart"/>
+      <w:r>
+        <w:rPr>
+          <w:b/>
+          <w:bCs/>
+        </w:rPr>
+        <w:t>karna</w:t>
+      </w:r>
+      <w:proofErr w:type="spellEnd"/>
+      <w:r>
+        <w:rPr>
+          <w:b/>
+          <w:bCs/>
+        </w:rPr>
+        <w:t xml:space="preserve"> </w:t>
+      </w:r>
+      <w:proofErr w:type="spellStart"/>
+      <w:r>
+        <w:rPr>
+          <w:b/>
+          <w:bCs/>
+        </w:rPr>
+        <w:t>hai</w:t>
+      </w:r>
+      <w:proofErr w:type="spellEnd"/>
+      <w:r>
+        <w:rPr>
+          <w:b/>
+          <w:bCs/>
+        </w:rPr>
+        <w:t>:</w:t>
       </w:r>
     </w:p>
     <w:p>
@@ -651,7 +2021,39 @@
         </w:numPr>
       </w:pPr>
       <w:r>
-        <w:t>Day 3 wale schema ko actual Python classes (SQLAlchemy declarative models) me tabdeel karna hai.</w:t>
+        <w:t>Day 3 wale schema ko actual Python classes (</w:t>
+      </w:r>
+      <w:proofErr w:type="spellStart"/>
+      <w:r>
+        <w:t>SQLAlchemy</w:t>
+      </w:r>
+      <w:proofErr w:type="spellEnd"/>
+      <w:r>
+        <w:t xml:space="preserve"> declarative models) me </w:t>
+      </w:r>
+      <w:proofErr w:type="spellStart"/>
+      <w:r>
+        <w:t>tabdeel</w:t>
+      </w:r>
+      <w:proofErr w:type="spellEnd"/>
+      <w:r>
+        <w:t xml:space="preserve"> </w:t>
+      </w:r>
+      <w:proofErr w:type="spellStart"/>
+      <w:r>
+        <w:t>karna</w:t>
+      </w:r>
+      <w:proofErr w:type="spellEnd"/>
+      <w:r>
+        <w:t xml:space="preserve"> </w:t>
+      </w:r>
+      <w:proofErr w:type="spellStart"/>
+      <w:r>
+        <w:t>hai</w:t>
+      </w:r>
+      <w:proofErr w:type="spellEnd"/>
+      <w:r>
+        <w:t>.</w:t>
       </w:r>
     </w:p>
     <w:p>
@@ -666,7 +2068,55 @@
           <w:b/>
           <w:bCs/>
         </w:rPr>
-        <w:t>Kaise kaam karna hai:</w:t>
+        <w:t xml:space="preserve">Kaise </w:t>
+      </w:r>
+      <w:proofErr w:type="spellStart"/>
+      <w:r>
+        <w:rPr>
+          <w:b/>
+          <w:bCs/>
+        </w:rPr>
+        <w:t>kaam</w:t>
+      </w:r>
+      <w:proofErr w:type="spellEnd"/>
+      <w:r>
+        <w:rPr>
+          <w:b/>
+          <w:bCs/>
+        </w:rPr>
+        <w:t xml:space="preserve"> </w:t>
+      </w:r>
+      <w:proofErr w:type="spellStart"/>
+      <w:r>
+        <w:rPr>
+          <w:b/>
+          <w:bCs/>
+        </w:rPr>
+        <w:t>karna</w:t>
+      </w:r>
+      <w:proofErr w:type="spellEnd"/>
+      <w:r>
+        <w:rPr>
+          <w:b/>
+          <w:bCs/>
+        </w:rPr>
+        <w:t xml:space="preserve"> </w:t>
+      </w:r>
+      <w:proofErr w:type="spellStart"/>
+      <w:r>
+        <w:rPr>
+          <w:b/>
+          <w:bCs/>
+        </w:rPr>
+        <w:t>hai</w:t>
+      </w:r>
+      <w:proofErr w:type="spellEnd"/>
+      <w:r>
+        <w:rPr>
+          <w:b/>
+          <w:bCs/>
+        </w:rPr>
+        <w:t>:</w:t>
       </w:r>
     </w:p>
     <w:p>
@@ -677,7 +2127,31 @@
         </w:numPr>
       </w:pPr>
       <w:r>
-        <w:t>app/models/ ke andar lead.py, mailbox.py, aur email_log.py files banao.</w:t>
+        <w:t xml:space="preserve">app/models/ </w:t>
+      </w:r>
+      <w:proofErr w:type="spellStart"/>
+      <w:r>
+        <w:t>ke</w:t>
+      </w:r>
+      <w:proofErr w:type="spellEnd"/>
+      <w:r>
+        <w:t xml:space="preserve"> </w:t>
+      </w:r>
+      <w:proofErr w:type="spellStart"/>
+      <w:r>
+        <w:t>andar</w:t>
+      </w:r>
+      <w:proofErr w:type="spellEnd"/>
+      <w:r>
+        <w:t xml:space="preserve"> lead.py, mailbox.py, aur email_log.py files </w:t>
+      </w:r>
+      <w:proofErr w:type="spellStart"/>
+      <w:r>
+        <w:t>banao</w:t>
+      </w:r>
+      <w:proofErr w:type="spellEnd"/>
+      <w:r>
+        <w:t>.</w:t>
       </w:r>
     </w:p>
     <w:p>
@@ -688,7 +2162,31 @@
         </w:numPr>
       </w:pPr>
       <w:r>
-        <w:t>Foreign keys lagao (e.g., email_log table me lead_id mapping to leads.id).</w:t>
+        <w:t xml:space="preserve">Foreign keys </w:t>
+      </w:r>
+      <w:proofErr w:type="spellStart"/>
+      <w:r>
+        <w:t>lagao</w:t>
+      </w:r>
+      <w:proofErr w:type="spellEnd"/>
+      <w:r>
+        <w:t xml:space="preserve"> (e.g., </w:t>
+      </w:r>
+      <w:proofErr w:type="spellStart"/>
+      <w:r>
+        <w:t>email_log</w:t>
+      </w:r>
+      <w:proofErr w:type="spellEnd"/>
+      <w:r>
+        <w:t xml:space="preserve"> table me </w:t>
+      </w:r>
+      <w:proofErr w:type="spellStart"/>
+      <w:r>
+        <w:t>lead_id</w:t>
+      </w:r>
+      <w:proofErr w:type="spellEnd"/>
+      <w:r>
+        <w:t xml:space="preserve"> mapping to leads.id).</w:t>
       </w:r>
     </w:p>
     <w:p>
@@ -698,8 +2196,37 @@
           <w:numId w:val="9"/>
         </w:numPr>
       </w:pPr>
-      <w:r>
-        <w:t>Pydantic schemas (app/schemas/) taiyar karo request validation aur response serialization ke liye.</w:t>
+      <w:proofErr w:type="spellStart"/>
+      <w:r>
+        <w:t>Pydantic</w:t>
+      </w:r>
+      <w:proofErr w:type="spellEnd"/>
+      <w:r>
+        <w:t xml:space="preserve"> schemas (app/schemas/) </w:t>
+      </w:r>
+      <w:proofErr w:type="spellStart"/>
+      <w:r>
+        <w:t>taiyar</w:t>
+      </w:r>
+      <w:proofErr w:type="spellEnd"/>
+      <w:r>
+        <w:t xml:space="preserve"> karo request validation aur response serialization </w:t>
+      </w:r>
+      <w:proofErr w:type="spellStart"/>
+      <w:r>
+        <w:t>ke</w:t>
+      </w:r>
+      <w:proofErr w:type="spellEnd"/>
+      <w:r>
+        <w:t xml:space="preserve"> </w:t>
+      </w:r>
+      <w:proofErr w:type="spellStart"/>
+      <w:r>
+        <w:t>liye</w:t>
+      </w:r>
+      <w:proofErr w:type="spellEnd"/>
+      <w:r>
+        <w:t>.</w:t>
       </w:r>
     </w:p>
     <w:p>
@@ -714,7 +2241,55 @@
           <w:b/>
           <w:bCs/>
         </w:rPr>
-        <w:t>Kya knowledge chahiye aur kahan se milega:</w:t>
+        <w:t xml:space="preserve">Kya knowledge </w:t>
+      </w:r>
+      <w:proofErr w:type="spellStart"/>
+      <w:r>
+        <w:rPr>
+          <w:b/>
+          <w:bCs/>
+        </w:rPr>
+        <w:t>chahiye</w:t>
+      </w:r>
+      <w:proofErr w:type="spellEnd"/>
+      <w:r>
+        <w:rPr>
+          <w:b/>
+          <w:bCs/>
+        </w:rPr>
+        <w:t xml:space="preserve"> aur </w:t>
+      </w:r>
+      <w:proofErr w:type="spellStart"/>
+      <w:r>
+        <w:rPr>
+          <w:b/>
+          <w:bCs/>
+        </w:rPr>
+        <w:t>kahan</w:t>
+      </w:r>
+      <w:proofErr w:type="spellEnd"/>
+      <w:r>
+        <w:rPr>
+          <w:b/>
+          <w:bCs/>
+        </w:rPr>
+        <w:t xml:space="preserve"> se </w:t>
+      </w:r>
+      <w:proofErr w:type="spellStart"/>
+      <w:r>
+        <w:rPr>
+          <w:b/>
+          <w:bCs/>
+        </w:rPr>
+        <w:t>milega</w:t>
+      </w:r>
+      <w:proofErr w:type="spellEnd"/>
+      <w:r>
+        <w:rPr>
+          <w:b/>
+          <w:bCs/>
+        </w:rPr>
+        <w:t>:</w:t>
       </w:r>
     </w:p>
     <w:p>
@@ -724,15 +2299,32 @@
           <w:numId w:val="9"/>
         </w:numPr>
       </w:pPr>
+      <w:proofErr w:type="spellStart"/>
       <w:r>
         <w:rPr>
           <w:i/>
           <w:iCs/>
         </w:rPr>
-        <w:t>SQLAlchemy Declarative Mapping:</w:t>
-      </w:r>
-      <w:r>
-        <w:t xml:space="preserve"> SQLAlchemy official docs (v2.0 style syntax preferred).</w:t>
+        <w:t>SQLAlchemy</w:t>
+      </w:r>
+      <w:proofErr w:type="spellEnd"/>
+      <w:r>
+        <w:rPr>
+          <w:i/>
+          <w:iCs/>
+        </w:rPr>
+        <w:t xml:space="preserve"> Declarative Mapping:</w:t>
+      </w:r>
+      <w:r>
+        <w:t xml:space="preserve"> </w:t>
+      </w:r>
+      <w:proofErr w:type="spellStart"/>
+      <w:r>
+        <w:t>SQLAlchemy</w:t>
+      </w:r>
+      <w:proofErr w:type="spellEnd"/>
+      <w:r>
+        <w:t xml:space="preserve"> official docs (v2.0 style syntax preferred).</w:t>
       </w:r>
     </w:p>
     <w:p>
@@ -762,7 +2354,55 @@
           <w:b/>
           <w:bCs/>
         </w:rPr>
-        <w:t>Kya kaam karna hai:</w:t>
+        <w:t xml:space="preserve">Kya </w:t>
+      </w:r>
+      <w:proofErr w:type="spellStart"/>
+      <w:r>
+        <w:rPr>
+          <w:b/>
+          <w:bCs/>
+        </w:rPr>
+        <w:t>kaam</w:t>
+      </w:r>
+      <w:proofErr w:type="spellEnd"/>
+      <w:r>
+        <w:rPr>
+          <w:b/>
+          <w:bCs/>
+        </w:rPr>
+        <w:t xml:space="preserve"> </w:t>
+      </w:r>
+      <w:proofErr w:type="spellStart"/>
+      <w:r>
+        <w:rPr>
+          <w:b/>
+          <w:bCs/>
+        </w:rPr>
+        <w:t>karna</w:t>
+      </w:r>
+      <w:proofErr w:type="spellEnd"/>
+      <w:r>
+        <w:rPr>
+          <w:b/>
+          <w:bCs/>
+        </w:rPr>
+        <w:t xml:space="preserve"> </w:t>
+      </w:r>
+      <w:proofErr w:type="spellStart"/>
+      <w:r>
+        <w:rPr>
+          <w:b/>
+          <w:bCs/>
+        </w:rPr>
+        <w:t>hai</w:t>
+      </w:r>
+      <w:proofErr w:type="spellEnd"/>
+      <w:r>
+        <w:rPr>
+          <w:b/>
+          <w:bCs/>
+        </w:rPr>
+        <w:t>:</w:t>
       </w:r>
     </w:p>
     <w:p>
@@ -773,7 +2413,23 @@
         </w:numPr>
       </w:pPr>
       <w:r>
-        <w:t xml:space="preserve">Database schema tracking ke liye </w:t>
+        <w:t xml:space="preserve">Database schema tracking </w:t>
+      </w:r>
+      <w:proofErr w:type="spellStart"/>
+      <w:r>
+        <w:t>ke</w:t>
+      </w:r>
+      <w:proofErr w:type="spellEnd"/>
+      <w:r>
+        <w:t xml:space="preserve"> </w:t>
+      </w:r>
+      <w:proofErr w:type="spellStart"/>
+      <w:r>
+        <w:t>liye</w:t>
+      </w:r>
+      <w:proofErr w:type="spellEnd"/>
+      <w:r>
+        <w:t xml:space="preserve"> </w:t>
       </w:r>
       <w:r>
         <w:rPr>
@@ -783,7 +2439,55 @@
         <w:t>Alembic</w:t>
       </w:r>
       <w:r>
-        <w:t xml:space="preserve"> integrate karna hai taake real production me tables alter karte waqt data loss na ho.</w:t>
+        <w:t xml:space="preserve"> integrate </w:t>
+      </w:r>
+      <w:proofErr w:type="spellStart"/>
+      <w:r>
+        <w:t>karna</w:t>
+      </w:r>
+      <w:proofErr w:type="spellEnd"/>
+      <w:r>
+        <w:t xml:space="preserve"> </w:t>
+      </w:r>
+      <w:proofErr w:type="spellStart"/>
+      <w:r>
+        <w:t>hai</w:t>
+      </w:r>
+      <w:proofErr w:type="spellEnd"/>
+      <w:r>
+        <w:t xml:space="preserve"> </w:t>
+      </w:r>
+      <w:proofErr w:type="spellStart"/>
+      <w:r>
+        <w:t>taake</w:t>
+      </w:r>
+      <w:proofErr w:type="spellEnd"/>
+      <w:r>
+        <w:t xml:space="preserve"> real production me tables alter </w:t>
+      </w:r>
+      <w:proofErr w:type="spellStart"/>
+      <w:r>
+        <w:t>karte</w:t>
+      </w:r>
+      <w:proofErr w:type="spellEnd"/>
+      <w:r>
+        <w:t xml:space="preserve"> </w:t>
+      </w:r>
+      <w:proofErr w:type="spellStart"/>
+      <w:r>
+        <w:t>waqt</w:t>
+      </w:r>
+      <w:proofErr w:type="spellEnd"/>
+      <w:r>
+        <w:t xml:space="preserve"> data loss </w:t>
+      </w:r>
+      <w:proofErr w:type="spellStart"/>
+      <w:r>
+        <w:t>na</w:t>
+      </w:r>
+      <w:proofErr w:type="spellEnd"/>
+      <w:r>
+        <w:t xml:space="preserve"> ho.</w:t>
       </w:r>
     </w:p>
     <w:p>
@@ -798,7 +2502,55 @@
           <w:b/>
           <w:bCs/>
         </w:rPr>
-        <w:t>Kaise kaam karna hai:</w:t>
+        <w:t xml:space="preserve">Kaise </w:t>
+      </w:r>
+      <w:proofErr w:type="spellStart"/>
+      <w:r>
+        <w:rPr>
+          <w:b/>
+          <w:bCs/>
+        </w:rPr>
+        <w:t>kaam</w:t>
+      </w:r>
+      <w:proofErr w:type="spellEnd"/>
+      <w:r>
+        <w:rPr>
+          <w:b/>
+          <w:bCs/>
+        </w:rPr>
+        <w:t xml:space="preserve"> </w:t>
+      </w:r>
+      <w:proofErr w:type="spellStart"/>
+      <w:r>
+        <w:rPr>
+          <w:b/>
+          <w:bCs/>
+        </w:rPr>
+        <w:t>karna</w:t>
+      </w:r>
+      <w:proofErr w:type="spellEnd"/>
+      <w:r>
+        <w:rPr>
+          <w:b/>
+          <w:bCs/>
+        </w:rPr>
+        <w:t xml:space="preserve"> </w:t>
+      </w:r>
+      <w:proofErr w:type="spellStart"/>
+      <w:r>
+        <w:rPr>
+          <w:b/>
+          <w:bCs/>
+        </w:rPr>
+        <w:t>hai</w:t>
+      </w:r>
+      <w:proofErr w:type="spellEnd"/>
+      <w:r>
+        <w:rPr>
+          <w:b/>
+          <w:bCs/>
+        </w:rPr>
+        <w:t>:</w:t>
       </w:r>
     </w:p>
     <w:p>
@@ -808,8 +2560,37 @@
           <w:numId w:val="10"/>
         </w:numPr>
       </w:pPr>
-      <w:r>
-        <w:t>uv add alembic chalao, phir alembic init alembic karo.</w:t>
+      <w:proofErr w:type="spellStart"/>
+      <w:r>
+        <w:t>uv</w:t>
+      </w:r>
+      <w:proofErr w:type="spellEnd"/>
+      <w:r>
+        <w:t xml:space="preserve"> add alembic </w:t>
+      </w:r>
+      <w:proofErr w:type="spellStart"/>
+      <w:r>
+        <w:t>chalao</w:t>
+      </w:r>
+      <w:proofErr w:type="spellEnd"/>
+      <w:r>
+        <w:t xml:space="preserve">, </w:t>
+      </w:r>
+      <w:proofErr w:type="spellStart"/>
+      <w:r>
+        <w:t>phir</w:t>
+      </w:r>
+      <w:proofErr w:type="spellEnd"/>
+      <w:r>
+        <w:t xml:space="preserve"> alembic </w:t>
+      </w:r>
+      <w:proofErr w:type="spellStart"/>
+      <w:r>
+        <w:t>init</w:t>
+      </w:r>
+      <w:proofErr w:type="spellEnd"/>
+      <w:r>
+        <w:t xml:space="preserve"> alembic karo.</w:t>
       </w:r>
     </w:p>
     <w:p>
@@ -820,7 +2601,39 @@
         </w:numPr>
       </w:pPr>
       <w:r>
-        <w:t>alembic/env.py file me target_metadata ko tumhare models ke sath link karo.</w:t>
+        <w:t xml:space="preserve">alembic/env.py file me </w:t>
+      </w:r>
+      <w:proofErr w:type="spellStart"/>
+      <w:r>
+        <w:t>target_metadata</w:t>
+      </w:r>
+      <w:proofErr w:type="spellEnd"/>
+      <w:r>
+        <w:t xml:space="preserve"> ko </w:t>
+      </w:r>
+      <w:proofErr w:type="spellStart"/>
+      <w:r>
+        <w:t>tumhare</w:t>
+      </w:r>
+      <w:proofErr w:type="spellEnd"/>
+      <w:r>
+        <w:t xml:space="preserve"> models </w:t>
+      </w:r>
+      <w:proofErr w:type="spellStart"/>
+      <w:r>
+        <w:t>ke</w:t>
+      </w:r>
+      <w:proofErr w:type="spellEnd"/>
+      <w:r>
+        <w:t xml:space="preserve"> </w:t>
+      </w:r>
+      <w:proofErr w:type="spellStart"/>
+      <w:r>
+        <w:t>sath</w:t>
+      </w:r>
+      <w:proofErr w:type="spellEnd"/>
+      <w:r>
+        <w:t xml:space="preserve"> link karo.</w:t>
       </w:r>
     </w:p>
     <w:p>
@@ -830,8 +2643,37 @@
           <w:numId w:val="10"/>
         </w:numPr>
       </w:pPr>
-      <w:r>
-        <w:t>Pehli migration create karo: alembic revision --autogenerate -m "initial_schema". Use apply karo alembic upgrade head.</w:t>
+      <w:proofErr w:type="spellStart"/>
+      <w:r>
+        <w:t>Pehli</w:t>
+      </w:r>
+      <w:proofErr w:type="spellEnd"/>
+      <w:r>
+        <w:t xml:space="preserve"> migration </w:t>
+      </w:r>
+      <w:proofErr w:type="gramStart"/>
+      <w:r>
+        <w:t>create</w:t>
+      </w:r>
+      <w:proofErr w:type="gramEnd"/>
+      <w:r>
+        <w:t xml:space="preserve"> karo: alembic revision --autogenerate -m "</w:t>
+      </w:r>
+      <w:proofErr w:type="spellStart"/>
+      <w:r>
+        <w:t>initial_schema</w:t>
+      </w:r>
+      <w:proofErr w:type="spellEnd"/>
+      <w:r>
+        <w:t xml:space="preserve">". Use </w:t>
+      </w:r>
+      <w:proofErr w:type="gramStart"/>
+      <w:r>
+        <w:t>apply</w:t>
+      </w:r>
+      <w:proofErr w:type="gramEnd"/>
+      <w:r>
+        <w:t xml:space="preserve"> karo alembic upgrade head.</w:t>
       </w:r>
     </w:p>
     <w:p>
@@ -846,7 +2688,55 @@
           <w:b/>
           <w:bCs/>
         </w:rPr>
-        <w:t>Kya knowledge chahiye aur kahan se milega:</w:t>
+        <w:t xml:space="preserve">Kya knowledge </w:t>
+      </w:r>
+      <w:proofErr w:type="spellStart"/>
+      <w:r>
+        <w:rPr>
+          <w:b/>
+          <w:bCs/>
+        </w:rPr>
+        <w:t>chahiye</w:t>
+      </w:r>
+      <w:proofErr w:type="spellEnd"/>
+      <w:r>
+        <w:rPr>
+          <w:b/>
+          <w:bCs/>
+        </w:rPr>
+        <w:t xml:space="preserve"> aur </w:t>
+      </w:r>
+      <w:proofErr w:type="spellStart"/>
+      <w:r>
+        <w:rPr>
+          <w:b/>
+          <w:bCs/>
+        </w:rPr>
+        <w:t>kahan</w:t>
+      </w:r>
+      <w:proofErr w:type="spellEnd"/>
+      <w:r>
+        <w:rPr>
+          <w:b/>
+          <w:bCs/>
+        </w:rPr>
+        <w:t xml:space="preserve"> se </w:t>
+      </w:r>
+      <w:proofErr w:type="spellStart"/>
+      <w:r>
+        <w:rPr>
+          <w:b/>
+          <w:bCs/>
+        </w:rPr>
+        <w:t>milega</w:t>
+      </w:r>
+      <w:proofErr w:type="spellEnd"/>
+      <w:r>
+        <w:rPr>
+          <w:b/>
+          <w:bCs/>
+        </w:rPr>
+        <w:t>:</w:t>
       </w:r>
     </w:p>
     <w:p>
@@ -864,7 +2754,23 @@
         <w:t>Alembic Autogenerate Tutorial:</w:t>
       </w:r>
       <w:r>
-        <w:t xml:space="preserve"> Alembic documentation ka quickstart guide best resource hai.</w:t>
+        <w:t xml:space="preserve"> Alembic documentation ka </w:t>
+      </w:r>
+      <w:proofErr w:type="spellStart"/>
+      <w:r>
+        <w:t>quickstart</w:t>
+      </w:r>
+      <w:proofErr w:type="spellEnd"/>
+      <w:r>
+        <w:t xml:space="preserve"> guide best resource </w:t>
+      </w:r>
+      <w:proofErr w:type="spellStart"/>
+      <w:r>
+        <w:t>hai</w:t>
+      </w:r>
+      <w:proofErr w:type="spellEnd"/>
+      <w:r>
+        <w:t>.</w:t>
       </w:r>
     </w:p>
     <w:p>
@@ -895,7 +2801,55 @@
           <w:b/>
           <w:bCs/>
         </w:rPr>
-        <w:t>Kya kaam karna hai:</w:t>
+        <w:t xml:space="preserve">Kya </w:t>
+      </w:r>
+      <w:proofErr w:type="spellStart"/>
+      <w:r>
+        <w:rPr>
+          <w:b/>
+          <w:bCs/>
+        </w:rPr>
+        <w:t>kaam</w:t>
+      </w:r>
+      <w:proofErr w:type="spellEnd"/>
+      <w:r>
+        <w:rPr>
+          <w:b/>
+          <w:bCs/>
+        </w:rPr>
+        <w:t xml:space="preserve"> </w:t>
+      </w:r>
+      <w:proofErr w:type="spellStart"/>
+      <w:r>
+        <w:rPr>
+          <w:b/>
+          <w:bCs/>
+        </w:rPr>
+        <w:t>karna</w:t>
+      </w:r>
+      <w:proofErr w:type="spellEnd"/>
+      <w:r>
+        <w:rPr>
+          <w:b/>
+          <w:bCs/>
+        </w:rPr>
+        <w:t xml:space="preserve"> </w:t>
+      </w:r>
+      <w:proofErr w:type="spellStart"/>
+      <w:r>
+        <w:rPr>
+          <w:b/>
+          <w:bCs/>
+        </w:rPr>
+        <w:t>hai</w:t>
+      </w:r>
+      <w:proofErr w:type="spellEnd"/>
+      <w:r>
+        <w:rPr>
+          <w:b/>
+          <w:bCs/>
+        </w:rPr>
+        <w:t>:</w:t>
       </w:r>
     </w:p>
     <w:p>
@@ -906,7 +2860,47 @@
         </w:numPr>
       </w:pPr>
       <w:r>
-        <w:t>Leads aur Mailboxes ke data ko insert/update karne ke liye clean abstractions (repositories) likhna.</w:t>
+        <w:t xml:space="preserve">Leads aur Mailboxes </w:t>
+      </w:r>
+      <w:proofErr w:type="spellStart"/>
+      <w:r>
+        <w:t>ke</w:t>
+      </w:r>
+      <w:proofErr w:type="spellEnd"/>
+      <w:r>
+        <w:t xml:space="preserve"> data ko insert/update </w:t>
+      </w:r>
+      <w:proofErr w:type="spellStart"/>
+      <w:r>
+        <w:t>karne</w:t>
+      </w:r>
+      <w:proofErr w:type="spellEnd"/>
+      <w:r>
+        <w:t xml:space="preserve"> </w:t>
+      </w:r>
+      <w:proofErr w:type="spellStart"/>
+      <w:r>
+        <w:t>ke</w:t>
+      </w:r>
+      <w:proofErr w:type="spellEnd"/>
+      <w:r>
+        <w:t xml:space="preserve"> </w:t>
+      </w:r>
+      <w:proofErr w:type="spellStart"/>
+      <w:r>
+        <w:t>liye</w:t>
+      </w:r>
+      <w:proofErr w:type="spellEnd"/>
+      <w:r>
+        <w:t xml:space="preserve"> clean abstractions (repositories) </w:t>
+      </w:r>
+      <w:proofErr w:type="spellStart"/>
+      <w:r>
+        <w:t>likhna</w:t>
+      </w:r>
+      <w:proofErr w:type="spellEnd"/>
+      <w:r>
+        <w:t>.</w:t>
       </w:r>
     </w:p>
     <w:p>
@@ -921,7 +2915,55 @@
           <w:b/>
           <w:bCs/>
         </w:rPr>
-        <w:t>Kaise kaam karna hai:</w:t>
+        <w:t xml:space="preserve">Kaise </w:t>
+      </w:r>
+      <w:proofErr w:type="spellStart"/>
+      <w:r>
+        <w:rPr>
+          <w:b/>
+          <w:bCs/>
+        </w:rPr>
+        <w:t>kaam</w:t>
+      </w:r>
+      <w:proofErr w:type="spellEnd"/>
+      <w:r>
+        <w:rPr>
+          <w:b/>
+          <w:bCs/>
+        </w:rPr>
+        <w:t xml:space="preserve"> </w:t>
+      </w:r>
+      <w:proofErr w:type="spellStart"/>
+      <w:r>
+        <w:rPr>
+          <w:b/>
+          <w:bCs/>
+        </w:rPr>
+        <w:t>karna</w:t>
+      </w:r>
+      <w:proofErr w:type="spellEnd"/>
+      <w:r>
+        <w:rPr>
+          <w:b/>
+          <w:bCs/>
+        </w:rPr>
+        <w:t xml:space="preserve"> </w:t>
+      </w:r>
+      <w:proofErr w:type="spellStart"/>
+      <w:r>
+        <w:rPr>
+          <w:b/>
+          <w:bCs/>
+        </w:rPr>
+        <w:t>hai</w:t>
+      </w:r>
+      <w:proofErr w:type="spellEnd"/>
+      <w:r>
+        <w:rPr>
+          <w:b/>
+          <w:bCs/>
+        </w:rPr>
+        <w:t>:</w:t>
       </w:r>
     </w:p>
     <w:p>
@@ -932,7 +2974,31 @@
         </w:numPr>
       </w:pPr>
       <w:r>
-        <w:t>app/api/crud/ ya base services class banao.</w:t>
+        <w:t>app/</w:t>
+      </w:r>
+      <w:proofErr w:type="spellStart"/>
+      <w:r>
+        <w:t>api</w:t>
+      </w:r>
+      <w:proofErr w:type="spellEnd"/>
+      <w:r>
+        <w:t xml:space="preserve">/crud/ </w:t>
+      </w:r>
+      <w:proofErr w:type="spellStart"/>
+      <w:r>
+        <w:t>ya</w:t>
+      </w:r>
+      <w:proofErr w:type="spellEnd"/>
+      <w:r>
+        <w:t xml:space="preserve"> base services class </w:t>
+      </w:r>
+      <w:proofErr w:type="spellStart"/>
+      <w:r>
+        <w:t>banao</w:t>
+      </w:r>
+      <w:proofErr w:type="spellEnd"/>
+      <w:r>
+        <w:t>.</w:t>
       </w:r>
     </w:p>
     <w:p>
@@ -943,7 +3009,63 @@
         </w:numPr>
       </w:pPr>
       <w:r>
-        <w:t>Methods likho: create_lead_if_not_exists(), get_next_available_mailbox(), update_lead_status().</w:t>
+        <w:t xml:space="preserve">Methods </w:t>
+      </w:r>
+      <w:proofErr w:type="spellStart"/>
+      <w:r>
+        <w:t>likho</w:t>
+      </w:r>
+      <w:proofErr w:type="spellEnd"/>
+      <w:r>
+        <w:t xml:space="preserve">: </w:t>
+      </w:r>
+      <w:proofErr w:type="spellStart"/>
+      <w:r>
+        <w:t>create_lead_if_not_</w:t>
+      </w:r>
+      <w:proofErr w:type="gramStart"/>
+      <w:r>
+        <w:t>exists</w:t>
+      </w:r>
+      <w:proofErr w:type="spellEnd"/>
+      <w:r>
+        <w:t>(</w:t>
+      </w:r>
+      <w:proofErr w:type="gramEnd"/>
+      <w:r>
+        <w:t xml:space="preserve">), </w:t>
+      </w:r>
+      <w:proofErr w:type="spellStart"/>
+      <w:r>
+        <w:t>get_next_available_</w:t>
+      </w:r>
+      <w:proofErr w:type="gramStart"/>
+      <w:r>
+        <w:t>mailbox</w:t>
+      </w:r>
+      <w:proofErr w:type="spellEnd"/>
+      <w:r>
+        <w:t>(</w:t>
+      </w:r>
+      <w:proofErr w:type="gramEnd"/>
+      <w:r>
+        <w:t xml:space="preserve">), </w:t>
+      </w:r>
+      <w:proofErr w:type="spellStart"/>
+      <w:r>
+        <w:t>update_lead_</w:t>
+      </w:r>
+      <w:proofErr w:type="gramStart"/>
+      <w:r>
+        <w:t>status</w:t>
+      </w:r>
+      <w:proofErr w:type="spellEnd"/>
+      <w:r>
+        <w:t>(</w:t>
+      </w:r>
+      <w:proofErr w:type="gramEnd"/>
+      <w:r>
+        <w:t>).</w:t>
       </w:r>
     </w:p>
     <w:p>
@@ -958,7 +3080,55 @@
           <w:b/>
           <w:bCs/>
         </w:rPr>
-        <w:t>Kya knowledge chahiye aur kahan se milega:</w:t>
+        <w:t xml:space="preserve">Kya knowledge </w:t>
+      </w:r>
+      <w:proofErr w:type="spellStart"/>
+      <w:r>
+        <w:rPr>
+          <w:b/>
+          <w:bCs/>
+        </w:rPr>
+        <w:t>chahiye</w:t>
+      </w:r>
+      <w:proofErr w:type="spellEnd"/>
+      <w:r>
+        <w:rPr>
+          <w:b/>
+          <w:bCs/>
+        </w:rPr>
+        <w:t xml:space="preserve"> aur </w:t>
+      </w:r>
+      <w:proofErr w:type="spellStart"/>
+      <w:r>
+        <w:rPr>
+          <w:b/>
+          <w:bCs/>
+        </w:rPr>
+        <w:t>kahan</w:t>
+      </w:r>
+      <w:proofErr w:type="spellEnd"/>
+      <w:r>
+        <w:rPr>
+          <w:b/>
+          <w:bCs/>
+        </w:rPr>
+        <w:t xml:space="preserve"> se </w:t>
+      </w:r>
+      <w:proofErr w:type="spellStart"/>
+      <w:r>
+        <w:rPr>
+          <w:b/>
+          <w:bCs/>
+        </w:rPr>
+        <w:t>milega</w:t>
+      </w:r>
+      <w:proofErr w:type="spellEnd"/>
+      <w:r>
+        <w:rPr>
+          <w:b/>
+          <w:bCs/>
+        </w:rPr>
+        <w:t>:</w:t>
       </w:r>
     </w:p>
     <w:p>
@@ -968,8 +3138,29 @@
           <w:numId w:val="11"/>
         </w:numPr>
       </w:pPr>
-      <w:r>
-        <w:t>FastAPI/SQLAlchemy standard pattern matching tutorials (ArjanCodes on YouTube provides great architecture patterns).</w:t>
+      <w:proofErr w:type="spellStart"/>
+      <w:r>
+        <w:t>FastAPI</w:t>
+      </w:r>
+      <w:proofErr w:type="spellEnd"/>
+      <w:r>
+        <w:t>/</w:t>
+      </w:r>
+      <w:proofErr w:type="spellStart"/>
+      <w:r>
+        <w:t>SQLAlchemy</w:t>
+      </w:r>
+      <w:proofErr w:type="spellEnd"/>
+      <w:r>
+        <w:t xml:space="preserve"> standard pattern matching tutorials (</w:t>
+      </w:r>
+      <w:proofErr w:type="spellStart"/>
+      <w:r>
+        <w:t>ArjanCodes</w:t>
+      </w:r>
+      <w:proofErr w:type="spellEnd"/>
+      <w:r>
+        <w:t xml:space="preserve"> on YouTube provides great architecture patterns).</w:t>
       </w:r>
     </w:p>
     <w:p>
@@ -999,7 +3190,55 @@
           <w:b/>
           <w:bCs/>
         </w:rPr>
-        <w:t>Kya kaam karna hai:</w:t>
+        <w:t xml:space="preserve">Kya </w:t>
+      </w:r>
+      <w:proofErr w:type="spellStart"/>
+      <w:r>
+        <w:rPr>
+          <w:b/>
+          <w:bCs/>
+        </w:rPr>
+        <w:t>kaam</w:t>
+      </w:r>
+      <w:proofErr w:type="spellEnd"/>
+      <w:r>
+        <w:rPr>
+          <w:b/>
+          <w:bCs/>
+        </w:rPr>
+        <w:t xml:space="preserve"> </w:t>
+      </w:r>
+      <w:proofErr w:type="spellStart"/>
+      <w:r>
+        <w:rPr>
+          <w:b/>
+          <w:bCs/>
+        </w:rPr>
+        <w:t>karna</w:t>
+      </w:r>
+      <w:proofErr w:type="spellEnd"/>
+      <w:r>
+        <w:rPr>
+          <w:b/>
+          <w:bCs/>
+        </w:rPr>
+        <w:t xml:space="preserve"> </w:t>
+      </w:r>
+      <w:proofErr w:type="spellStart"/>
+      <w:r>
+        <w:rPr>
+          <w:b/>
+          <w:bCs/>
+        </w:rPr>
+        <w:t>hai</w:t>
+      </w:r>
+      <w:proofErr w:type="spellEnd"/>
+      <w:r>
+        <w:rPr>
+          <w:b/>
+          <w:bCs/>
+        </w:rPr>
+        <w:t>:</w:t>
       </w:r>
     </w:p>
     <w:p>
@@ -1010,7 +3249,23 @@
         </w:numPr>
       </w:pPr>
       <w:r>
-        <w:t>Poore database flow, data validation, aur endpoints ka manual ya integration testing karna.</w:t>
+        <w:t xml:space="preserve">Poore database flow, data validation, aur endpoints ka manual </w:t>
+      </w:r>
+      <w:proofErr w:type="spellStart"/>
+      <w:r>
+        <w:t>ya</w:t>
+      </w:r>
+      <w:proofErr w:type="spellEnd"/>
+      <w:r>
+        <w:t xml:space="preserve"> integration testing </w:t>
+      </w:r>
+      <w:proofErr w:type="spellStart"/>
+      <w:r>
+        <w:t>karna</w:t>
+      </w:r>
+      <w:proofErr w:type="spellEnd"/>
+      <w:r>
+        <w:t>.</w:t>
       </w:r>
     </w:p>
     <w:p>
@@ -1025,7 +3280,55 @@
           <w:b/>
           <w:bCs/>
         </w:rPr>
-        <w:t>Kaise kaam karna hai:</w:t>
+        <w:t xml:space="preserve">Kaise </w:t>
+      </w:r>
+      <w:proofErr w:type="spellStart"/>
+      <w:r>
+        <w:rPr>
+          <w:b/>
+          <w:bCs/>
+        </w:rPr>
+        <w:t>kaam</w:t>
+      </w:r>
+      <w:proofErr w:type="spellEnd"/>
+      <w:r>
+        <w:rPr>
+          <w:b/>
+          <w:bCs/>
+        </w:rPr>
+        <w:t xml:space="preserve"> </w:t>
+      </w:r>
+      <w:proofErr w:type="spellStart"/>
+      <w:r>
+        <w:rPr>
+          <w:b/>
+          <w:bCs/>
+        </w:rPr>
+        <w:t>karna</w:t>
+      </w:r>
+      <w:proofErr w:type="spellEnd"/>
+      <w:r>
+        <w:rPr>
+          <w:b/>
+          <w:bCs/>
+        </w:rPr>
+        <w:t xml:space="preserve"> </w:t>
+      </w:r>
+      <w:proofErr w:type="spellStart"/>
+      <w:r>
+        <w:rPr>
+          <w:b/>
+          <w:bCs/>
+        </w:rPr>
+        <w:t>hai</w:t>
+      </w:r>
+      <w:proofErr w:type="spellEnd"/>
+      <w:r>
+        <w:rPr>
+          <w:b/>
+          <w:bCs/>
+        </w:rPr>
+        <w:t>:</w:t>
       </w:r>
     </w:p>
     <w:p>
@@ -1035,8 +3338,21 @@
           <w:numId w:val="12"/>
         </w:numPr>
       </w:pPr>
-      <w:r>
-        <w:t>FastAPI Swagger UI (/docs) kholo.</w:t>
+      <w:proofErr w:type="spellStart"/>
+      <w:r>
+        <w:t>FastAPI</w:t>
+      </w:r>
+      <w:proofErr w:type="spellEnd"/>
+      <w:r>
+        <w:t xml:space="preserve"> Swagger UI (/docs) </w:t>
+      </w:r>
+      <w:proofErr w:type="spellStart"/>
+      <w:r>
+        <w:t>kholo</w:t>
+      </w:r>
+      <w:proofErr w:type="spellEnd"/>
+      <w:r>
+        <w:t>.</w:t>
       </w:r>
     </w:p>
     <w:p>
@@ -1047,7 +3363,71 @@
         </w:numPr>
       </w:pPr>
       <w:r>
-        <w:t>Dummy lead data insert karo, duplicate email bhej kar check karo ke database block kar raha hai ya nahi, aur relationships verify karo.</w:t>
+        <w:t xml:space="preserve">Dummy lead data insert karo, duplicate email </w:t>
+      </w:r>
+      <w:proofErr w:type="spellStart"/>
+      <w:r>
+        <w:t>bhej</w:t>
+      </w:r>
+      <w:proofErr w:type="spellEnd"/>
+      <w:r>
+        <w:t xml:space="preserve"> </w:t>
+      </w:r>
+      <w:proofErr w:type="spellStart"/>
+      <w:r>
+        <w:t>kar</w:t>
+      </w:r>
+      <w:proofErr w:type="spellEnd"/>
+      <w:r>
+        <w:t xml:space="preserve"> check karo </w:t>
+      </w:r>
+      <w:proofErr w:type="spellStart"/>
+      <w:r>
+        <w:t>ke</w:t>
+      </w:r>
+      <w:proofErr w:type="spellEnd"/>
+      <w:r>
+        <w:t xml:space="preserve"> database block </w:t>
+      </w:r>
+      <w:proofErr w:type="spellStart"/>
+      <w:r>
+        <w:t>kar</w:t>
+      </w:r>
+      <w:proofErr w:type="spellEnd"/>
+      <w:r>
+        <w:t xml:space="preserve"> </w:t>
+      </w:r>
+      <w:proofErr w:type="spellStart"/>
+      <w:r>
+        <w:t>raha</w:t>
+      </w:r>
+      <w:proofErr w:type="spellEnd"/>
+      <w:r>
+        <w:t xml:space="preserve"> </w:t>
+      </w:r>
+      <w:proofErr w:type="spellStart"/>
+      <w:r>
+        <w:t>hai</w:t>
+      </w:r>
+      <w:proofErr w:type="spellEnd"/>
+      <w:r>
+        <w:t xml:space="preserve"> </w:t>
+      </w:r>
+      <w:proofErr w:type="spellStart"/>
+      <w:r>
+        <w:t>ya</w:t>
+      </w:r>
+      <w:proofErr w:type="spellEnd"/>
+      <w:r>
+        <w:t xml:space="preserve"> </w:t>
+      </w:r>
+      <w:proofErr w:type="spellStart"/>
+      <w:r>
+        <w:t>nahi</w:t>
+      </w:r>
+      <w:proofErr w:type="spellEnd"/>
+      <w:r>
+        <w:t>, aur relationships verify karo.</w:t>
       </w:r>
     </w:p>
     <w:p>
@@ -1100,7 +3480,55 @@
           <w:b/>
           <w:bCs/>
         </w:rPr>
-        <w:t>Kya kaam karna hai:</w:t>
+        <w:t xml:space="preserve">Kya </w:t>
+      </w:r>
+      <w:proofErr w:type="spellStart"/>
+      <w:r>
+        <w:rPr>
+          <w:b/>
+          <w:bCs/>
+        </w:rPr>
+        <w:t>kaam</w:t>
+      </w:r>
+      <w:proofErr w:type="spellEnd"/>
+      <w:r>
+        <w:rPr>
+          <w:b/>
+          <w:bCs/>
+        </w:rPr>
+        <w:t xml:space="preserve"> </w:t>
+      </w:r>
+      <w:proofErr w:type="spellStart"/>
+      <w:r>
+        <w:rPr>
+          <w:b/>
+          <w:bCs/>
+        </w:rPr>
+        <w:t>karna</w:t>
+      </w:r>
+      <w:proofErr w:type="spellEnd"/>
+      <w:r>
+        <w:rPr>
+          <w:b/>
+          <w:bCs/>
+        </w:rPr>
+        <w:t xml:space="preserve"> </w:t>
+      </w:r>
+      <w:proofErr w:type="spellStart"/>
+      <w:r>
+        <w:rPr>
+          <w:b/>
+          <w:bCs/>
+        </w:rPr>
+        <w:t>hai</w:t>
+      </w:r>
+      <w:proofErr w:type="spellEnd"/>
+      <w:r>
+        <w:rPr>
+          <w:b/>
+          <w:bCs/>
+        </w:rPr>
+        <w:t>:</w:t>
       </w:r>
     </w:p>
     <w:p>
@@ -1111,7 +3539,71 @@
         </w:numPr>
       </w:pPr>
       <w:r>
-        <w:t>Apollo.io ke developer console par ja kar free api-key leni hai aur unke requests format ko samajhna hai.</w:t>
+        <w:t xml:space="preserve">Apollo.io </w:t>
+      </w:r>
+      <w:proofErr w:type="spellStart"/>
+      <w:r>
+        <w:t>ke</w:t>
+      </w:r>
+      <w:proofErr w:type="spellEnd"/>
+      <w:r>
+        <w:t xml:space="preserve"> developer console par ja </w:t>
+      </w:r>
+      <w:proofErr w:type="spellStart"/>
+      <w:r>
+        <w:t>kar</w:t>
+      </w:r>
+      <w:proofErr w:type="spellEnd"/>
+      <w:r>
+        <w:t xml:space="preserve"> free </w:t>
+      </w:r>
+      <w:proofErr w:type="spellStart"/>
+      <w:r>
+        <w:t>api</w:t>
+      </w:r>
+      <w:proofErr w:type="spellEnd"/>
+      <w:r>
+        <w:t xml:space="preserve">-key </w:t>
+      </w:r>
+      <w:proofErr w:type="spellStart"/>
+      <w:r>
+        <w:t>leni</w:t>
+      </w:r>
+      <w:proofErr w:type="spellEnd"/>
+      <w:r>
+        <w:t xml:space="preserve"> </w:t>
+      </w:r>
+      <w:proofErr w:type="spellStart"/>
+      <w:r>
+        <w:t>hai</w:t>
+      </w:r>
+      <w:proofErr w:type="spellEnd"/>
+      <w:r>
+        <w:t xml:space="preserve"> aur </w:t>
+      </w:r>
+      <w:proofErr w:type="spellStart"/>
+      <w:r>
+        <w:t>unke</w:t>
+      </w:r>
+      <w:proofErr w:type="spellEnd"/>
+      <w:r>
+        <w:t xml:space="preserve"> requests format ko </w:t>
+      </w:r>
+      <w:proofErr w:type="spellStart"/>
+      <w:r>
+        <w:t>samajhna</w:t>
+      </w:r>
+      <w:proofErr w:type="spellEnd"/>
+      <w:r>
+        <w:t xml:space="preserve"> </w:t>
+      </w:r>
+      <w:proofErr w:type="spellStart"/>
+      <w:r>
+        <w:t>hai</w:t>
+      </w:r>
+      <w:proofErr w:type="spellEnd"/>
+      <w:r>
+        <w:t>.</w:t>
       </w:r>
     </w:p>
     <w:p>
@@ -1126,7 +3618,55 @@
           <w:b/>
           <w:bCs/>
         </w:rPr>
-        <w:t>Kaise kaam karna hai:</w:t>
+        <w:t xml:space="preserve">Kaise </w:t>
+      </w:r>
+      <w:proofErr w:type="spellStart"/>
+      <w:r>
+        <w:rPr>
+          <w:b/>
+          <w:bCs/>
+        </w:rPr>
+        <w:t>kaam</w:t>
+      </w:r>
+      <w:proofErr w:type="spellEnd"/>
+      <w:r>
+        <w:rPr>
+          <w:b/>
+          <w:bCs/>
+        </w:rPr>
+        <w:t xml:space="preserve"> </w:t>
+      </w:r>
+      <w:proofErr w:type="spellStart"/>
+      <w:r>
+        <w:rPr>
+          <w:b/>
+          <w:bCs/>
+        </w:rPr>
+        <w:t>karna</w:t>
+      </w:r>
+      <w:proofErr w:type="spellEnd"/>
+      <w:r>
+        <w:rPr>
+          <w:b/>
+          <w:bCs/>
+        </w:rPr>
+        <w:t xml:space="preserve"> </w:t>
+      </w:r>
+      <w:proofErr w:type="spellStart"/>
+      <w:r>
+        <w:rPr>
+          <w:b/>
+          <w:bCs/>
+        </w:rPr>
+        <w:t>hai</w:t>
+      </w:r>
+      <w:proofErr w:type="spellEnd"/>
+      <w:r>
+        <w:rPr>
+          <w:b/>
+          <w:bCs/>
+        </w:rPr>
+        <w:t>:</w:t>
       </w:r>
     </w:p>
     <w:p>
@@ -1137,7 +3677,23 @@
         </w:numPr>
       </w:pPr>
       <w:r>
-        <w:t>Apollo API documentation kholo. Unka authentication header check karo (X-Api-Key).</w:t>
+        <w:t xml:space="preserve">Apollo API documentation </w:t>
+      </w:r>
+      <w:proofErr w:type="spellStart"/>
+      <w:r>
+        <w:t>kholo</w:t>
+      </w:r>
+      <w:proofErr w:type="spellEnd"/>
+      <w:r>
+        <w:t xml:space="preserve">. </w:t>
+      </w:r>
+      <w:proofErr w:type="spellStart"/>
+      <w:r>
+        <w:t>Unka</w:t>
+      </w:r>
+      <w:proofErr w:type="spellEnd"/>
+      <w:r>
+        <w:t xml:space="preserve"> authentication header check karo (X-Api-Key).</w:t>
       </w:r>
     </w:p>
     <w:p>
@@ -1149,7 +3705,39 @@
       </w:pPr>
       <w:r>
         <w:lastRenderedPageBreak/>
-        <w:t>Postman ya Python standard script se unka /v1/people/search endpoint hit kar ke raw JSON output check karo.</w:t>
+        <w:t xml:space="preserve">Postman </w:t>
+      </w:r>
+      <w:proofErr w:type="spellStart"/>
+      <w:r>
+        <w:t>ya</w:t>
+      </w:r>
+      <w:proofErr w:type="spellEnd"/>
+      <w:r>
+        <w:t xml:space="preserve"> Python standard script se </w:t>
+      </w:r>
+      <w:proofErr w:type="spellStart"/>
+      <w:r>
+        <w:t>unka</w:t>
+      </w:r>
+      <w:proofErr w:type="spellEnd"/>
+      <w:r>
+        <w:t xml:space="preserve"> /v1/people/search endpoint hit </w:t>
+      </w:r>
+      <w:proofErr w:type="spellStart"/>
+      <w:r>
+        <w:t>kar</w:t>
+      </w:r>
+      <w:proofErr w:type="spellEnd"/>
+      <w:r>
+        <w:t xml:space="preserve"> </w:t>
+      </w:r>
+      <w:proofErr w:type="spellStart"/>
+      <w:r>
+        <w:t>ke</w:t>
+      </w:r>
+      <w:proofErr w:type="spellEnd"/>
+      <w:r>
+        <w:t xml:space="preserve"> raw JSON output check karo.</w:t>
       </w:r>
     </w:p>
     <w:p>
@@ -1164,7 +3752,55 @@
           <w:b/>
           <w:bCs/>
         </w:rPr>
-        <w:t>Kya knowledge chahiye aur kahan se milega:</w:t>
+        <w:t xml:space="preserve">Kya knowledge </w:t>
+      </w:r>
+      <w:proofErr w:type="spellStart"/>
+      <w:r>
+        <w:rPr>
+          <w:b/>
+          <w:bCs/>
+        </w:rPr>
+        <w:t>chahiye</w:t>
+      </w:r>
+      <w:proofErr w:type="spellEnd"/>
+      <w:r>
+        <w:rPr>
+          <w:b/>
+          <w:bCs/>
+        </w:rPr>
+        <w:t xml:space="preserve"> aur </w:t>
+      </w:r>
+      <w:proofErr w:type="spellStart"/>
+      <w:r>
+        <w:rPr>
+          <w:b/>
+          <w:bCs/>
+        </w:rPr>
+        <w:t>kahan</w:t>
+      </w:r>
+      <w:proofErr w:type="spellEnd"/>
+      <w:r>
+        <w:rPr>
+          <w:b/>
+          <w:bCs/>
+        </w:rPr>
+        <w:t xml:space="preserve"> se </w:t>
+      </w:r>
+      <w:proofErr w:type="spellStart"/>
+      <w:r>
+        <w:rPr>
+          <w:b/>
+          <w:bCs/>
+        </w:rPr>
+        <w:t>milega</w:t>
+      </w:r>
+      <w:proofErr w:type="spellEnd"/>
+      <w:r>
+        <w:rPr>
+          <w:b/>
+          <w:bCs/>
+        </w:rPr>
+        <w:t>:</w:t>
       </w:r>
     </w:p>
     <w:p>
@@ -1212,7 +3848,55 @@
           <w:b/>
           <w:bCs/>
         </w:rPr>
-        <w:t>Kya kaam karna hai:</w:t>
+        <w:t xml:space="preserve">Kya </w:t>
+      </w:r>
+      <w:proofErr w:type="spellStart"/>
+      <w:r>
+        <w:rPr>
+          <w:b/>
+          <w:bCs/>
+        </w:rPr>
+        <w:t>kaam</w:t>
+      </w:r>
+      <w:proofErr w:type="spellEnd"/>
+      <w:r>
+        <w:rPr>
+          <w:b/>
+          <w:bCs/>
+        </w:rPr>
+        <w:t xml:space="preserve"> </w:t>
+      </w:r>
+      <w:proofErr w:type="spellStart"/>
+      <w:r>
+        <w:rPr>
+          <w:b/>
+          <w:bCs/>
+        </w:rPr>
+        <w:t>karna</w:t>
+      </w:r>
+      <w:proofErr w:type="spellEnd"/>
+      <w:r>
+        <w:rPr>
+          <w:b/>
+          <w:bCs/>
+        </w:rPr>
+        <w:t xml:space="preserve"> </w:t>
+      </w:r>
+      <w:proofErr w:type="spellStart"/>
+      <w:r>
+        <w:rPr>
+          <w:b/>
+          <w:bCs/>
+        </w:rPr>
+        <w:t>hai</w:t>
+      </w:r>
+      <w:proofErr w:type="spellEnd"/>
+      <w:r>
+        <w:rPr>
+          <w:b/>
+          <w:bCs/>
+        </w:rPr>
+        <w:t>:</w:t>
       </w:r>
     </w:p>
     <w:p>
@@ -1222,8 +3906,61 @@
           <w:numId w:val="14"/>
         </w:numPr>
       </w:pPr>
-      <w:r>
-        <w:t>FastAPI ke asynchronous nature ke mutabiq async HTTP calls setup karna Apollo server ke liye.</w:t>
+      <w:proofErr w:type="spellStart"/>
+      <w:r>
+        <w:t>FastAPI</w:t>
+      </w:r>
+      <w:proofErr w:type="spellEnd"/>
+      <w:r>
+        <w:t xml:space="preserve"> </w:t>
+      </w:r>
+      <w:proofErr w:type="spellStart"/>
+      <w:r>
+        <w:t>ke</w:t>
+      </w:r>
+      <w:proofErr w:type="spellEnd"/>
+      <w:r>
+        <w:t xml:space="preserve"> asynchronous nature </w:t>
+      </w:r>
+      <w:proofErr w:type="spellStart"/>
+      <w:r>
+        <w:t>ke</w:t>
+      </w:r>
+      <w:proofErr w:type="spellEnd"/>
+      <w:r>
+        <w:t xml:space="preserve"> </w:t>
+      </w:r>
+      <w:proofErr w:type="spellStart"/>
+      <w:r>
+        <w:t>mutabiq</w:t>
+      </w:r>
+      <w:proofErr w:type="spellEnd"/>
+      <w:r>
+        <w:t xml:space="preserve"> async HTTP calls setup </w:t>
+      </w:r>
+      <w:proofErr w:type="spellStart"/>
+      <w:r>
+        <w:t>karna</w:t>
+      </w:r>
+      <w:proofErr w:type="spellEnd"/>
+      <w:r>
+        <w:t xml:space="preserve"> Apollo server </w:t>
+      </w:r>
+      <w:proofErr w:type="spellStart"/>
+      <w:r>
+        <w:t>ke</w:t>
+      </w:r>
+      <w:proofErr w:type="spellEnd"/>
+      <w:r>
+        <w:t xml:space="preserve"> </w:t>
+      </w:r>
+      <w:proofErr w:type="spellStart"/>
+      <w:r>
+        <w:t>liye</w:t>
+      </w:r>
+      <w:proofErr w:type="spellEnd"/>
+      <w:r>
+        <w:t>.</w:t>
       </w:r>
     </w:p>
     <w:p>
@@ -1238,7 +3975,55 @@
           <w:b/>
           <w:bCs/>
         </w:rPr>
-        <w:t>Kaise kaam karna hai:</w:t>
+        <w:t xml:space="preserve">Kaise </w:t>
+      </w:r>
+      <w:proofErr w:type="spellStart"/>
+      <w:r>
+        <w:rPr>
+          <w:b/>
+          <w:bCs/>
+        </w:rPr>
+        <w:t>kaam</w:t>
+      </w:r>
+      <w:proofErr w:type="spellEnd"/>
+      <w:r>
+        <w:rPr>
+          <w:b/>
+          <w:bCs/>
+        </w:rPr>
+        <w:t xml:space="preserve"> </w:t>
+      </w:r>
+      <w:proofErr w:type="spellStart"/>
+      <w:r>
+        <w:rPr>
+          <w:b/>
+          <w:bCs/>
+        </w:rPr>
+        <w:t>karna</w:t>
+      </w:r>
+      <w:proofErr w:type="spellEnd"/>
+      <w:r>
+        <w:rPr>
+          <w:b/>
+          <w:bCs/>
+        </w:rPr>
+        <w:t xml:space="preserve"> </w:t>
+      </w:r>
+      <w:proofErr w:type="spellStart"/>
+      <w:r>
+        <w:rPr>
+          <w:b/>
+          <w:bCs/>
+        </w:rPr>
+        <w:t>hai</w:t>
+      </w:r>
+      <w:proofErr w:type="spellEnd"/>
+      <w:r>
+        <w:rPr>
+          <w:b/>
+          <w:bCs/>
+        </w:rPr>
+        <w:t>:</w:t>
       </w:r>
     </w:p>
     <w:p>
@@ -1249,7 +4034,15 @@
         </w:numPr>
       </w:pPr>
       <w:r>
-        <w:t>app/services/apollo_client.py file banao.</w:t>
+        <w:t xml:space="preserve">app/services/apollo_client.py file </w:t>
+      </w:r>
+      <w:proofErr w:type="spellStart"/>
+      <w:r>
+        <w:t>banao</w:t>
+      </w:r>
+      <w:proofErr w:type="spellEnd"/>
+      <w:r>
+        <w:t>.</w:t>
       </w:r>
     </w:p>
     <w:p>
@@ -1259,8 +4052,23 @@
           <w:numId w:val="14"/>
         </w:numPr>
       </w:pPr>
-      <w:r>
-        <w:t>httpx.AsyncClient() ka singleton instance create karo ya context manager use karo.</w:t>
+      <w:proofErr w:type="spellStart"/>
+      <w:proofErr w:type="gramStart"/>
+      <w:r>
+        <w:t>httpx.AsyncClient</w:t>
+      </w:r>
+      <w:proofErr w:type="spellEnd"/>
+      <w:proofErr w:type="gramEnd"/>
+      <w:r>
+        <w:t xml:space="preserve">() ka singleton instance create karo </w:t>
+      </w:r>
+      <w:proofErr w:type="spellStart"/>
+      <w:r>
+        <w:t>ya</w:t>
+      </w:r>
+      <w:proofErr w:type="spellEnd"/>
+      <w:r>
+        <w:t xml:space="preserve"> context manager use karo.</w:t>
       </w:r>
     </w:p>
     <w:p>
@@ -1271,7 +4079,15 @@
         </w:numPr>
       </w:pPr>
       <w:r>
-        <w:t>Apollo request method likho jo filters (e.g., Title: "CEO", Location: "United States") as arguments le.</w:t>
+        <w:t xml:space="preserve">Apollo request method </w:t>
+      </w:r>
+      <w:proofErr w:type="spellStart"/>
+      <w:r>
+        <w:t>likho</w:t>
+      </w:r>
+      <w:proofErr w:type="spellEnd"/>
+      <w:r>
+        <w:t xml:space="preserve"> jo filters (e.g., Title: "CEO", Location: "United States") as arguments le.</w:t>
       </w:r>
     </w:p>
     <w:p>
@@ -1286,7 +4102,55 @@
           <w:b/>
           <w:bCs/>
         </w:rPr>
-        <w:t>Kya knowledge chahiye aur kahan se milega:</w:t>
+        <w:t xml:space="preserve">Kya knowledge </w:t>
+      </w:r>
+      <w:proofErr w:type="spellStart"/>
+      <w:r>
+        <w:rPr>
+          <w:b/>
+          <w:bCs/>
+        </w:rPr>
+        <w:t>chahiye</w:t>
+      </w:r>
+      <w:proofErr w:type="spellEnd"/>
+      <w:r>
+        <w:rPr>
+          <w:b/>
+          <w:bCs/>
+        </w:rPr>
+        <w:t xml:space="preserve"> aur </w:t>
+      </w:r>
+      <w:proofErr w:type="spellStart"/>
+      <w:r>
+        <w:rPr>
+          <w:b/>
+          <w:bCs/>
+        </w:rPr>
+        <w:t>kahan</w:t>
+      </w:r>
+      <w:proofErr w:type="spellEnd"/>
+      <w:r>
+        <w:rPr>
+          <w:b/>
+          <w:bCs/>
+        </w:rPr>
+        <w:t xml:space="preserve"> se </w:t>
+      </w:r>
+      <w:proofErr w:type="spellStart"/>
+      <w:r>
+        <w:rPr>
+          <w:b/>
+          <w:bCs/>
+        </w:rPr>
+        <w:t>milega</w:t>
+      </w:r>
+      <w:proofErr w:type="spellEnd"/>
+      <w:r>
+        <w:rPr>
+          <w:b/>
+          <w:bCs/>
+        </w:rPr>
+        <w:t>:</w:t>
       </w:r>
     </w:p>
     <w:p>
@@ -1334,7 +4198,55 @@
           <w:b/>
           <w:bCs/>
         </w:rPr>
-        <w:t>Kya kaam karna hai:</w:t>
+        <w:t xml:space="preserve">Kya </w:t>
+      </w:r>
+      <w:proofErr w:type="spellStart"/>
+      <w:r>
+        <w:rPr>
+          <w:b/>
+          <w:bCs/>
+        </w:rPr>
+        <w:t>kaam</w:t>
+      </w:r>
+      <w:proofErr w:type="spellEnd"/>
+      <w:r>
+        <w:rPr>
+          <w:b/>
+          <w:bCs/>
+        </w:rPr>
+        <w:t xml:space="preserve"> </w:t>
+      </w:r>
+      <w:proofErr w:type="spellStart"/>
+      <w:r>
+        <w:rPr>
+          <w:b/>
+          <w:bCs/>
+        </w:rPr>
+        <w:t>karna</w:t>
+      </w:r>
+      <w:proofErr w:type="spellEnd"/>
+      <w:r>
+        <w:rPr>
+          <w:b/>
+          <w:bCs/>
+        </w:rPr>
+        <w:t xml:space="preserve"> </w:t>
+      </w:r>
+      <w:proofErr w:type="spellStart"/>
+      <w:r>
+        <w:rPr>
+          <w:b/>
+          <w:bCs/>
+        </w:rPr>
+        <w:t>hai</w:t>
+      </w:r>
+      <w:proofErr w:type="spellEnd"/>
+      <w:r>
+        <w:rPr>
+          <w:b/>
+          <w:bCs/>
+        </w:rPr>
+        <w:t>:</w:t>
       </w:r>
     </w:p>
     <w:p>
@@ -1345,7 +4257,47 @@
         </w:numPr>
       </w:pPr>
       <w:r>
-        <w:t>Apollo se aane wale gande/bade JSON payload me se sirf kaam ka data extract karna.</w:t>
+        <w:t xml:space="preserve">Apollo se </w:t>
+      </w:r>
+      <w:proofErr w:type="spellStart"/>
+      <w:r>
+        <w:t>aane</w:t>
+      </w:r>
+      <w:proofErr w:type="spellEnd"/>
+      <w:r>
+        <w:t xml:space="preserve"> wale </w:t>
+      </w:r>
+      <w:proofErr w:type="spellStart"/>
+      <w:r>
+        <w:t>gande</w:t>
+      </w:r>
+      <w:proofErr w:type="spellEnd"/>
+      <w:r>
+        <w:t xml:space="preserve">/bade JSON payload me se </w:t>
+      </w:r>
+      <w:proofErr w:type="spellStart"/>
+      <w:r>
+        <w:t>sirf</w:t>
+      </w:r>
+      <w:proofErr w:type="spellEnd"/>
+      <w:r>
+        <w:t xml:space="preserve"> </w:t>
+      </w:r>
+      <w:proofErr w:type="spellStart"/>
+      <w:r>
+        <w:t>kaam</w:t>
+      </w:r>
+      <w:proofErr w:type="spellEnd"/>
+      <w:r>
+        <w:t xml:space="preserve"> ka data extract </w:t>
+      </w:r>
+      <w:proofErr w:type="spellStart"/>
+      <w:r>
+        <w:t>karna</w:t>
+      </w:r>
+      <w:proofErr w:type="spellEnd"/>
+      <w:r>
+        <w:t>.</w:t>
       </w:r>
     </w:p>
     <w:p>
@@ -1360,7 +4312,55 @@
           <w:b/>
           <w:bCs/>
         </w:rPr>
-        <w:t>Kaise kaam karna hai:</w:t>
+        <w:t xml:space="preserve">Kaise </w:t>
+      </w:r>
+      <w:proofErr w:type="spellStart"/>
+      <w:r>
+        <w:rPr>
+          <w:b/>
+          <w:bCs/>
+        </w:rPr>
+        <w:t>kaam</w:t>
+      </w:r>
+      <w:proofErr w:type="spellEnd"/>
+      <w:r>
+        <w:rPr>
+          <w:b/>
+          <w:bCs/>
+        </w:rPr>
+        <w:t xml:space="preserve"> </w:t>
+      </w:r>
+      <w:proofErr w:type="spellStart"/>
+      <w:r>
+        <w:rPr>
+          <w:b/>
+          <w:bCs/>
+        </w:rPr>
+        <w:t>karna</w:t>
+      </w:r>
+      <w:proofErr w:type="spellEnd"/>
+      <w:r>
+        <w:rPr>
+          <w:b/>
+          <w:bCs/>
+        </w:rPr>
+        <w:t xml:space="preserve"> </w:t>
+      </w:r>
+      <w:proofErr w:type="spellStart"/>
+      <w:r>
+        <w:rPr>
+          <w:b/>
+          <w:bCs/>
+        </w:rPr>
+        <w:t>hai</w:t>
+      </w:r>
+      <w:proofErr w:type="spellEnd"/>
+      <w:r>
+        <w:rPr>
+          <w:b/>
+          <w:bCs/>
+        </w:rPr>
+        <w:t>:</w:t>
       </w:r>
     </w:p>
     <w:p>
@@ -1371,7 +4371,87 @@
         </w:numPr>
       </w:pPr>
       <w:r>
-        <w:t>JSON parser likho jo lead ka first_name, last_name, email (agar available ho), company_name, linkedin_url, aur job_title nikal kar Pydantic model me bind kare.</w:t>
+        <w:t xml:space="preserve">JSON parser </w:t>
+      </w:r>
+      <w:proofErr w:type="spellStart"/>
+      <w:r>
+        <w:t>likho</w:t>
+      </w:r>
+      <w:proofErr w:type="spellEnd"/>
+      <w:r>
+        <w:t xml:space="preserve"> jo lead ka </w:t>
+      </w:r>
+      <w:proofErr w:type="spellStart"/>
+      <w:r>
+        <w:t>first_name</w:t>
+      </w:r>
+      <w:proofErr w:type="spellEnd"/>
+      <w:r>
+        <w:t xml:space="preserve">, </w:t>
+      </w:r>
+      <w:proofErr w:type="spellStart"/>
+      <w:r>
+        <w:t>last_name</w:t>
+      </w:r>
+      <w:proofErr w:type="spellEnd"/>
+      <w:r>
+        <w:t xml:space="preserve">, email (agar available ho), </w:t>
+      </w:r>
+      <w:proofErr w:type="spellStart"/>
+      <w:r>
+        <w:t>company_name</w:t>
+      </w:r>
+      <w:proofErr w:type="spellEnd"/>
+      <w:r>
+        <w:t xml:space="preserve">, </w:t>
+      </w:r>
+      <w:proofErr w:type="spellStart"/>
+      <w:r>
+        <w:t>linkedin_url</w:t>
+      </w:r>
+      <w:proofErr w:type="spellEnd"/>
+      <w:r>
+        <w:t xml:space="preserve">, aur </w:t>
+      </w:r>
+      <w:proofErr w:type="spellStart"/>
+      <w:r>
+        <w:t>job_title</w:t>
+      </w:r>
+      <w:proofErr w:type="spellEnd"/>
+      <w:r>
+        <w:t xml:space="preserve"> </w:t>
+      </w:r>
+      <w:proofErr w:type="spellStart"/>
+      <w:r>
+        <w:t>nikal</w:t>
+      </w:r>
+      <w:proofErr w:type="spellEnd"/>
+      <w:r>
+        <w:t xml:space="preserve"> </w:t>
+      </w:r>
+      <w:proofErr w:type="spellStart"/>
+      <w:r>
+        <w:t>kar</w:t>
+      </w:r>
+      <w:proofErr w:type="spellEnd"/>
+      <w:r>
+        <w:t xml:space="preserve"> </w:t>
+      </w:r>
+      <w:proofErr w:type="spellStart"/>
+      <w:r>
+        <w:t>Pydantic</w:t>
+      </w:r>
+      <w:proofErr w:type="spellEnd"/>
+      <w:r>
+        <w:t xml:space="preserve"> model me bind </w:t>
+      </w:r>
+      <w:proofErr w:type="spellStart"/>
+      <w:r>
+        <w:t>kare</w:t>
+      </w:r>
+      <w:proofErr w:type="spellEnd"/>
+      <w:r>
+        <w:t>.</w:t>
       </w:r>
     </w:p>
     <w:p>
@@ -1386,7 +4466,55 @@
           <w:b/>
           <w:bCs/>
         </w:rPr>
-        <w:t>Kya knowledge chahiye aur kahan se milega:</w:t>
+        <w:t xml:space="preserve">Kya knowledge </w:t>
+      </w:r>
+      <w:proofErr w:type="spellStart"/>
+      <w:r>
+        <w:rPr>
+          <w:b/>
+          <w:bCs/>
+        </w:rPr>
+        <w:t>chahiye</w:t>
+      </w:r>
+      <w:proofErr w:type="spellEnd"/>
+      <w:r>
+        <w:rPr>
+          <w:b/>
+          <w:bCs/>
+        </w:rPr>
+        <w:t xml:space="preserve"> aur </w:t>
+      </w:r>
+      <w:proofErr w:type="spellStart"/>
+      <w:r>
+        <w:rPr>
+          <w:b/>
+          <w:bCs/>
+        </w:rPr>
+        <w:t>kahan</w:t>
+      </w:r>
+      <w:proofErr w:type="spellEnd"/>
+      <w:r>
+        <w:rPr>
+          <w:b/>
+          <w:bCs/>
+        </w:rPr>
+        <w:t xml:space="preserve"> se </w:t>
+      </w:r>
+      <w:proofErr w:type="spellStart"/>
+      <w:r>
+        <w:rPr>
+          <w:b/>
+          <w:bCs/>
+        </w:rPr>
+        <w:t>milega</w:t>
+      </w:r>
+      <w:proofErr w:type="spellEnd"/>
+      <w:r>
+        <w:rPr>
+          <w:b/>
+          <w:bCs/>
+        </w:rPr>
+        <w:t>:</w:t>
       </w:r>
     </w:p>
     <w:p>
@@ -1397,7 +4525,23 @@
         </w:numPr>
       </w:pPr>
       <w:r>
-        <w:t>Python dictionary/list comprehensions aur Pydantic parsing methods (model_validate).</w:t>
+        <w:t xml:space="preserve">Python dictionary/list comprehensions aur </w:t>
+      </w:r>
+      <w:proofErr w:type="spellStart"/>
+      <w:r>
+        <w:t>Pydantic</w:t>
+      </w:r>
+      <w:proofErr w:type="spellEnd"/>
+      <w:r>
+        <w:t xml:space="preserve"> parsing methods (</w:t>
+      </w:r>
+      <w:proofErr w:type="spellStart"/>
+      <w:r>
+        <w:t>model_validate</w:t>
+      </w:r>
+      <w:proofErr w:type="spellEnd"/>
+      <w:r>
+        <w:t>).</w:t>
       </w:r>
     </w:p>
     <w:p>
@@ -1428,7 +4572,55 @@
           <w:bCs/>
         </w:rPr>
         <w:lastRenderedPageBreak/>
-        <w:t>Kya kaam karna hai:</w:t>
+        <w:t xml:space="preserve">Kya </w:t>
+      </w:r>
+      <w:proofErr w:type="spellStart"/>
+      <w:r>
+        <w:rPr>
+          <w:b/>
+          <w:bCs/>
+        </w:rPr>
+        <w:t>kaam</w:t>
+      </w:r>
+      <w:proofErr w:type="spellEnd"/>
+      <w:r>
+        <w:rPr>
+          <w:b/>
+          <w:bCs/>
+        </w:rPr>
+        <w:t xml:space="preserve"> </w:t>
+      </w:r>
+      <w:proofErr w:type="spellStart"/>
+      <w:r>
+        <w:rPr>
+          <w:b/>
+          <w:bCs/>
+        </w:rPr>
+        <w:t>karna</w:t>
+      </w:r>
+      <w:proofErr w:type="spellEnd"/>
+      <w:r>
+        <w:rPr>
+          <w:b/>
+          <w:bCs/>
+        </w:rPr>
+        <w:t xml:space="preserve"> </w:t>
+      </w:r>
+      <w:proofErr w:type="spellStart"/>
+      <w:r>
+        <w:rPr>
+          <w:b/>
+          <w:bCs/>
+        </w:rPr>
+        <w:t>hai</w:t>
+      </w:r>
+      <w:proofErr w:type="spellEnd"/>
+      <w:r>
+        <w:rPr>
+          <w:b/>
+          <w:bCs/>
+        </w:rPr>
+        <w:t>:</w:t>
       </w:r>
     </w:p>
     <w:p>
@@ -1446,7 +4638,39 @@
         <w:t>Business Edge Case:</w:t>
       </w:r>
       <w:r>
-        <w:t xml:space="preserve"> Bounces se bachne ke liye data filtering step likhna.</w:t>
+        <w:t xml:space="preserve"> Bounces se </w:t>
+      </w:r>
+      <w:proofErr w:type="spellStart"/>
+      <w:r>
+        <w:t>bachne</w:t>
+      </w:r>
+      <w:proofErr w:type="spellEnd"/>
+      <w:r>
+        <w:t xml:space="preserve"> </w:t>
+      </w:r>
+      <w:proofErr w:type="spellStart"/>
+      <w:r>
+        <w:t>ke</w:t>
+      </w:r>
+      <w:proofErr w:type="spellEnd"/>
+      <w:r>
+        <w:t xml:space="preserve"> </w:t>
+      </w:r>
+      <w:proofErr w:type="spellStart"/>
+      <w:r>
+        <w:t>liye</w:t>
+      </w:r>
+      <w:proofErr w:type="spellEnd"/>
+      <w:r>
+        <w:t xml:space="preserve"> data filtering step </w:t>
+      </w:r>
+      <w:proofErr w:type="spellStart"/>
+      <w:r>
+        <w:t>likhna</w:t>
+      </w:r>
+      <w:proofErr w:type="spellEnd"/>
+      <w:r>
+        <w:t>.</w:t>
       </w:r>
     </w:p>
     <w:p>
@@ -1461,7 +4685,55 @@
           <w:b/>
           <w:bCs/>
         </w:rPr>
-        <w:t>Kaise kaam karna hai:</w:t>
+        <w:t xml:space="preserve">Kaise </w:t>
+      </w:r>
+      <w:proofErr w:type="spellStart"/>
+      <w:r>
+        <w:rPr>
+          <w:b/>
+          <w:bCs/>
+        </w:rPr>
+        <w:t>kaam</w:t>
+      </w:r>
+      <w:proofErr w:type="spellEnd"/>
+      <w:r>
+        <w:rPr>
+          <w:b/>
+          <w:bCs/>
+        </w:rPr>
+        <w:t xml:space="preserve"> </w:t>
+      </w:r>
+      <w:proofErr w:type="spellStart"/>
+      <w:r>
+        <w:rPr>
+          <w:b/>
+          <w:bCs/>
+        </w:rPr>
+        <w:t>karna</w:t>
+      </w:r>
+      <w:proofErr w:type="spellEnd"/>
+      <w:r>
+        <w:rPr>
+          <w:b/>
+          <w:bCs/>
+        </w:rPr>
+        <w:t xml:space="preserve"> </w:t>
+      </w:r>
+      <w:proofErr w:type="spellStart"/>
+      <w:r>
+        <w:rPr>
+          <w:b/>
+          <w:bCs/>
+        </w:rPr>
+        <w:t>hai</w:t>
+      </w:r>
+      <w:proofErr w:type="spellEnd"/>
+      <w:r>
+        <w:rPr>
+          <w:b/>
+          <w:bCs/>
+        </w:rPr>
+        <w:t>:</w:t>
       </w:r>
     </w:p>
     <w:p>
@@ -1472,7 +4744,47 @@
         </w:numPr>
       </w:pPr>
       <w:r>
-        <w:t>Ese leads filter out karo jinke paas business email na ho (e.g., filter out @gmail.com or @yahoo.com—humein sirf company corporate emails chahiye).</w:t>
+        <w:t xml:space="preserve">Ese leads filter out karo </w:t>
+      </w:r>
+      <w:proofErr w:type="spellStart"/>
+      <w:r>
+        <w:t>jinke</w:t>
+      </w:r>
+      <w:proofErr w:type="spellEnd"/>
+      <w:r>
+        <w:t xml:space="preserve"> </w:t>
+      </w:r>
+      <w:proofErr w:type="spellStart"/>
+      <w:r>
+        <w:t>paas</w:t>
+      </w:r>
+      <w:proofErr w:type="spellEnd"/>
+      <w:r>
+        <w:t xml:space="preserve"> business email </w:t>
+      </w:r>
+      <w:proofErr w:type="spellStart"/>
+      <w:r>
+        <w:t>na</w:t>
+      </w:r>
+      <w:proofErr w:type="spellEnd"/>
+      <w:r>
+        <w:t xml:space="preserve"> ho (e.g., filter out @gmail.com or @yahoo.com—humein </w:t>
+      </w:r>
+      <w:proofErr w:type="spellStart"/>
+      <w:r>
+        <w:t>sirf</w:t>
+      </w:r>
+      <w:proofErr w:type="spellEnd"/>
+      <w:r>
+        <w:t xml:space="preserve"> company corporate emails </w:t>
+      </w:r>
+      <w:proofErr w:type="spellStart"/>
+      <w:r>
+        <w:t>chahiye</w:t>
+      </w:r>
+      <w:proofErr w:type="spellEnd"/>
+      <w:r>
+        <w:t>).</w:t>
       </w:r>
     </w:p>
     <w:p>
@@ -1483,7 +4795,31 @@
         </w:numPr>
       </w:pPr>
       <w:r>
-        <w:t>Email string format check lagao regex ke zariye.</w:t>
+        <w:t xml:space="preserve">Email string format check </w:t>
+      </w:r>
+      <w:proofErr w:type="spellStart"/>
+      <w:r>
+        <w:t>lagao</w:t>
+      </w:r>
+      <w:proofErr w:type="spellEnd"/>
+      <w:r>
+        <w:t xml:space="preserve"> regex </w:t>
+      </w:r>
+      <w:proofErr w:type="spellStart"/>
+      <w:r>
+        <w:t>ke</w:t>
+      </w:r>
+      <w:proofErr w:type="spellEnd"/>
+      <w:r>
+        <w:t xml:space="preserve"> </w:t>
+      </w:r>
+      <w:proofErr w:type="spellStart"/>
+      <w:r>
+        <w:t>zariye</w:t>
+      </w:r>
+      <w:proofErr w:type="spellEnd"/>
+      <w:r>
+        <w:t>.</w:t>
       </w:r>
     </w:p>
     <w:p>
@@ -1498,7 +4834,55 @@
           <w:b/>
           <w:bCs/>
         </w:rPr>
-        <w:t>Kya knowledge chahiye aur kahan se milega:</w:t>
+        <w:t xml:space="preserve">Kya knowledge </w:t>
+      </w:r>
+      <w:proofErr w:type="spellStart"/>
+      <w:r>
+        <w:rPr>
+          <w:b/>
+          <w:bCs/>
+        </w:rPr>
+        <w:t>chahiye</w:t>
+      </w:r>
+      <w:proofErr w:type="spellEnd"/>
+      <w:r>
+        <w:rPr>
+          <w:b/>
+          <w:bCs/>
+        </w:rPr>
+        <w:t xml:space="preserve"> aur </w:t>
+      </w:r>
+      <w:proofErr w:type="spellStart"/>
+      <w:r>
+        <w:rPr>
+          <w:b/>
+          <w:bCs/>
+        </w:rPr>
+        <w:t>kahan</w:t>
+      </w:r>
+      <w:proofErr w:type="spellEnd"/>
+      <w:r>
+        <w:rPr>
+          <w:b/>
+          <w:bCs/>
+        </w:rPr>
+        <w:t xml:space="preserve"> se </w:t>
+      </w:r>
+      <w:proofErr w:type="spellStart"/>
+      <w:r>
+        <w:rPr>
+          <w:b/>
+          <w:bCs/>
+        </w:rPr>
+        <w:t>milega</w:t>
+      </w:r>
+      <w:proofErr w:type="spellEnd"/>
+      <w:r>
+        <w:rPr>
+          <w:b/>
+          <w:bCs/>
+        </w:rPr>
+        <w:t>:</w:t>
       </w:r>
     </w:p>
     <w:p>
@@ -1539,7 +4923,55 @@
           <w:b/>
           <w:bCs/>
         </w:rPr>
-        <w:t>Kya kaam karna hai:</w:t>
+        <w:t xml:space="preserve">Kya </w:t>
+      </w:r>
+      <w:proofErr w:type="spellStart"/>
+      <w:r>
+        <w:rPr>
+          <w:b/>
+          <w:bCs/>
+        </w:rPr>
+        <w:t>kaam</w:t>
+      </w:r>
+      <w:proofErr w:type="spellEnd"/>
+      <w:r>
+        <w:rPr>
+          <w:b/>
+          <w:bCs/>
+        </w:rPr>
+        <w:t xml:space="preserve"> </w:t>
+      </w:r>
+      <w:proofErr w:type="spellStart"/>
+      <w:r>
+        <w:rPr>
+          <w:b/>
+          <w:bCs/>
+        </w:rPr>
+        <w:t>karna</w:t>
+      </w:r>
+      <w:proofErr w:type="spellEnd"/>
+      <w:r>
+        <w:rPr>
+          <w:b/>
+          <w:bCs/>
+        </w:rPr>
+        <w:t xml:space="preserve"> </w:t>
+      </w:r>
+      <w:proofErr w:type="spellStart"/>
+      <w:r>
+        <w:rPr>
+          <w:b/>
+          <w:bCs/>
+        </w:rPr>
+        <w:t>hai</w:t>
+      </w:r>
+      <w:proofErr w:type="spellEnd"/>
+      <w:r>
+        <w:rPr>
+          <w:b/>
+          <w:bCs/>
+        </w:rPr>
+        <w:t>:</w:t>
       </w:r>
     </w:p>
     <w:p>
@@ -1550,7 +4982,47 @@
         </w:numPr>
       </w:pPr>
       <w:r>
-        <w:t>Parsed data ko database me save karna bulk operations ke zariye taake server slow na ho.</w:t>
+        <w:t xml:space="preserve">Parsed data ko database me save </w:t>
+      </w:r>
+      <w:proofErr w:type="spellStart"/>
+      <w:r>
+        <w:t>karna</w:t>
+      </w:r>
+      <w:proofErr w:type="spellEnd"/>
+      <w:r>
+        <w:t xml:space="preserve"> bulk operations </w:t>
+      </w:r>
+      <w:proofErr w:type="spellStart"/>
+      <w:r>
+        <w:t>ke</w:t>
+      </w:r>
+      <w:proofErr w:type="spellEnd"/>
+      <w:r>
+        <w:t xml:space="preserve"> </w:t>
+      </w:r>
+      <w:proofErr w:type="spellStart"/>
+      <w:r>
+        <w:t>zariye</w:t>
+      </w:r>
+      <w:proofErr w:type="spellEnd"/>
+      <w:r>
+        <w:t xml:space="preserve"> </w:t>
+      </w:r>
+      <w:proofErr w:type="spellStart"/>
+      <w:r>
+        <w:t>taake</w:t>
+      </w:r>
+      <w:proofErr w:type="spellEnd"/>
+      <w:r>
+        <w:t xml:space="preserve"> server slow </w:t>
+      </w:r>
+      <w:proofErr w:type="spellStart"/>
+      <w:r>
+        <w:t>na</w:t>
+      </w:r>
+      <w:proofErr w:type="spellEnd"/>
+      <w:r>
+        <w:t xml:space="preserve"> ho.</w:t>
       </w:r>
     </w:p>
     <w:p>
@@ -1565,7 +5037,55 @@
           <w:b/>
           <w:bCs/>
         </w:rPr>
-        <w:t>Kaise kaam karna hai:</w:t>
+        <w:t xml:space="preserve">Kaise </w:t>
+      </w:r>
+      <w:proofErr w:type="spellStart"/>
+      <w:r>
+        <w:rPr>
+          <w:b/>
+          <w:bCs/>
+        </w:rPr>
+        <w:t>kaam</w:t>
+      </w:r>
+      <w:proofErr w:type="spellEnd"/>
+      <w:r>
+        <w:rPr>
+          <w:b/>
+          <w:bCs/>
+        </w:rPr>
+        <w:t xml:space="preserve"> </w:t>
+      </w:r>
+      <w:proofErr w:type="spellStart"/>
+      <w:r>
+        <w:rPr>
+          <w:b/>
+          <w:bCs/>
+        </w:rPr>
+        <w:t>karna</w:t>
+      </w:r>
+      <w:proofErr w:type="spellEnd"/>
+      <w:r>
+        <w:rPr>
+          <w:b/>
+          <w:bCs/>
+        </w:rPr>
+        <w:t xml:space="preserve"> </w:t>
+      </w:r>
+      <w:proofErr w:type="spellStart"/>
+      <w:r>
+        <w:rPr>
+          <w:b/>
+          <w:bCs/>
+        </w:rPr>
+        <w:t>hai</w:t>
+      </w:r>
+      <w:proofErr w:type="spellEnd"/>
+      <w:r>
+        <w:rPr>
+          <w:b/>
+          <w:bCs/>
+        </w:rPr>
+        <w:t>:</w:t>
       </w:r>
     </w:p>
     <w:p>
@@ -1575,8 +5095,37 @@
           <w:numId w:val="17"/>
         </w:numPr>
       </w:pPr>
-      <w:r>
-        <w:t>SQLAlchemy insert().on_conflict_do_nothing() (Postgres specific bulk insert syntax) use karo.</w:t>
+      <w:proofErr w:type="spellStart"/>
+      <w:r>
+        <w:t>SQLAlchemy</w:t>
+      </w:r>
+      <w:proofErr w:type="spellEnd"/>
+      <w:r>
+        <w:t xml:space="preserve"> insert(</w:t>
+      </w:r>
+      <w:proofErr w:type="gramStart"/>
+      <w:r>
+        <w:t>).</w:t>
+      </w:r>
+      <w:proofErr w:type="spellStart"/>
+      <w:r>
+        <w:t>on</w:t>
+      </w:r>
+      <w:proofErr w:type="gramEnd"/>
+      <w:r>
+        <w:t>_conflict_do_</w:t>
+      </w:r>
+      <w:proofErr w:type="gramStart"/>
+      <w:r>
+        <w:t>nothing</w:t>
+      </w:r>
+      <w:proofErr w:type="spellEnd"/>
+      <w:r>
+        <w:t>(</w:t>
+      </w:r>
+      <w:proofErr w:type="gramEnd"/>
+      <w:r>
+        <w:t>) (Postgres specific bulk insert syntax) use karo.</w:t>
       </w:r>
     </w:p>
     <w:p>
@@ -1587,7 +5136,39 @@
         </w:numPr>
       </w:pPr>
       <w:r>
-        <w:t>Ensure karo ke database me save karte waqt status default scraped set ho jaye.</w:t>
+        <w:t xml:space="preserve">Ensure karo </w:t>
+      </w:r>
+      <w:proofErr w:type="spellStart"/>
+      <w:r>
+        <w:t>ke</w:t>
+      </w:r>
+      <w:proofErr w:type="spellEnd"/>
+      <w:r>
+        <w:t xml:space="preserve"> database me save </w:t>
+      </w:r>
+      <w:proofErr w:type="spellStart"/>
+      <w:r>
+        <w:t>karte</w:t>
+      </w:r>
+      <w:proofErr w:type="spellEnd"/>
+      <w:r>
+        <w:t xml:space="preserve"> </w:t>
+      </w:r>
+      <w:proofErr w:type="spellStart"/>
+      <w:r>
+        <w:t>waqt</w:t>
+      </w:r>
+      <w:proofErr w:type="spellEnd"/>
+      <w:r>
+        <w:t xml:space="preserve"> status default scraped set ho </w:t>
+      </w:r>
+      <w:proofErr w:type="spellStart"/>
+      <w:r>
+        <w:t>jaye</w:t>
+      </w:r>
+      <w:proofErr w:type="spellEnd"/>
+      <w:r>
+        <w:t>.</w:t>
       </w:r>
     </w:p>
     <w:p>
@@ -1617,7 +5198,55 @@
           <w:b/>
           <w:bCs/>
         </w:rPr>
-        <w:t>Kya kaam karna hai:</w:t>
+        <w:t xml:space="preserve">Kya </w:t>
+      </w:r>
+      <w:proofErr w:type="spellStart"/>
+      <w:r>
+        <w:rPr>
+          <w:b/>
+          <w:bCs/>
+        </w:rPr>
+        <w:t>kaam</w:t>
+      </w:r>
+      <w:proofErr w:type="spellEnd"/>
+      <w:r>
+        <w:rPr>
+          <w:b/>
+          <w:bCs/>
+        </w:rPr>
+        <w:t xml:space="preserve"> </w:t>
+      </w:r>
+      <w:proofErr w:type="spellStart"/>
+      <w:r>
+        <w:rPr>
+          <w:b/>
+          <w:bCs/>
+        </w:rPr>
+        <w:t>karna</w:t>
+      </w:r>
+      <w:proofErr w:type="spellEnd"/>
+      <w:r>
+        <w:rPr>
+          <w:b/>
+          <w:bCs/>
+        </w:rPr>
+        <w:t xml:space="preserve"> </w:t>
+      </w:r>
+      <w:proofErr w:type="spellStart"/>
+      <w:r>
+        <w:rPr>
+          <w:b/>
+          <w:bCs/>
+        </w:rPr>
+        <w:t>hai</w:t>
+      </w:r>
+      <w:proofErr w:type="spellEnd"/>
+      <w:r>
+        <w:rPr>
+          <w:b/>
+          <w:bCs/>
+        </w:rPr>
+        <w:t>:</w:t>
       </w:r>
     </w:p>
     <w:p>
@@ -1628,7 +5257,39 @@
         </w:numPr>
       </w:pPr>
       <w:r>
-        <w:t>Apollo ki free tier ki limits se bachne ke liye safe scrolling aur standard delays add karna.</w:t>
+        <w:t xml:space="preserve">Apollo ki free tier ki limits se </w:t>
+      </w:r>
+      <w:proofErr w:type="spellStart"/>
+      <w:r>
+        <w:t>bachne</w:t>
+      </w:r>
+      <w:proofErr w:type="spellEnd"/>
+      <w:r>
+        <w:t xml:space="preserve"> </w:t>
+      </w:r>
+      <w:proofErr w:type="spellStart"/>
+      <w:r>
+        <w:t>ke</w:t>
+      </w:r>
+      <w:proofErr w:type="spellEnd"/>
+      <w:r>
+        <w:t xml:space="preserve"> </w:t>
+      </w:r>
+      <w:proofErr w:type="spellStart"/>
+      <w:r>
+        <w:t>liye</w:t>
+      </w:r>
+      <w:proofErr w:type="spellEnd"/>
+      <w:r>
+        <w:t xml:space="preserve"> safe scrolling aur standard delays add </w:t>
+      </w:r>
+      <w:proofErr w:type="spellStart"/>
+      <w:r>
+        <w:t>karna</w:t>
+      </w:r>
+      <w:proofErr w:type="spellEnd"/>
+      <w:r>
+        <w:t>.</w:t>
       </w:r>
     </w:p>
     <w:p>
@@ -1643,7 +5304,55 @@
           <w:b/>
           <w:bCs/>
         </w:rPr>
-        <w:t>Kaise kaam karna hai:</w:t>
+        <w:t xml:space="preserve">Kaise </w:t>
+      </w:r>
+      <w:proofErr w:type="spellStart"/>
+      <w:r>
+        <w:rPr>
+          <w:b/>
+          <w:bCs/>
+        </w:rPr>
+        <w:t>kaam</w:t>
+      </w:r>
+      <w:proofErr w:type="spellEnd"/>
+      <w:r>
+        <w:rPr>
+          <w:b/>
+          <w:bCs/>
+        </w:rPr>
+        <w:t xml:space="preserve"> </w:t>
+      </w:r>
+      <w:proofErr w:type="spellStart"/>
+      <w:r>
+        <w:rPr>
+          <w:b/>
+          <w:bCs/>
+        </w:rPr>
+        <w:t>karna</w:t>
+      </w:r>
+      <w:proofErr w:type="spellEnd"/>
+      <w:r>
+        <w:rPr>
+          <w:b/>
+          <w:bCs/>
+        </w:rPr>
+        <w:t xml:space="preserve"> </w:t>
+      </w:r>
+      <w:proofErr w:type="spellStart"/>
+      <w:r>
+        <w:rPr>
+          <w:b/>
+          <w:bCs/>
+        </w:rPr>
+        <w:t>hai</w:t>
+      </w:r>
+      <w:proofErr w:type="spellEnd"/>
+      <w:r>
+        <w:rPr>
+          <w:b/>
+          <w:bCs/>
+        </w:rPr>
+        <w:t>:</w:t>
       </w:r>
     </w:p>
     <w:p>
@@ -1654,7 +5363,15 @@
         </w:numPr>
       </w:pPr>
       <w:r>
-        <w:t>Apollo response headers me se X-RateLimit-Remaining read karo.</w:t>
+        <w:t>Apollo response headers me se X-</w:t>
+      </w:r>
+      <w:proofErr w:type="spellStart"/>
+      <w:r>
+        <w:t>RateLimit</w:t>
+      </w:r>
+      <w:proofErr w:type="spellEnd"/>
+      <w:r>
+        <w:t>-Remaining read karo.</w:t>
       </w:r>
     </w:p>
     <w:p>
@@ -1665,7 +5382,97 @@
         </w:numPr>
       </w:pPr>
       <w:r>
-        <w:t>Pagination handler likho jo page 1, page 2, page 3 automate kare jab tak data complete na ho jaye, aur har request ke darmiyan asyncio.sleep() laga sake.</w:t>
+        <w:t xml:space="preserve">Pagination handler </w:t>
+      </w:r>
+      <w:proofErr w:type="spellStart"/>
+      <w:r>
+        <w:t>likho</w:t>
+      </w:r>
+      <w:proofErr w:type="spellEnd"/>
+      <w:r>
+        <w:t xml:space="preserve"> jo page 1, page 2, page 3 </w:t>
+      </w:r>
+      <w:proofErr w:type="gramStart"/>
+      <w:r>
+        <w:t>automate</w:t>
+      </w:r>
+      <w:proofErr w:type="gramEnd"/>
+      <w:r>
+        <w:t xml:space="preserve"> </w:t>
+      </w:r>
+      <w:proofErr w:type="spellStart"/>
+      <w:r>
+        <w:t>kare</w:t>
+      </w:r>
+      <w:proofErr w:type="spellEnd"/>
+      <w:r>
+        <w:t xml:space="preserve"> jab </w:t>
+      </w:r>
+      <w:proofErr w:type="spellStart"/>
+      <w:r>
+        <w:t>tak</w:t>
+      </w:r>
+      <w:proofErr w:type="spellEnd"/>
+      <w:r>
+        <w:t xml:space="preserve"> data complete </w:t>
+      </w:r>
+      <w:proofErr w:type="spellStart"/>
+      <w:r>
+        <w:t>na</w:t>
+      </w:r>
+      <w:proofErr w:type="spellEnd"/>
+      <w:r>
+        <w:t xml:space="preserve"> ho </w:t>
+      </w:r>
+      <w:proofErr w:type="spellStart"/>
+      <w:r>
+        <w:t>jaye</w:t>
+      </w:r>
+      <w:proofErr w:type="spellEnd"/>
+      <w:r>
+        <w:t xml:space="preserve">, aur </w:t>
+      </w:r>
+      <w:proofErr w:type="spellStart"/>
+      <w:r>
+        <w:t>har</w:t>
+      </w:r>
+      <w:proofErr w:type="spellEnd"/>
+      <w:r>
+        <w:t xml:space="preserve"> request </w:t>
+      </w:r>
+      <w:proofErr w:type="spellStart"/>
+      <w:r>
+        <w:t>ke</w:t>
+      </w:r>
+      <w:proofErr w:type="spellEnd"/>
+      <w:r>
+        <w:t xml:space="preserve"> </w:t>
+      </w:r>
+      <w:proofErr w:type="spellStart"/>
+      <w:r>
+        <w:t>darmiyan</w:t>
+      </w:r>
+      <w:proofErr w:type="spellEnd"/>
+      <w:r>
+        <w:t xml:space="preserve"> </w:t>
+      </w:r>
+      <w:proofErr w:type="spellStart"/>
+      <w:proofErr w:type="gramStart"/>
+      <w:r>
+        <w:t>asyncio.sleep</w:t>
+      </w:r>
+      <w:proofErr w:type="spellEnd"/>
+      <w:proofErr w:type="gramEnd"/>
+      <w:r>
+        <w:t xml:space="preserve">() </w:t>
+      </w:r>
+      <w:proofErr w:type="spellStart"/>
+      <w:r>
+        <w:t>laga</w:t>
+      </w:r>
+      <w:proofErr w:type="spellEnd"/>
+      <w:r>
+        <w:t xml:space="preserve"> sake.</w:t>
       </w:r>
     </w:p>
     <w:p>
@@ -1680,7 +5487,55 @@
           <w:b/>
           <w:bCs/>
         </w:rPr>
-        <w:t>Kya knowledge chahiye aur kahan se milega:</w:t>
+        <w:t xml:space="preserve">Kya knowledge </w:t>
+      </w:r>
+      <w:proofErr w:type="spellStart"/>
+      <w:r>
+        <w:rPr>
+          <w:b/>
+          <w:bCs/>
+        </w:rPr>
+        <w:t>chahiye</w:t>
+      </w:r>
+      <w:proofErr w:type="spellEnd"/>
+      <w:r>
+        <w:rPr>
+          <w:b/>
+          <w:bCs/>
+        </w:rPr>
+        <w:t xml:space="preserve"> aur </w:t>
+      </w:r>
+      <w:proofErr w:type="spellStart"/>
+      <w:r>
+        <w:rPr>
+          <w:b/>
+          <w:bCs/>
+        </w:rPr>
+        <w:t>kahan</w:t>
+      </w:r>
+      <w:proofErr w:type="spellEnd"/>
+      <w:r>
+        <w:rPr>
+          <w:b/>
+          <w:bCs/>
+        </w:rPr>
+        <w:t xml:space="preserve"> se </w:t>
+      </w:r>
+      <w:proofErr w:type="spellStart"/>
+      <w:r>
+        <w:rPr>
+          <w:b/>
+          <w:bCs/>
+        </w:rPr>
+        <w:t>milega</w:t>
+      </w:r>
+      <w:proofErr w:type="spellEnd"/>
+      <w:r>
+        <w:rPr>
+          <w:b/>
+          <w:bCs/>
+        </w:rPr>
+        <w:t>:</w:t>
       </w:r>
     </w:p>
     <w:p>
@@ -1722,7 +5577,55 @@
           <w:b/>
           <w:bCs/>
         </w:rPr>
-        <w:t>Kya kaam karna hai:</w:t>
+        <w:t xml:space="preserve">Kya </w:t>
+      </w:r>
+      <w:proofErr w:type="spellStart"/>
+      <w:r>
+        <w:rPr>
+          <w:b/>
+          <w:bCs/>
+        </w:rPr>
+        <w:t>kaam</w:t>
+      </w:r>
+      <w:proofErr w:type="spellEnd"/>
+      <w:r>
+        <w:rPr>
+          <w:b/>
+          <w:bCs/>
+        </w:rPr>
+        <w:t xml:space="preserve"> </w:t>
+      </w:r>
+      <w:proofErr w:type="spellStart"/>
+      <w:r>
+        <w:rPr>
+          <w:b/>
+          <w:bCs/>
+        </w:rPr>
+        <w:t>karna</w:t>
+      </w:r>
+      <w:proofErr w:type="spellEnd"/>
+      <w:r>
+        <w:rPr>
+          <w:b/>
+          <w:bCs/>
+        </w:rPr>
+        <w:t xml:space="preserve"> </w:t>
+      </w:r>
+      <w:proofErr w:type="spellStart"/>
+      <w:r>
+        <w:rPr>
+          <w:b/>
+          <w:bCs/>
+        </w:rPr>
+        <w:t>hai</w:t>
+      </w:r>
+      <w:proofErr w:type="spellEnd"/>
+      <w:r>
+        <w:rPr>
+          <w:b/>
+          <w:bCs/>
+        </w:rPr>
+        <w:t>:</w:t>
       </w:r>
     </w:p>
     <w:p>
@@ -1733,7 +5636,15 @@
         </w:numPr>
       </w:pPr>
       <w:r>
-        <w:t>Lead engine ka manual end-to-end check run karna.</w:t>
+        <w:t xml:space="preserve">Lead engine ka manual end-to-end check run </w:t>
+      </w:r>
+      <w:proofErr w:type="spellStart"/>
+      <w:r>
+        <w:t>karna</w:t>
+      </w:r>
+      <w:proofErr w:type="spellEnd"/>
+      <w:r>
+        <w:t>.</w:t>
       </w:r>
     </w:p>
     <w:p>
@@ -1748,7 +5659,55 @@
           <w:b/>
           <w:bCs/>
         </w:rPr>
-        <w:t>Kaise kaam karna hai:</w:t>
+        <w:t xml:space="preserve">Kaise </w:t>
+      </w:r>
+      <w:proofErr w:type="spellStart"/>
+      <w:r>
+        <w:rPr>
+          <w:b/>
+          <w:bCs/>
+        </w:rPr>
+        <w:t>kaam</w:t>
+      </w:r>
+      <w:proofErr w:type="spellEnd"/>
+      <w:r>
+        <w:rPr>
+          <w:b/>
+          <w:bCs/>
+        </w:rPr>
+        <w:t xml:space="preserve"> </w:t>
+      </w:r>
+      <w:proofErr w:type="spellStart"/>
+      <w:r>
+        <w:rPr>
+          <w:b/>
+          <w:bCs/>
+        </w:rPr>
+        <w:t>karna</w:t>
+      </w:r>
+      <w:proofErr w:type="spellEnd"/>
+      <w:r>
+        <w:rPr>
+          <w:b/>
+          <w:bCs/>
+        </w:rPr>
+        <w:t xml:space="preserve"> </w:t>
+      </w:r>
+      <w:proofErr w:type="spellStart"/>
+      <w:r>
+        <w:rPr>
+          <w:b/>
+          <w:bCs/>
+        </w:rPr>
+        <w:t>hai</w:t>
+      </w:r>
+      <w:proofErr w:type="spellEnd"/>
+      <w:r>
+        <w:rPr>
+          <w:b/>
+          <w:bCs/>
+        </w:rPr>
+        <w:t>:</w:t>
       </w:r>
     </w:p>
     <w:p>
@@ -1759,7 +5718,63 @@
         </w:numPr>
       </w:pPr>
       <w:r>
-        <w:t>Aik manual trigger script banao jo command line se target keyword (e.g., "AI Founders") le, Apollo se 50 records nikal kar pure cleaning filter ke sath tumhare Postgres Database me dump kar de.</w:t>
+        <w:t xml:space="preserve">Aik manual trigger script </w:t>
+      </w:r>
+      <w:proofErr w:type="spellStart"/>
+      <w:r>
+        <w:t>banao</w:t>
+      </w:r>
+      <w:proofErr w:type="spellEnd"/>
+      <w:r>
+        <w:t xml:space="preserve"> jo command line se target keyword (e.g., "AI Founders") le, Apollo se 50 records </w:t>
+      </w:r>
+      <w:proofErr w:type="spellStart"/>
+      <w:r>
+        <w:t>nikal</w:t>
+      </w:r>
+      <w:proofErr w:type="spellEnd"/>
+      <w:r>
+        <w:t xml:space="preserve"> </w:t>
+      </w:r>
+      <w:proofErr w:type="spellStart"/>
+      <w:r>
+        <w:t>kar</w:t>
+      </w:r>
+      <w:proofErr w:type="spellEnd"/>
+      <w:r>
+        <w:t xml:space="preserve"> pure cleaning filter </w:t>
+      </w:r>
+      <w:proofErr w:type="spellStart"/>
+      <w:r>
+        <w:t>ke</w:t>
+      </w:r>
+      <w:proofErr w:type="spellEnd"/>
+      <w:r>
+        <w:t xml:space="preserve"> </w:t>
+      </w:r>
+      <w:proofErr w:type="spellStart"/>
+      <w:r>
+        <w:t>sath</w:t>
+      </w:r>
+      <w:proofErr w:type="spellEnd"/>
+      <w:r>
+        <w:t xml:space="preserve"> </w:t>
+      </w:r>
+      <w:proofErr w:type="spellStart"/>
+      <w:r>
+        <w:t>tumhare</w:t>
+      </w:r>
+      <w:proofErr w:type="spellEnd"/>
+      <w:r>
+        <w:t xml:space="preserve"> Postgres Database me dump </w:t>
+      </w:r>
+      <w:proofErr w:type="spellStart"/>
+      <w:r>
+        <w:t>kar</w:t>
+      </w:r>
+      <w:proofErr w:type="spellEnd"/>
+      <w:r>
+        <w:t xml:space="preserve"> de.</w:t>
       </w:r>
     </w:p>
     <w:p>
@@ -1812,7 +5827,55 @@
           <w:b/>
           <w:bCs/>
         </w:rPr>
-        <w:t>Kya kaam karna hai:</w:t>
+        <w:t xml:space="preserve">Kya </w:t>
+      </w:r>
+      <w:proofErr w:type="spellStart"/>
+      <w:r>
+        <w:rPr>
+          <w:b/>
+          <w:bCs/>
+        </w:rPr>
+        <w:t>kaam</w:t>
+      </w:r>
+      <w:proofErr w:type="spellEnd"/>
+      <w:r>
+        <w:rPr>
+          <w:b/>
+          <w:bCs/>
+        </w:rPr>
+        <w:t xml:space="preserve"> </w:t>
+      </w:r>
+      <w:proofErr w:type="spellStart"/>
+      <w:r>
+        <w:rPr>
+          <w:b/>
+          <w:bCs/>
+        </w:rPr>
+        <w:t>karna</w:t>
+      </w:r>
+      <w:proofErr w:type="spellEnd"/>
+      <w:r>
+        <w:rPr>
+          <w:b/>
+          <w:bCs/>
+        </w:rPr>
+        <w:t xml:space="preserve"> </w:t>
+      </w:r>
+      <w:proofErr w:type="spellStart"/>
+      <w:r>
+        <w:rPr>
+          <w:b/>
+          <w:bCs/>
+        </w:rPr>
+        <w:t>hai</w:t>
+      </w:r>
+      <w:proofErr w:type="spellEnd"/>
+      <w:r>
+        <w:rPr>
+          <w:b/>
+          <w:bCs/>
+        </w:rPr>
+        <w:t>:</w:t>
       </w:r>
     </w:p>
     <w:p>
@@ -1823,7 +5886,15 @@
         </w:numPr>
       </w:pPr>
       <w:r>
-        <w:t>OpenAI/Anthropic API call configuration aur cold outreach context pipeline design karna.</w:t>
+        <w:t xml:space="preserve">OpenAI/Anthropic API call configuration aur cold outreach context pipeline design </w:t>
+      </w:r>
+      <w:proofErr w:type="spellStart"/>
+      <w:r>
+        <w:t>karna</w:t>
+      </w:r>
+      <w:proofErr w:type="spellEnd"/>
+      <w:r>
+        <w:t>.</w:t>
       </w:r>
     </w:p>
     <w:p>
@@ -1838,7 +5909,55 @@
           <w:b/>
           <w:bCs/>
         </w:rPr>
-        <w:t>Kaise kaam karna hai:</w:t>
+        <w:t xml:space="preserve">Kaise </w:t>
+      </w:r>
+      <w:proofErr w:type="spellStart"/>
+      <w:r>
+        <w:rPr>
+          <w:b/>
+          <w:bCs/>
+        </w:rPr>
+        <w:t>kaam</w:t>
+      </w:r>
+      <w:proofErr w:type="spellEnd"/>
+      <w:r>
+        <w:rPr>
+          <w:b/>
+          <w:bCs/>
+        </w:rPr>
+        <w:t xml:space="preserve"> </w:t>
+      </w:r>
+      <w:proofErr w:type="spellStart"/>
+      <w:r>
+        <w:rPr>
+          <w:b/>
+          <w:bCs/>
+        </w:rPr>
+        <w:t>karna</w:t>
+      </w:r>
+      <w:proofErr w:type="spellEnd"/>
+      <w:r>
+        <w:rPr>
+          <w:b/>
+          <w:bCs/>
+        </w:rPr>
+        <w:t xml:space="preserve"> </w:t>
+      </w:r>
+      <w:proofErr w:type="spellStart"/>
+      <w:r>
+        <w:rPr>
+          <w:b/>
+          <w:bCs/>
+        </w:rPr>
+        <w:t>hai</w:t>
+      </w:r>
+      <w:proofErr w:type="spellEnd"/>
+      <w:r>
+        <w:rPr>
+          <w:b/>
+          <w:bCs/>
+        </w:rPr>
+        <w:t>:</w:t>
       </w:r>
     </w:p>
     <w:p>
@@ -1860,7 +5979,15 @@
         </w:numPr>
       </w:pPr>
       <w:r>
-        <w:t xml:space="preserve">Base system prompt likho: </w:t>
+        <w:t xml:space="preserve">Base system prompt </w:t>
+      </w:r>
+      <w:proofErr w:type="spellStart"/>
+      <w:r>
+        <w:t>likho</w:t>
+      </w:r>
+      <w:proofErr w:type="spellEnd"/>
+      <w:r>
+        <w:t xml:space="preserve">: </w:t>
       </w:r>
       <w:r>
         <w:rPr>
@@ -1882,7 +6009,55 @@
           <w:b/>
           <w:bCs/>
         </w:rPr>
-        <w:t>Kya knowledge chahiye aur kahan se milega:</w:t>
+        <w:t xml:space="preserve">Kya knowledge </w:t>
+      </w:r>
+      <w:proofErr w:type="spellStart"/>
+      <w:r>
+        <w:rPr>
+          <w:b/>
+          <w:bCs/>
+        </w:rPr>
+        <w:t>chahiye</w:t>
+      </w:r>
+      <w:proofErr w:type="spellEnd"/>
+      <w:r>
+        <w:rPr>
+          <w:b/>
+          <w:bCs/>
+        </w:rPr>
+        <w:t xml:space="preserve"> aur </w:t>
+      </w:r>
+      <w:proofErr w:type="spellStart"/>
+      <w:r>
+        <w:rPr>
+          <w:b/>
+          <w:bCs/>
+        </w:rPr>
+        <w:t>kahan</w:t>
+      </w:r>
+      <w:proofErr w:type="spellEnd"/>
+      <w:r>
+        <w:rPr>
+          <w:b/>
+          <w:bCs/>
+        </w:rPr>
+        <w:t xml:space="preserve"> se </w:t>
+      </w:r>
+      <w:proofErr w:type="spellStart"/>
+      <w:r>
+        <w:rPr>
+          <w:b/>
+          <w:bCs/>
+        </w:rPr>
+        <w:t>milega</w:t>
+      </w:r>
+      <w:proofErr w:type="spellEnd"/>
+      <w:r>
+        <w:rPr>
+          <w:b/>
+          <w:bCs/>
+        </w:rPr>
+        <w:t>:</w:t>
       </w:r>
     </w:p>
     <w:p>
@@ -1892,8 +6067,29 @@
           <w:numId w:val="20"/>
         </w:numPr>
       </w:pPr>
-      <w:r>
-        <w:t>Tumhara RAG Tax Assistant ka knowledge yahan direct copy hoga (System prompts &amp; User message mapping).</w:t>
+      <w:proofErr w:type="spellStart"/>
+      <w:r>
+        <w:t>Tumhara</w:t>
+      </w:r>
+      <w:proofErr w:type="spellEnd"/>
+      <w:r>
+        <w:t xml:space="preserve"> RAG Tax Assistant ka knowledge </w:t>
+      </w:r>
+      <w:proofErr w:type="spellStart"/>
+      <w:r>
+        <w:t>yahan</w:t>
+      </w:r>
+      <w:proofErr w:type="spellEnd"/>
+      <w:r>
+        <w:t xml:space="preserve"> direct copy </w:t>
+      </w:r>
+      <w:proofErr w:type="spellStart"/>
+      <w:r>
+        <w:t>hoga</w:t>
+      </w:r>
+      <w:proofErr w:type="spellEnd"/>
+      <w:r>
+        <w:t xml:space="preserve"> (System prompts &amp; User message mapping).</w:t>
       </w:r>
     </w:p>
     <w:p>
@@ -1923,7 +6119,55 @@
           <w:b/>
           <w:bCs/>
         </w:rPr>
-        <w:t>Kya kaam karna hai:</w:t>
+        <w:t xml:space="preserve">Kya </w:t>
+      </w:r>
+      <w:proofErr w:type="spellStart"/>
+      <w:r>
+        <w:rPr>
+          <w:b/>
+          <w:bCs/>
+        </w:rPr>
+        <w:t>kaam</w:t>
+      </w:r>
+      <w:proofErr w:type="spellEnd"/>
+      <w:r>
+        <w:rPr>
+          <w:b/>
+          <w:bCs/>
+        </w:rPr>
+        <w:t xml:space="preserve"> </w:t>
+      </w:r>
+      <w:proofErr w:type="spellStart"/>
+      <w:r>
+        <w:rPr>
+          <w:b/>
+          <w:bCs/>
+        </w:rPr>
+        <w:t>karna</w:t>
+      </w:r>
+      <w:proofErr w:type="spellEnd"/>
+      <w:r>
+        <w:rPr>
+          <w:b/>
+          <w:bCs/>
+        </w:rPr>
+        <w:t xml:space="preserve"> </w:t>
+      </w:r>
+      <w:proofErr w:type="spellStart"/>
+      <w:r>
+        <w:rPr>
+          <w:b/>
+          <w:bCs/>
+        </w:rPr>
+        <w:t>hai</w:t>
+      </w:r>
+      <w:proofErr w:type="spellEnd"/>
+      <w:r>
+        <w:rPr>
+          <w:b/>
+          <w:bCs/>
+        </w:rPr>
+        <w:t>:</w:t>
       </w:r>
     </w:p>
     <w:p>
@@ -1934,7 +6178,31 @@
         </w:numPr>
       </w:pPr>
       <w:r>
-        <w:t>LLM se structured JSON output nikalwana jisme email subject aur email body alag structured hon.</w:t>
+        <w:t xml:space="preserve">LLM se structured JSON output </w:t>
+      </w:r>
+      <w:proofErr w:type="spellStart"/>
+      <w:r>
+        <w:t>nikalwana</w:t>
+      </w:r>
+      <w:proofErr w:type="spellEnd"/>
+      <w:r>
+        <w:t xml:space="preserve"> </w:t>
+      </w:r>
+      <w:proofErr w:type="spellStart"/>
+      <w:r>
+        <w:t>jisme</w:t>
+      </w:r>
+      <w:proofErr w:type="spellEnd"/>
+      <w:r>
+        <w:t xml:space="preserve"> email subject aur email body </w:t>
+      </w:r>
+      <w:proofErr w:type="spellStart"/>
+      <w:r>
+        <w:t>alag</w:t>
+      </w:r>
+      <w:proofErr w:type="spellEnd"/>
+      <w:r>
+        <w:t xml:space="preserve"> structured hon.</w:t>
       </w:r>
     </w:p>
     <w:p>
@@ -1949,7 +6217,55 @@
           <w:b/>
           <w:bCs/>
         </w:rPr>
-        <w:t>Kaise kaam karna hai:</w:t>
+        <w:t xml:space="preserve">Kaise </w:t>
+      </w:r>
+      <w:proofErr w:type="spellStart"/>
+      <w:r>
+        <w:rPr>
+          <w:b/>
+          <w:bCs/>
+        </w:rPr>
+        <w:t>kaam</w:t>
+      </w:r>
+      <w:proofErr w:type="spellEnd"/>
+      <w:r>
+        <w:rPr>
+          <w:b/>
+          <w:bCs/>
+        </w:rPr>
+        <w:t xml:space="preserve"> </w:t>
+      </w:r>
+      <w:proofErr w:type="spellStart"/>
+      <w:r>
+        <w:rPr>
+          <w:b/>
+          <w:bCs/>
+        </w:rPr>
+        <w:t>karna</w:t>
+      </w:r>
+      <w:proofErr w:type="spellEnd"/>
+      <w:r>
+        <w:rPr>
+          <w:b/>
+          <w:bCs/>
+        </w:rPr>
+        <w:t xml:space="preserve"> </w:t>
+      </w:r>
+      <w:proofErr w:type="spellStart"/>
+      <w:r>
+        <w:rPr>
+          <w:b/>
+          <w:bCs/>
+        </w:rPr>
+        <w:t>hai</w:t>
+      </w:r>
+      <w:proofErr w:type="spellEnd"/>
+      <w:r>
+        <w:rPr>
+          <w:b/>
+          <w:bCs/>
+        </w:rPr>
+        <w:t>:</w:t>
       </w:r>
     </w:p>
     <w:p>
@@ -1960,7 +6276,52 @@
         </w:numPr>
       </w:pPr>
       <w:r>
-        <w:t>OpenAI Structured Outputs feature (response_format={"type": "json_object"}) ya Pydantic mode use karo.</w:t>
+        <w:t>OpenAI Structured Outputs feature (</w:t>
+      </w:r>
+      <w:proofErr w:type="spellStart"/>
+      <w:r>
+        <w:t>response_format</w:t>
+      </w:r>
+      <w:proofErr w:type="spellEnd"/>
+      <w:proofErr w:type="gramStart"/>
+      <w:r>
+        <w:t>={</w:t>
+      </w:r>
+      <w:proofErr w:type="gramEnd"/>
+      <w:r>
+        <w:t>"type": "</w:t>
+      </w:r>
+      <w:proofErr w:type="spellStart"/>
+      <w:r>
+        <w:t>json_</w:t>
+      </w:r>
+      <w:proofErr w:type="gramStart"/>
+      <w:r>
+        <w:t>object</w:t>
+      </w:r>
+      <w:proofErr w:type="spellEnd"/>
+      <w:r>
+        <w:t>"}</w:t>
+      </w:r>
+      <w:proofErr w:type="gramEnd"/>
+      <w:r>
+        <w:t xml:space="preserve">) </w:t>
+      </w:r>
+      <w:proofErr w:type="spellStart"/>
+      <w:r>
+        <w:t>ya</w:t>
+      </w:r>
+      <w:proofErr w:type="spellEnd"/>
+      <w:r>
+        <w:t xml:space="preserve"> </w:t>
+      </w:r>
+      <w:proofErr w:type="spellStart"/>
+      <w:r>
+        <w:t>Pydantic</w:t>
+      </w:r>
+      <w:proofErr w:type="spellEnd"/>
+      <w:r>
+        <w:t xml:space="preserve"> mode use karo.</w:t>
       </w:r>
     </w:p>
     <w:p>
@@ -1972,7 +6333,60 @@
       </w:pPr>
       <w:r>
         <w:lastRenderedPageBreak/>
-        <w:t>Prompt me Lead attributes pass karo: {first_name: "John", company: "TechCorp", role: "CTO"} aur use kaho ke custom hook line generate kare.</w:t>
+        <w:t xml:space="preserve">Prompt me Lead attributes pass </w:t>
+      </w:r>
+      <w:proofErr w:type="gramStart"/>
+      <w:r>
+        <w:t>karo: {</w:t>
+      </w:r>
+      <w:proofErr w:type="spellStart"/>
+      <w:proofErr w:type="gramEnd"/>
+      <w:r>
+        <w:t>first_name</w:t>
+      </w:r>
+      <w:proofErr w:type="spellEnd"/>
+      <w:r>
+        <w:t>: "John", company: "</w:t>
+      </w:r>
+      <w:proofErr w:type="spellStart"/>
+      <w:r>
+        <w:t>TechCorp</w:t>
+      </w:r>
+      <w:proofErr w:type="spellEnd"/>
+      <w:r>
+        <w:t>", role: "</w:t>
+      </w:r>
+      <w:proofErr w:type="gramStart"/>
+      <w:r>
+        <w:t>CTO"}</w:t>
+      </w:r>
+      <w:proofErr w:type="gramEnd"/>
+      <w:r>
+        <w:t xml:space="preserve"> aur use </w:t>
+      </w:r>
+      <w:proofErr w:type="spellStart"/>
+      <w:r>
+        <w:t>kaho</w:t>
+      </w:r>
+      <w:proofErr w:type="spellEnd"/>
+      <w:r>
+        <w:t xml:space="preserve"> </w:t>
+      </w:r>
+      <w:proofErr w:type="spellStart"/>
+      <w:r>
+        <w:t>ke</w:t>
+      </w:r>
+      <w:proofErr w:type="spellEnd"/>
+      <w:r>
+        <w:t xml:space="preserve"> custom hook line generate </w:t>
+      </w:r>
+      <w:proofErr w:type="spellStart"/>
+      <w:r>
+        <w:t>kare</w:t>
+      </w:r>
+      <w:proofErr w:type="spellEnd"/>
+      <w:r>
+        <w:t>.</w:t>
       </w:r>
     </w:p>
     <w:p>
@@ -1987,7 +6401,55 @@
           <w:b/>
           <w:bCs/>
         </w:rPr>
-        <w:t>Kya knowledge chahiye aur kahan se milega:</w:t>
+        <w:t xml:space="preserve">Kya knowledge </w:t>
+      </w:r>
+      <w:proofErr w:type="spellStart"/>
+      <w:r>
+        <w:rPr>
+          <w:b/>
+          <w:bCs/>
+        </w:rPr>
+        <w:t>chahiye</w:t>
+      </w:r>
+      <w:proofErr w:type="spellEnd"/>
+      <w:r>
+        <w:rPr>
+          <w:b/>
+          <w:bCs/>
+        </w:rPr>
+        <w:t xml:space="preserve"> aur </w:t>
+      </w:r>
+      <w:proofErr w:type="spellStart"/>
+      <w:r>
+        <w:rPr>
+          <w:b/>
+          <w:bCs/>
+        </w:rPr>
+        <w:t>kahan</w:t>
+      </w:r>
+      <w:proofErr w:type="spellEnd"/>
+      <w:r>
+        <w:rPr>
+          <w:b/>
+          <w:bCs/>
+        </w:rPr>
+        <w:t xml:space="preserve"> se </w:t>
+      </w:r>
+      <w:proofErr w:type="spellStart"/>
+      <w:r>
+        <w:rPr>
+          <w:b/>
+          <w:bCs/>
+        </w:rPr>
+        <w:t>milega</w:t>
+      </w:r>
+      <w:proofErr w:type="spellEnd"/>
+      <w:r>
+        <w:rPr>
+          <w:b/>
+          <w:bCs/>
+        </w:rPr>
+        <w:t>:</w:t>
       </w:r>
     </w:p>
     <w:p>
@@ -2028,7 +6490,55 @@
           <w:b/>
           <w:bCs/>
         </w:rPr>
-        <w:t>Kya kaam karna hai:</w:t>
+        <w:t xml:space="preserve">Kya </w:t>
+      </w:r>
+      <w:proofErr w:type="spellStart"/>
+      <w:r>
+        <w:rPr>
+          <w:b/>
+          <w:bCs/>
+        </w:rPr>
+        <w:t>kaam</w:t>
+      </w:r>
+      <w:proofErr w:type="spellEnd"/>
+      <w:r>
+        <w:rPr>
+          <w:b/>
+          <w:bCs/>
+        </w:rPr>
+        <w:t xml:space="preserve"> </w:t>
+      </w:r>
+      <w:proofErr w:type="spellStart"/>
+      <w:r>
+        <w:rPr>
+          <w:b/>
+          <w:bCs/>
+        </w:rPr>
+        <w:t>karna</w:t>
+      </w:r>
+      <w:proofErr w:type="spellEnd"/>
+      <w:r>
+        <w:rPr>
+          <w:b/>
+          <w:bCs/>
+        </w:rPr>
+        <w:t xml:space="preserve"> </w:t>
+      </w:r>
+      <w:proofErr w:type="spellStart"/>
+      <w:r>
+        <w:rPr>
+          <w:b/>
+          <w:bCs/>
+        </w:rPr>
+        <w:t>hai</w:t>
+      </w:r>
+      <w:proofErr w:type="spellEnd"/>
+      <w:r>
+        <w:rPr>
+          <w:b/>
+          <w:bCs/>
+        </w:rPr>
+        <w:t>:</w:t>
       </w:r>
     </w:p>
     <w:p>
@@ -2046,7 +6556,39 @@
         <w:t>The Business Killer Core Step:</w:t>
       </w:r>
       <w:r>
-        <w:t xml:space="preserve"> Single account block hone se bachane ke liye Round-Robin logic likhna.</w:t>
+        <w:t xml:space="preserve"> Single account block hone se </w:t>
+      </w:r>
+      <w:proofErr w:type="spellStart"/>
+      <w:r>
+        <w:t>bachane</w:t>
+      </w:r>
+      <w:proofErr w:type="spellEnd"/>
+      <w:r>
+        <w:t xml:space="preserve"> </w:t>
+      </w:r>
+      <w:proofErr w:type="spellStart"/>
+      <w:r>
+        <w:t>ke</w:t>
+      </w:r>
+      <w:proofErr w:type="spellEnd"/>
+      <w:r>
+        <w:t xml:space="preserve"> </w:t>
+      </w:r>
+      <w:proofErr w:type="spellStart"/>
+      <w:r>
+        <w:t>liye</w:t>
+      </w:r>
+      <w:proofErr w:type="spellEnd"/>
+      <w:r>
+        <w:t xml:space="preserve"> Round-Robin logic </w:t>
+      </w:r>
+      <w:proofErr w:type="spellStart"/>
+      <w:r>
+        <w:t>likhna</w:t>
+      </w:r>
+      <w:proofErr w:type="spellEnd"/>
+      <w:r>
+        <w:t>.</w:t>
       </w:r>
     </w:p>
     <w:p>
@@ -2061,7 +6603,55 @@
           <w:b/>
           <w:bCs/>
         </w:rPr>
-        <w:t>Kaise kaam karna hai:</w:t>
+        <w:t xml:space="preserve">Kaise </w:t>
+      </w:r>
+      <w:proofErr w:type="spellStart"/>
+      <w:r>
+        <w:rPr>
+          <w:b/>
+          <w:bCs/>
+        </w:rPr>
+        <w:t>kaam</w:t>
+      </w:r>
+      <w:proofErr w:type="spellEnd"/>
+      <w:r>
+        <w:rPr>
+          <w:b/>
+          <w:bCs/>
+        </w:rPr>
+        <w:t xml:space="preserve"> </w:t>
+      </w:r>
+      <w:proofErr w:type="spellStart"/>
+      <w:r>
+        <w:rPr>
+          <w:b/>
+          <w:bCs/>
+        </w:rPr>
+        <w:t>karna</w:t>
+      </w:r>
+      <w:proofErr w:type="spellEnd"/>
+      <w:r>
+        <w:rPr>
+          <w:b/>
+          <w:bCs/>
+        </w:rPr>
+        <w:t xml:space="preserve"> </w:t>
+      </w:r>
+      <w:proofErr w:type="spellStart"/>
+      <w:r>
+        <w:rPr>
+          <w:b/>
+          <w:bCs/>
+        </w:rPr>
+        <w:t>hai</w:t>
+      </w:r>
+      <w:proofErr w:type="spellEnd"/>
+      <w:r>
+        <w:rPr>
+          <w:b/>
+          <w:bCs/>
+        </w:rPr>
+        <w:t>:</w:t>
       </w:r>
     </w:p>
     <w:p>
@@ -2072,7 +6662,47 @@
         </w:numPr>
       </w:pPr>
       <w:r>
-        <w:t>Database query likho jo active mailboxes uthaye jinka sent_today_count &lt; daily_limit ho.</w:t>
+        <w:t xml:space="preserve">Database query </w:t>
+      </w:r>
+      <w:proofErr w:type="spellStart"/>
+      <w:r>
+        <w:t>likho</w:t>
+      </w:r>
+      <w:proofErr w:type="spellEnd"/>
+      <w:r>
+        <w:t xml:space="preserve"> jo active mailboxes </w:t>
+      </w:r>
+      <w:proofErr w:type="spellStart"/>
+      <w:r>
+        <w:t>uthaye</w:t>
+      </w:r>
+      <w:proofErr w:type="spellEnd"/>
+      <w:r>
+        <w:t xml:space="preserve"> </w:t>
+      </w:r>
+      <w:proofErr w:type="spellStart"/>
+      <w:r>
+        <w:t>jinka</w:t>
+      </w:r>
+      <w:proofErr w:type="spellEnd"/>
+      <w:r>
+        <w:t xml:space="preserve"> </w:t>
+      </w:r>
+      <w:proofErr w:type="spellStart"/>
+      <w:r>
+        <w:t>sent_today_count</w:t>
+      </w:r>
+      <w:proofErr w:type="spellEnd"/>
+      <w:r>
+        <w:t xml:space="preserve"> &lt; </w:t>
+      </w:r>
+      <w:proofErr w:type="spellStart"/>
+      <w:r>
+        <w:t>daily_limit</w:t>
+      </w:r>
+      <w:proofErr w:type="spellEnd"/>
+      <w:r>
+        <w:t xml:space="preserve"> ho.</w:t>
       </w:r>
     </w:p>
     <w:p>
@@ -2083,7 +6713,39 @@
         </w:numPr>
       </w:pPr>
       <w:r>
-        <w:t>Logic banao: Agar Last Email Mailbox A se gayi thi, to Next Email Mailbox B se trigger hogi.</w:t>
+        <w:t xml:space="preserve">Logic </w:t>
+      </w:r>
+      <w:proofErr w:type="spellStart"/>
+      <w:r>
+        <w:t>banao</w:t>
+      </w:r>
+      <w:proofErr w:type="spellEnd"/>
+      <w:r>
+        <w:t xml:space="preserve">: Agar Last Email Mailbox A se </w:t>
+      </w:r>
+      <w:proofErr w:type="spellStart"/>
+      <w:r>
+        <w:t>gayi</w:t>
+      </w:r>
+      <w:proofErr w:type="spellEnd"/>
+      <w:r>
+        <w:t xml:space="preserve"> </w:t>
+      </w:r>
+      <w:proofErr w:type="spellStart"/>
+      <w:r>
+        <w:t>thi</w:t>
+      </w:r>
+      <w:proofErr w:type="spellEnd"/>
+      <w:r>
+        <w:t xml:space="preserve">, to Next Email Mailbox B se trigger </w:t>
+      </w:r>
+      <w:proofErr w:type="spellStart"/>
+      <w:r>
+        <w:t>hogi</w:t>
+      </w:r>
+      <w:proofErr w:type="spellEnd"/>
+      <w:r>
+        <w:t>.</w:t>
       </w:r>
     </w:p>
     <w:p>
@@ -2098,7 +6760,55 @@
           <w:b/>
           <w:bCs/>
         </w:rPr>
-        <w:t>Kya knowledge chahiye aur kahan se milega:</w:t>
+        <w:t xml:space="preserve">Kya knowledge </w:t>
+      </w:r>
+      <w:proofErr w:type="spellStart"/>
+      <w:r>
+        <w:rPr>
+          <w:b/>
+          <w:bCs/>
+        </w:rPr>
+        <w:t>chahiye</w:t>
+      </w:r>
+      <w:proofErr w:type="spellEnd"/>
+      <w:r>
+        <w:rPr>
+          <w:b/>
+          <w:bCs/>
+        </w:rPr>
+        <w:t xml:space="preserve"> aur </w:t>
+      </w:r>
+      <w:proofErr w:type="spellStart"/>
+      <w:r>
+        <w:rPr>
+          <w:b/>
+          <w:bCs/>
+        </w:rPr>
+        <w:t>kahan</w:t>
+      </w:r>
+      <w:proofErr w:type="spellEnd"/>
+      <w:r>
+        <w:rPr>
+          <w:b/>
+          <w:bCs/>
+        </w:rPr>
+        <w:t xml:space="preserve"> se </w:t>
+      </w:r>
+      <w:proofErr w:type="spellStart"/>
+      <w:r>
+        <w:rPr>
+          <w:b/>
+          <w:bCs/>
+        </w:rPr>
+        <w:t>milega</w:t>
+      </w:r>
+      <w:proofErr w:type="spellEnd"/>
+      <w:r>
+        <w:rPr>
+          <w:b/>
+          <w:bCs/>
+        </w:rPr>
+        <w:t>:</w:t>
       </w:r>
     </w:p>
     <w:p>
@@ -2139,7 +6849,55 @@
           <w:b/>
           <w:bCs/>
         </w:rPr>
-        <w:t>Kya kaam karna hai:</w:t>
+        <w:t xml:space="preserve">Kya </w:t>
+      </w:r>
+      <w:proofErr w:type="spellStart"/>
+      <w:r>
+        <w:rPr>
+          <w:b/>
+          <w:bCs/>
+        </w:rPr>
+        <w:t>kaam</w:t>
+      </w:r>
+      <w:proofErr w:type="spellEnd"/>
+      <w:r>
+        <w:rPr>
+          <w:b/>
+          <w:bCs/>
+        </w:rPr>
+        <w:t xml:space="preserve"> </w:t>
+      </w:r>
+      <w:proofErr w:type="spellStart"/>
+      <w:r>
+        <w:rPr>
+          <w:b/>
+          <w:bCs/>
+        </w:rPr>
+        <w:t>karna</w:t>
+      </w:r>
+      <w:proofErr w:type="spellEnd"/>
+      <w:r>
+        <w:rPr>
+          <w:b/>
+          <w:bCs/>
+        </w:rPr>
+        <w:t xml:space="preserve"> </w:t>
+      </w:r>
+      <w:proofErr w:type="spellStart"/>
+      <w:r>
+        <w:rPr>
+          <w:b/>
+          <w:bCs/>
+        </w:rPr>
+        <w:t>hai</w:t>
+      </w:r>
+      <w:proofErr w:type="spellEnd"/>
+      <w:r>
+        <w:rPr>
+          <w:b/>
+          <w:bCs/>
+        </w:rPr>
+        <w:t>:</w:t>
       </w:r>
     </w:p>
     <w:p>
@@ -2150,7 +6908,39 @@
         </w:numPr>
       </w:pPr>
       <w:r>
-        <w:t>Code ko actual custom email servers (SMTP) ya Resend API ke sath connect karna.</w:t>
+        <w:t xml:space="preserve">Code ko actual custom email servers (SMTP) </w:t>
+      </w:r>
+      <w:proofErr w:type="spellStart"/>
+      <w:r>
+        <w:t>ya</w:t>
+      </w:r>
+      <w:proofErr w:type="spellEnd"/>
+      <w:r>
+        <w:t xml:space="preserve"> Resend API </w:t>
+      </w:r>
+      <w:proofErr w:type="spellStart"/>
+      <w:r>
+        <w:t>ke</w:t>
+      </w:r>
+      <w:proofErr w:type="spellEnd"/>
+      <w:r>
+        <w:t xml:space="preserve"> </w:t>
+      </w:r>
+      <w:proofErr w:type="spellStart"/>
+      <w:r>
+        <w:t>sath</w:t>
+      </w:r>
+      <w:proofErr w:type="spellEnd"/>
+      <w:r>
+        <w:t xml:space="preserve"> connect </w:t>
+      </w:r>
+      <w:proofErr w:type="spellStart"/>
+      <w:r>
+        <w:t>karna</w:t>
+      </w:r>
+      <w:proofErr w:type="spellEnd"/>
+      <w:r>
+        <w:t>.</w:t>
       </w:r>
     </w:p>
     <w:p>
@@ -2165,7 +6955,55 @@
           <w:b/>
           <w:bCs/>
         </w:rPr>
-        <w:t>Kaise kaam karna hai:</w:t>
+        <w:t xml:space="preserve">Kaise </w:t>
+      </w:r>
+      <w:proofErr w:type="spellStart"/>
+      <w:r>
+        <w:rPr>
+          <w:b/>
+          <w:bCs/>
+        </w:rPr>
+        <w:t>kaam</w:t>
+      </w:r>
+      <w:proofErr w:type="spellEnd"/>
+      <w:r>
+        <w:rPr>
+          <w:b/>
+          <w:bCs/>
+        </w:rPr>
+        <w:t xml:space="preserve"> </w:t>
+      </w:r>
+      <w:proofErr w:type="spellStart"/>
+      <w:r>
+        <w:rPr>
+          <w:b/>
+          <w:bCs/>
+        </w:rPr>
+        <w:t>karna</w:t>
+      </w:r>
+      <w:proofErr w:type="spellEnd"/>
+      <w:r>
+        <w:rPr>
+          <w:b/>
+          <w:bCs/>
+        </w:rPr>
+        <w:t xml:space="preserve"> </w:t>
+      </w:r>
+      <w:proofErr w:type="spellStart"/>
+      <w:r>
+        <w:rPr>
+          <w:b/>
+          <w:bCs/>
+        </w:rPr>
+        <w:t>hai</w:t>
+      </w:r>
+      <w:proofErr w:type="spellEnd"/>
+      <w:r>
+        <w:rPr>
+          <w:b/>
+          <w:bCs/>
+        </w:rPr>
+        <w:t>:</w:t>
       </w:r>
     </w:p>
     <w:p>
@@ -2176,7 +7014,55 @@
         </w:numPr>
       </w:pPr>
       <w:r>
-        <w:t>Python library aiosmtplib use karo (FastAPI async standard ke liye) ya simple Resend/Postmark SDK install karo.</w:t>
+        <w:t xml:space="preserve">Python library </w:t>
+      </w:r>
+      <w:proofErr w:type="spellStart"/>
+      <w:r>
+        <w:t>aiosmtplib</w:t>
+      </w:r>
+      <w:proofErr w:type="spellEnd"/>
+      <w:r>
+        <w:t xml:space="preserve"> </w:t>
+      </w:r>
+      <w:proofErr w:type="gramStart"/>
+      <w:r>
+        <w:t>use</w:t>
+      </w:r>
+      <w:proofErr w:type="gramEnd"/>
+      <w:r>
+        <w:t xml:space="preserve"> karo (</w:t>
+      </w:r>
+      <w:proofErr w:type="spellStart"/>
+      <w:r>
+        <w:t>FastAPI</w:t>
+      </w:r>
+      <w:proofErr w:type="spellEnd"/>
+      <w:r>
+        <w:t xml:space="preserve"> async standard </w:t>
+      </w:r>
+      <w:proofErr w:type="spellStart"/>
+      <w:r>
+        <w:t>ke</w:t>
+      </w:r>
+      <w:proofErr w:type="spellEnd"/>
+      <w:r>
+        <w:t xml:space="preserve"> </w:t>
+      </w:r>
+      <w:proofErr w:type="spellStart"/>
+      <w:r>
+        <w:t>liye</w:t>
+      </w:r>
+      <w:proofErr w:type="spellEnd"/>
+      <w:r>
+        <w:t xml:space="preserve">) </w:t>
+      </w:r>
+      <w:proofErr w:type="spellStart"/>
+      <w:r>
+        <w:t>ya</w:t>
+      </w:r>
+      <w:proofErr w:type="spellEnd"/>
+      <w:r>
+        <w:t xml:space="preserve"> simple Resend/Postmark SDK install karo.</w:t>
       </w:r>
     </w:p>
     <w:p>
@@ -2187,7 +7073,31 @@
         </w:numPr>
       </w:pPr>
       <w:r>
-        <w:t>Mailbox table ke credentials use karte huwe email actual destination address par fire karo.</w:t>
+        <w:t xml:space="preserve">Mailbox table </w:t>
+      </w:r>
+      <w:proofErr w:type="spellStart"/>
+      <w:r>
+        <w:t>ke</w:t>
+      </w:r>
+      <w:proofErr w:type="spellEnd"/>
+      <w:r>
+        <w:t xml:space="preserve"> credentials use </w:t>
+      </w:r>
+      <w:proofErr w:type="spellStart"/>
+      <w:r>
+        <w:t>karte</w:t>
+      </w:r>
+      <w:proofErr w:type="spellEnd"/>
+      <w:r>
+        <w:t xml:space="preserve"> </w:t>
+      </w:r>
+      <w:proofErr w:type="spellStart"/>
+      <w:r>
+        <w:t>huwe</w:t>
+      </w:r>
+      <w:proofErr w:type="spellEnd"/>
+      <w:r>
+        <w:t xml:space="preserve"> email actual destination address par fire karo.</w:t>
       </w:r>
     </w:p>
     <w:p>
@@ -2202,7 +7112,55 @@
           <w:b/>
           <w:bCs/>
         </w:rPr>
-        <w:t>Kya knowledge chahiye aur kahan se milega:</w:t>
+        <w:t xml:space="preserve">Kya knowledge </w:t>
+      </w:r>
+      <w:proofErr w:type="spellStart"/>
+      <w:r>
+        <w:rPr>
+          <w:b/>
+          <w:bCs/>
+        </w:rPr>
+        <w:t>chahiye</w:t>
+      </w:r>
+      <w:proofErr w:type="spellEnd"/>
+      <w:r>
+        <w:rPr>
+          <w:b/>
+          <w:bCs/>
+        </w:rPr>
+        <w:t xml:space="preserve"> aur </w:t>
+      </w:r>
+      <w:proofErr w:type="spellStart"/>
+      <w:r>
+        <w:rPr>
+          <w:b/>
+          <w:bCs/>
+        </w:rPr>
+        <w:t>kahan</w:t>
+      </w:r>
+      <w:proofErr w:type="spellEnd"/>
+      <w:r>
+        <w:rPr>
+          <w:b/>
+          <w:bCs/>
+        </w:rPr>
+        <w:t xml:space="preserve"> se </w:t>
+      </w:r>
+      <w:proofErr w:type="spellStart"/>
+      <w:r>
+        <w:rPr>
+          <w:b/>
+          <w:bCs/>
+        </w:rPr>
+        <w:t>milega</w:t>
+      </w:r>
+      <w:proofErr w:type="spellEnd"/>
+      <w:r>
+        <w:rPr>
+          <w:b/>
+          <w:bCs/>
+        </w:rPr>
+        <w:t>:</w:t>
       </w:r>
     </w:p>
     <w:p>
@@ -2220,7 +7178,23 @@
         <w:t>Async SMTP in Python:</w:t>
       </w:r>
       <w:r>
-        <w:t xml:space="preserve"> Read github docs of aiosmtplib.</w:t>
+        <w:t xml:space="preserve"> Read </w:t>
+      </w:r>
+      <w:proofErr w:type="spellStart"/>
+      <w:r>
+        <w:t>github</w:t>
+      </w:r>
+      <w:proofErr w:type="spellEnd"/>
+      <w:r>
+        <w:t xml:space="preserve"> docs of </w:t>
+      </w:r>
+      <w:proofErr w:type="spellStart"/>
+      <w:r>
+        <w:t>aiosmtplib</w:t>
+      </w:r>
+      <w:proofErr w:type="spellEnd"/>
+      <w:r>
+        <w:t>.</w:t>
       </w:r>
     </w:p>
     <w:p>
@@ -2250,7 +7224,55 @@
           <w:b/>
           <w:bCs/>
         </w:rPr>
-        <w:t>Kya kaam karna hai:</w:t>
+        <w:t xml:space="preserve">Kya </w:t>
+      </w:r>
+      <w:proofErr w:type="spellStart"/>
+      <w:r>
+        <w:rPr>
+          <w:b/>
+          <w:bCs/>
+        </w:rPr>
+        <w:t>kaam</w:t>
+      </w:r>
+      <w:proofErr w:type="spellEnd"/>
+      <w:r>
+        <w:rPr>
+          <w:b/>
+          <w:bCs/>
+        </w:rPr>
+        <w:t xml:space="preserve"> </w:t>
+      </w:r>
+      <w:proofErr w:type="spellStart"/>
+      <w:r>
+        <w:rPr>
+          <w:b/>
+          <w:bCs/>
+        </w:rPr>
+        <w:t>karna</w:t>
+      </w:r>
+      <w:proofErr w:type="spellEnd"/>
+      <w:r>
+        <w:rPr>
+          <w:b/>
+          <w:bCs/>
+        </w:rPr>
+        <w:t xml:space="preserve"> </w:t>
+      </w:r>
+      <w:proofErr w:type="spellStart"/>
+      <w:r>
+        <w:rPr>
+          <w:b/>
+          <w:bCs/>
+        </w:rPr>
+        <w:t>hai</w:t>
+      </w:r>
+      <w:proofErr w:type="spellEnd"/>
+      <w:r>
+        <w:rPr>
+          <w:b/>
+          <w:bCs/>
+        </w:rPr>
+        <w:t>:</w:t>
       </w:r>
     </w:p>
     <w:p>
@@ -2262,7 +7284,31 @@
       </w:pPr>
       <w:r>
         <w:lastRenderedPageBreak/>
-        <w:t>Aisa scheduler engine framework tayar karna jo tracker records update kare (e.g., email sent to lead X -&gt; now scheduled follow-up for 3 days later).</w:t>
+        <w:t xml:space="preserve">Aisa scheduler engine framework </w:t>
+      </w:r>
+      <w:proofErr w:type="spellStart"/>
+      <w:r>
+        <w:t>tayar</w:t>
+      </w:r>
+      <w:proofErr w:type="spellEnd"/>
+      <w:r>
+        <w:t xml:space="preserve"> </w:t>
+      </w:r>
+      <w:proofErr w:type="spellStart"/>
+      <w:r>
+        <w:t>karna</w:t>
+      </w:r>
+      <w:proofErr w:type="spellEnd"/>
+      <w:r>
+        <w:t xml:space="preserve"> jo tracker records update </w:t>
+      </w:r>
+      <w:proofErr w:type="spellStart"/>
+      <w:r>
+        <w:t>kare</w:t>
+      </w:r>
+      <w:proofErr w:type="spellEnd"/>
+      <w:r>
+        <w:t xml:space="preserve"> (e.g., email sent to lead X -&gt; now scheduled follow-up for 3 days later).</w:t>
       </w:r>
     </w:p>
     <w:p>
@@ -2277,7 +7323,55 @@
           <w:b/>
           <w:bCs/>
         </w:rPr>
-        <w:t>Kaise kaam karna hai:</w:t>
+        <w:t xml:space="preserve">Kaise </w:t>
+      </w:r>
+      <w:proofErr w:type="spellStart"/>
+      <w:r>
+        <w:rPr>
+          <w:b/>
+          <w:bCs/>
+        </w:rPr>
+        <w:t>kaam</w:t>
+      </w:r>
+      <w:proofErr w:type="spellEnd"/>
+      <w:r>
+        <w:rPr>
+          <w:b/>
+          <w:bCs/>
+        </w:rPr>
+        <w:t xml:space="preserve"> </w:t>
+      </w:r>
+      <w:proofErr w:type="spellStart"/>
+      <w:r>
+        <w:rPr>
+          <w:b/>
+          <w:bCs/>
+        </w:rPr>
+        <w:t>karna</w:t>
+      </w:r>
+      <w:proofErr w:type="spellEnd"/>
+      <w:r>
+        <w:rPr>
+          <w:b/>
+          <w:bCs/>
+        </w:rPr>
+        <w:t xml:space="preserve"> </w:t>
+      </w:r>
+      <w:proofErr w:type="spellStart"/>
+      <w:r>
+        <w:rPr>
+          <w:b/>
+          <w:bCs/>
+        </w:rPr>
+        <w:t>hai</w:t>
+      </w:r>
+      <w:proofErr w:type="spellEnd"/>
+      <w:r>
+        <w:rPr>
+          <w:b/>
+          <w:bCs/>
+        </w:rPr>
+        <w:t>:</w:t>
       </w:r>
     </w:p>
     <w:p>
@@ -2287,8 +7381,21 @@
           <w:numId w:val="24"/>
         </w:numPr>
       </w:pPr>
-      <w:r>
-        <w:t>email_logs me state save karo sent. Timestamp capture karo sent_at.</w:t>
+      <w:proofErr w:type="spellStart"/>
+      <w:r>
+        <w:t>email_logs</w:t>
+      </w:r>
+      <w:proofErr w:type="spellEnd"/>
+      <w:r>
+        <w:t xml:space="preserve"> me state save karo sent. Timestamp capture karo </w:t>
+      </w:r>
+      <w:proofErr w:type="spellStart"/>
+      <w:r>
+        <w:t>sent_at</w:t>
+      </w:r>
+      <w:proofErr w:type="spellEnd"/>
+      <w:r>
+        <w:t>.</w:t>
       </w:r>
     </w:p>
     <w:p>
@@ -2329,7 +7436,55 @@
           <w:b/>
           <w:bCs/>
         </w:rPr>
-        <w:t>Kya kaam karna hai:</w:t>
+        <w:t xml:space="preserve">Kya </w:t>
+      </w:r>
+      <w:proofErr w:type="spellStart"/>
+      <w:r>
+        <w:rPr>
+          <w:b/>
+          <w:bCs/>
+        </w:rPr>
+        <w:t>kaam</w:t>
+      </w:r>
+      <w:proofErr w:type="spellEnd"/>
+      <w:r>
+        <w:rPr>
+          <w:b/>
+          <w:bCs/>
+        </w:rPr>
+        <w:t xml:space="preserve"> </w:t>
+      </w:r>
+      <w:proofErr w:type="spellStart"/>
+      <w:r>
+        <w:rPr>
+          <w:b/>
+          <w:bCs/>
+        </w:rPr>
+        <w:t>karna</w:t>
+      </w:r>
+      <w:proofErr w:type="spellEnd"/>
+      <w:r>
+        <w:rPr>
+          <w:b/>
+          <w:bCs/>
+        </w:rPr>
+        <w:t xml:space="preserve"> </w:t>
+      </w:r>
+      <w:proofErr w:type="spellStart"/>
+      <w:r>
+        <w:rPr>
+          <w:b/>
+          <w:bCs/>
+        </w:rPr>
+        <w:t>hai</w:t>
+      </w:r>
+      <w:proofErr w:type="spellEnd"/>
+      <w:r>
+        <w:rPr>
+          <w:b/>
+          <w:bCs/>
+        </w:rPr>
+        <w:t>:</w:t>
       </w:r>
     </w:p>
     <w:p>
@@ -2340,7 +7495,63 @@
         </w:numPr>
       </w:pPr>
       <w:r>
-        <w:t>Business logic ke mutabiq pata lagana ke lead ne email open ki hai ya nahi.</w:t>
+        <w:t xml:space="preserve">Business logic </w:t>
+      </w:r>
+      <w:proofErr w:type="spellStart"/>
+      <w:r>
+        <w:t>ke</w:t>
+      </w:r>
+      <w:proofErr w:type="spellEnd"/>
+      <w:r>
+        <w:t xml:space="preserve"> </w:t>
+      </w:r>
+      <w:proofErr w:type="spellStart"/>
+      <w:r>
+        <w:t>mutabiq</w:t>
+      </w:r>
+      <w:proofErr w:type="spellEnd"/>
+      <w:r>
+        <w:t xml:space="preserve"> pata </w:t>
+      </w:r>
+      <w:proofErr w:type="spellStart"/>
+      <w:r>
+        <w:t>lagana</w:t>
+      </w:r>
+      <w:proofErr w:type="spellEnd"/>
+      <w:r>
+        <w:t xml:space="preserve"> </w:t>
+      </w:r>
+      <w:proofErr w:type="spellStart"/>
+      <w:r>
+        <w:t>ke</w:t>
+      </w:r>
+      <w:proofErr w:type="spellEnd"/>
+      <w:r>
+        <w:t xml:space="preserve"> lead ne email open ki </w:t>
+      </w:r>
+      <w:proofErr w:type="spellStart"/>
+      <w:r>
+        <w:t>hai</w:t>
+      </w:r>
+      <w:proofErr w:type="spellEnd"/>
+      <w:r>
+        <w:t xml:space="preserve"> </w:t>
+      </w:r>
+      <w:proofErr w:type="spellStart"/>
+      <w:r>
+        <w:t>ya</w:t>
+      </w:r>
+      <w:proofErr w:type="spellEnd"/>
+      <w:r>
+        <w:t xml:space="preserve"> </w:t>
+      </w:r>
+      <w:proofErr w:type="spellStart"/>
+      <w:r>
+        <w:t>nahi</w:t>
+      </w:r>
+      <w:proofErr w:type="spellEnd"/>
+      <w:r>
+        <w:t>.</w:t>
       </w:r>
     </w:p>
     <w:p>
@@ -2355,7 +7566,55 @@
           <w:b/>
           <w:bCs/>
         </w:rPr>
-        <w:t>Kaise kaam karna hai:</w:t>
+        <w:t xml:space="preserve">Kaise </w:t>
+      </w:r>
+      <w:proofErr w:type="spellStart"/>
+      <w:r>
+        <w:rPr>
+          <w:b/>
+          <w:bCs/>
+        </w:rPr>
+        <w:t>kaam</w:t>
+      </w:r>
+      <w:proofErr w:type="spellEnd"/>
+      <w:r>
+        <w:rPr>
+          <w:b/>
+          <w:bCs/>
+        </w:rPr>
+        <w:t xml:space="preserve"> </w:t>
+      </w:r>
+      <w:proofErr w:type="spellStart"/>
+      <w:r>
+        <w:rPr>
+          <w:b/>
+          <w:bCs/>
+        </w:rPr>
+        <w:t>karna</w:t>
+      </w:r>
+      <w:proofErr w:type="spellEnd"/>
+      <w:r>
+        <w:rPr>
+          <w:b/>
+          <w:bCs/>
+        </w:rPr>
+        <w:t xml:space="preserve"> </w:t>
+      </w:r>
+      <w:proofErr w:type="spellStart"/>
+      <w:r>
+        <w:rPr>
+          <w:b/>
+          <w:bCs/>
+        </w:rPr>
+        <w:t>hai</w:t>
+      </w:r>
+      <w:proofErr w:type="spellEnd"/>
+      <w:r>
+        <w:rPr>
+          <w:b/>
+          <w:bCs/>
+        </w:rPr>
+        <w:t>:</w:t>
       </w:r>
     </w:p>
     <w:p>
@@ -2366,7 +7625,55 @@
         </w:numPr>
       </w:pPr>
       <w:r>
-        <w:t>Email HTML body ke bilkul niche aik invisible tracking image tag lagao: &lt;img src="[https://yourdomain.com/api/v1/track/open/](https://yourdomain.com/api/v1/track/open/){log_id}" width="1" height="1" /&gt;.</w:t>
+        <w:t xml:space="preserve">Email HTML body </w:t>
+      </w:r>
+      <w:proofErr w:type="spellStart"/>
+      <w:r>
+        <w:t>ke</w:t>
+      </w:r>
+      <w:proofErr w:type="spellEnd"/>
+      <w:r>
+        <w:t xml:space="preserve"> </w:t>
+      </w:r>
+      <w:proofErr w:type="spellStart"/>
+      <w:r>
+        <w:t>bilkul</w:t>
+      </w:r>
+      <w:proofErr w:type="spellEnd"/>
+      <w:r>
+        <w:t xml:space="preserve"> niche </w:t>
+      </w:r>
+      <w:proofErr w:type="spellStart"/>
+      <w:r>
+        <w:t>aik</w:t>
+      </w:r>
+      <w:proofErr w:type="spellEnd"/>
+      <w:r>
+        <w:t xml:space="preserve"> invisible tracking image tag </w:t>
+      </w:r>
+      <w:proofErr w:type="spellStart"/>
+      <w:r>
+        <w:t>lagao</w:t>
+      </w:r>
+      <w:proofErr w:type="spellEnd"/>
+      <w:r>
+        <w:t>: &lt;</w:t>
+      </w:r>
+      <w:proofErr w:type="spellStart"/>
+      <w:r>
+        <w:t>img</w:t>
+      </w:r>
+      <w:proofErr w:type="spellEnd"/>
+      <w:r>
+        <w:t xml:space="preserve"> src="[</w:t>
+      </w:r>
+      <w:proofErr w:type="gramStart"/>
+      <w:r>
+        <w:t>https://yourdomain.com/api/v1/track/open/](https://yourdomain.com/api/v1/track/open/){</w:t>
+      </w:r>
+      <w:proofErr w:type="gramEnd"/>
+      <w:r>
+        <w:t>log_id}" width="1" height="1" /&gt;.</w:t>
       </w:r>
     </w:p>
     <w:p>
@@ -2376,8 +7683,74 @@
           <w:numId w:val="25"/>
         </w:numPr>
       </w:pPr>
-      <w:r>
-        <w:t>FastAPI endpoint banao /api/v1/track/open/{log_id} jo aik tiny tracking pixel return kare aur background me DB record opened=True set kar de.</w:t>
+      <w:proofErr w:type="spellStart"/>
+      <w:r>
+        <w:t>FastAPI</w:t>
+      </w:r>
+      <w:proofErr w:type="spellEnd"/>
+      <w:r>
+        <w:t xml:space="preserve"> endpoint </w:t>
+      </w:r>
+      <w:proofErr w:type="spellStart"/>
+      <w:r>
+        <w:t>banao</w:t>
+      </w:r>
+      <w:proofErr w:type="spellEnd"/>
+      <w:r>
+        <w:t xml:space="preserve"> /</w:t>
+      </w:r>
+      <w:proofErr w:type="spellStart"/>
+      <w:r>
+        <w:t>api</w:t>
+      </w:r>
+      <w:proofErr w:type="spellEnd"/>
+      <w:r>
+        <w:t>/v1/track/</w:t>
+      </w:r>
+      <w:proofErr w:type="gramStart"/>
+      <w:r>
+        <w:t>open/{</w:t>
+      </w:r>
+      <w:proofErr w:type="spellStart"/>
+      <w:proofErr w:type="gramEnd"/>
+      <w:r>
+        <w:t>log_id</w:t>
+      </w:r>
+      <w:proofErr w:type="spellEnd"/>
+      <w:r>
+        <w:t xml:space="preserve">} jo </w:t>
+      </w:r>
+      <w:proofErr w:type="spellStart"/>
+      <w:r>
+        <w:t>aik</w:t>
+      </w:r>
+      <w:proofErr w:type="spellEnd"/>
+      <w:r>
+        <w:t xml:space="preserve"> tiny tracking pixel return </w:t>
+      </w:r>
+      <w:proofErr w:type="spellStart"/>
+      <w:r>
+        <w:t>kare</w:t>
+      </w:r>
+      <w:proofErr w:type="spellEnd"/>
+      <w:r>
+        <w:t xml:space="preserve"> aur background </w:t>
+      </w:r>
+      <w:proofErr w:type="gramStart"/>
+      <w:r>
+        <w:t>me</w:t>
+      </w:r>
+      <w:proofErr w:type="gramEnd"/>
+      <w:r>
+        <w:t xml:space="preserve"> DB record opened=True set </w:t>
+      </w:r>
+      <w:proofErr w:type="spellStart"/>
+      <w:r>
+        <w:t>kar</w:t>
+      </w:r>
+      <w:proofErr w:type="spellEnd"/>
+      <w:r>
+        <w:t xml:space="preserve"> de.</w:t>
       </w:r>
     </w:p>
     <w:p>
@@ -2392,7 +7765,55 @@
           <w:b/>
           <w:bCs/>
         </w:rPr>
-        <w:t>Kya knowledge chahiye aur kahan se milega:</w:t>
+        <w:t xml:space="preserve">Kya knowledge </w:t>
+      </w:r>
+      <w:proofErr w:type="spellStart"/>
+      <w:r>
+        <w:rPr>
+          <w:b/>
+          <w:bCs/>
+        </w:rPr>
+        <w:t>chahiye</w:t>
+      </w:r>
+      <w:proofErr w:type="spellEnd"/>
+      <w:r>
+        <w:rPr>
+          <w:b/>
+          <w:bCs/>
+        </w:rPr>
+        <w:t xml:space="preserve"> aur </w:t>
+      </w:r>
+      <w:proofErr w:type="spellStart"/>
+      <w:r>
+        <w:rPr>
+          <w:b/>
+          <w:bCs/>
+        </w:rPr>
+        <w:t>kahan</w:t>
+      </w:r>
+      <w:proofErr w:type="spellEnd"/>
+      <w:r>
+        <w:rPr>
+          <w:b/>
+          <w:bCs/>
+        </w:rPr>
+        <w:t xml:space="preserve"> se </w:t>
+      </w:r>
+      <w:proofErr w:type="spellStart"/>
+      <w:r>
+        <w:rPr>
+          <w:b/>
+          <w:bCs/>
+        </w:rPr>
+        <w:t>milega</w:t>
+      </w:r>
+      <w:proofErr w:type="spellEnd"/>
+      <w:r>
+        <w:rPr>
+          <w:b/>
+          <w:bCs/>
+        </w:rPr>
+        <w:t>:</w:t>
       </w:r>
     </w:p>
     <w:p>
@@ -2402,8 +7823,21 @@
           <w:numId w:val="25"/>
         </w:numPr>
       </w:pPr>
-      <w:r>
-        <w:t>FastAPI FileResponse tutorial (How to return raw transparent 1x1 image bytes).</w:t>
+      <w:proofErr w:type="spellStart"/>
+      <w:r>
+        <w:t>FastAPI</w:t>
+      </w:r>
+      <w:proofErr w:type="spellEnd"/>
+      <w:r>
+        <w:t xml:space="preserve"> </w:t>
+      </w:r>
+      <w:proofErr w:type="spellStart"/>
+      <w:r>
+        <w:t>FileResponse</w:t>
+      </w:r>
+      <w:proofErr w:type="spellEnd"/>
+      <w:r>
+        <w:t xml:space="preserve"> tutorial (How to return raw transparent 1x1 image bytes).</w:t>
       </w:r>
     </w:p>
     <w:p>
@@ -2433,7 +7867,55 @@
           <w:b/>
           <w:bCs/>
         </w:rPr>
-        <w:t>Kya kaam karna hai:</w:t>
+        <w:t xml:space="preserve">Kya </w:t>
+      </w:r>
+      <w:proofErr w:type="spellStart"/>
+      <w:r>
+        <w:rPr>
+          <w:b/>
+          <w:bCs/>
+        </w:rPr>
+        <w:t>kaam</w:t>
+      </w:r>
+      <w:proofErr w:type="spellEnd"/>
+      <w:r>
+        <w:rPr>
+          <w:b/>
+          <w:bCs/>
+        </w:rPr>
+        <w:t xml:space="preserve"> </w:t>
+      </w:r>
+      <w:proofErr w:type="spellStart"/>
+      <w:r>
+        <w:rPr>
+          <w:b/>
+          <w:bCs/>
+        </w:rPr>
+        <w:t>karna</w:t>
+      </w:r>
+      <w:proofErr w:type="spellEnd"/>
+      <w:r>
+        <w:rPr>
+          <w:b/>
+          <w:bCs/>
+        </w:rPr>
+        <w:t xml:space="preserve"> </w:t>
+      </w:r>
+      <w:proofErr w:type="spellStart"/>
+      <w:r>
+        <w:rPr>
+          <w:b/>
+          <w:bCs/>
+        </w:rPr>
+        <w:t>hai</w:t>
+      </w:r>
+      <w:proofErr w:type="spellEnd"/>
+      <w:r>
+        <w:rPr>
+          <w:b/>
+          <w:bCs/>
+        </w:rPr>
+        <w:t>:</w:t>
       </w:r>
     </w:p>
     <w:p>
@@ -2443,8 +7925,45 @@
           <w:numId w:val="26"/>
         </w:numPr>
       </w:pPr>
-      <w:r>
-        <w:t>Apne hi kuch dummy test domains/emails par 5-10 auto-generated personalized emails fired kar ke verify karna.</w:t>
+      <w:proofErr w:type="spellStart"/>
+      <w:r>
+        <w:t>Apne</w:t>
+      </w:r>
+      <w:proofErr w:type="spellEnd"/>
+      <w:r>
+        <w:t xml:space="preserve"> hi </w:t>
+      </w:r>
+      <w:proofErr w:type="spellStart"/>
+      <w:r>
+        <w:t>kuch</w:t>
+      </w:r>
+      <w:proofErr w:type="spellEnd"/>
+      <w:r>
+        <w:t xml:space="preserve"> dummy test domains/emails par 5-10 auto-generated personalized emails fired </w:t>
+      </w:r>
+      <w:proofErr w:type="spellStart"/>
+      <w:r>
+        <w:t>kar</w:t>
+      </w:r>
+      <w:proofErr w:type="spellEnd"/>
+      <w:r>
+        <w:t xml:space="preserve"> </w:t>
+      </w:r>
+      <w:proofErr w:type="spellStart"/>
+      <w:r>
+        <w:t>ke</w:t>
+      </w:r>
+      <w:proofErr w:type="spellEnd"/>
+      <w:r>
+        <w:t xml:space="preserve"> verify </w:t>
+      </w:r>
+      <w:proofErr w:type="spellStart"/>
+      <w:r>
+        <w:t>karna</w:t>
+      </w:r>
+      <w:proofErr w:type="spellEnd"/>
+      <w:r>
+        <w:t>.</w:t>
       </w:r>
     </w:p>
     <w:p>
@@ -2497,7 +8016,55 @@
           <w:b/>
           <w:bCs/>
         </w:rPr>
-        <w:t>Kya kaam karna hai:</w:t>
+        <w:t xml:space="preserve">Kya </w:t>
+      </w:r>
+      <w:proofErr w:type="spellStart"/>
+      <w:r>
+        <w:rPr>
+          <w:b/>
+          <w:bCs/>
+        </w:rPr>
+        <w:t>kaam</w:t>
+      </w:r>
+      <w:proofErr w:type="spellEnd"/>
+      <w:r>
+        <w:rPr>
+          <w:b/>
+          <w:bCs/>
+        </w:rPr>
+        <w:t xml:space="preserve"> </w:t>
+      </w:r>
+      <w:proofErr w:type="spellStart"/>
+      <w:r>
+        <w:rPr>
+          <w:b/>
+          <w:bCs/>
+        </w:rPr>
+        <w:t>karna</w:t>
+      </w:r>
+      <w:proofErr w:type="spellEnd"/>
+      <w:r>
+        <w:rPr>
+          <w:b/>
+          <w:bCs/>
+        </w:rPr>
+        <w:t xml:space="preserve"> </w:t>
+      </w:r>
+      <w:proofErr w:type="spellStart"/>
+      <w:r>
+        <w:rPr>
+          <w:b/>
+          <w:bCs/>
+        </w:rPr>
+        <w:t>hai</w:t>
+      </w:r>
+      <w:proofErr w:type="spellEnd"/>
+      <w:r>
+        <w:rPr>
+          <w:b/>
+          <w:bCs/>
+        </w:rPr>
+        <w:t>:</w:t>
       </w:r>
     </w:p>
     <w:p>
@@ -2508,7 +8075,23 @@
         </w:numPr>
       </w:pPr>
       <w:r>
-        <w:t>Mailbox par aane wale unread incoming messages/replies ko programmatically fetch karna.</w:t>
+        <w:t xml:space="preserve">Mailbox par </w:t>
+      </w:r>
+      <w:proofErr w:type="spellStart"/>
+      <w:r>
+        <w:t>aane</w:t>
+      </w:r>
+      <w:proofErr w:type="spellEnd"/>
+      <w:r>
+        <w:t xml:space="preserve"> wale unread incoming messages/replies ko programmatically fetch </w:t>
+      </w:r>
+      <w:proofErr w:type="spellStart"/>
+      <w:r>
+        <w:t>karna</w:t>
+      </w:r>
+      <w:proofErr w:type="spellEnd"/>
+      <w:r>
+        <w:t>.</w:t>
       </w:r>
     </w:p>
     <w:p>
@@ -2523,7 +8106,55 @@
           <w:b/>
           <w:bCs/>
         </w:rPr>
-        <w:t>Kaise kaam karna hai:</w:t>
+        <w:t xml:space="preserve">Kaise </w:t>
+      </w:r>
+      <w:proofErr w:type="spellStart"/>
+      <w:r>
+        <w:rPr>
+          <w:b/>
+          <w:bCs/>
+        </w:rPr>
+        <w:t>kaam</w:t>
+      </w:r>
+      <w:proofErr w:type="spellEnd"/>
+      <w:r>
+        <w:rPr>
+          <w:b/>
+          <w:bCs/>
+        </w:rPr>
+        <w:t xml:space="preserve"> </w:t>
+      </w:r>
+      <w:proofErr w:type="spellStart"/>
+      <w:r>
+        <w:rPr>
+          <w:b/>
+          <w:bCs/>
+        </w:rPr>
+        <w:t>karna</w:t>
+      </w:r>
+      <w:proofErr w:type="spellEnd"/>
+      <w:r>
+        <w:rPr>
+          <w:b/>
+          <w:bCs/>
+        </w:rPr>
+        <w:t xml:space="preserve"> </w:t>
+      </w:r>
+      <w:proofErr w:type="spellStart"/>
+      <w:r>
+        <w:rPr>
+          <w:b/>
+          <w:bCs/>
+        </w:rPr>
+        <w:t>hai</w:t>
+      </w:r>
+      <w:proofErr w:type="spellEnd"/>
+      <w:r>
+        <w:rPr>
+          <w:b/>
+          <w:bCs/>
+        </w:rPr>
+        <w:t>:</w:t>
       </w:r>
     </w:p>
     <w:p>
@@ -2533,8 +8164,45 @@
           <w:numId w:val="27"/>
         </w:numPr>
       </w:pPr>
-      <w:r>
-        <w:t>imapclient module use karo (Python standard imaplib bohot messy hai).</w:t>
+      <w:proofErr w:type="spellStart"/>
+      <w:r>
+        <w:t>imapclient</w:t>
+      </w:r>
+      <w:proofErr w:type="spellEnd"/>
+      <w:r>
+        <w:t xml:space="preserve"> module </w:t>
+      </w:r>
+      <w:proofErr w:type="gramStart"/>
+      <w:r>
+        <w:t>use</w:t>
+      </w:r>
+      <w:proofErr w:type="gramEnd"/>
+      <w:r>
+        <w:t xml:space="preserve"> karo (Python standard </w:t>
+      </w:r>
+      <w:proofErr w:type="spellStart"/>
+      <w:r>
+        <w:t>imaplib</w:t>
+      </w:r>
+      <w:proofErr w:type="spellEnd"/>
+      <w:r>
+        <w:t xml:space="preserve"> </w:t>
+      </w:r>
+      <w:proofErr w:type="spellStart"/>
+      <w:r>
+        <w:t>bohot</w:t>
+      </w:r>
+      <w:proofErr w:type="spellEnd"/>
+      <w:r>
+        <w:t xml:space="preserve"> messy </w:t>
+      </w:r>
+      <w:proofErr w:type="spellStart"/>
+      <w:r>
+        <w:t>hai</w:t>
+      </w:r>
+      <w:proofErr w:type="spellEnd"/>
+      <w:r>
+        <w:t>).</w:t>
       </w:r>
     </w:p>
     <w:p>
@@ -2546,7 +8214,23 @@
       </w:pPr>
       <w:r>
         <w:lastRenderedPageBreak/>
-        <w:t>Secure IMAP server connect karo using SSL (imap_server from DB), login karo, aur UNSEEN messages search karo.</w:t>
+        <w:t xml:space="preserve">Secure IMAP server </w:t>
+      </w:r>
+      <w:proofErr w:type="gramStart"/>
+      <w:r>
+        <w:t>connect</w:t>
+      </w:r>
+      <w:proofErr w:type="gramEnd"/>
+      <w:r>
+        <w:t xml:space="preserve"> karo using SSL (</w:t>
+      </w:r>
+      <w:proofErr w:type="spellStart"/>
+      <w:r>
+        <w:t>imap_server</w:t>
+      </w:r>
+      <w:proofErr w:type="spellEnd"/>
+      <w:r>
+        <w:t xml:space="preserve"> from DB), login karo, aur UNSEEN messages search karo.</w:t>
       </w:r>
     </w:p>
     <w:p>
@@ -2561,7 +8245,55 @@
           <w:b/>
           <w:bCs/>
         </w:rPr>
-        <w:t>Kya knowledge chahiye aur kahan se milega:</w:t>
+        <w:t xml:space="preserve">Kya knowledge </w:t>
+      </w:r>
+      <w:proofErr w:type="spellStart"/>
+      <w:r>
+        <w:rPr>
+          <w:b/>
+          <w:bCs/>
+        </w:rPr>
+        <w:t>chahiye</w:t>
+      </w:r>
+      <w:proofErr w:type="spellEnd"/>
+      <w:r>
+        <w:rPr>
+          <w:b/>
+          <w:bCs/>
+        </w:rPr>
+        <w:t xml:space="preserve"> aur </w:t>
+      </w:r>
+      <w:proofErr w:type="spellStart"/>
+      <w:r>
+        <w:rPr>
+          <w:b/>
+          <w:bCs/>
+        </w:rPr>
+        <w:t>kahan</w:t>
+      </w:r>
+      <w:proofErr w:type="spellEnd"/>
+      <w:r>
+        <w:rPr>
+          <w:b/>
+          <w:bCs/>
+        </w:rPr>
+        <w:t xml:space="preserve"> se </w:t>
+      </w:r>
+      <w:proofErr w:type="spellStart"/>
+      <w:r>
+        <w:rPr>
+          <w:b/>
+          <w:bCs/>
+        </w:rPr>
+        <w:t>milega</w:t>
+      </w:r>
+      <w:proofErr w:type="spellEnd"/>
+      <w:r>
+        <w:rPr>
+          <w:b/>
+          <w:bCs/>
+        </w:rPr>
+        <w:t>:</w:t>
       </w:r>
     </w:p>
     <w:p>
@@ -2571,8 +8303,21 @@
           <w:numId w:val="27"/>
         </w:numPr>
       </w:pPr>
-      <w:r>
-        <w:t>IMAPClient Python documentation quickstart guides.</w:t>
+      <w:proofErr w:type="spellStart"/>
+      <w:r>
+        <w:t>IMAPClient</w:t>
+      </w:r>
+      <w:proofErr w:type="spellEnd"/>
+      <w:r>
+        <w:t xml:space="preserve"> Python documentation </w:t>
+      </w:r>
+      <w:proofErr w:type="spellStart"/>
+      <w:r>
+        <w:t>quickstart</w:t>
+      </w:r>
+      <w:proofErr w:type="spellEnd"/>
+      <w:r>
+        <w:t xml:space="preserve"> guides.</w:t>
       </w:r>
     </w:p>
     <w:p>
@@ -2602,7 +8347,55 @@
           <w:b/>
           <w:bCs/>
         </w:rPr>
-        <w:t>Kya kaam karna hai:</w:t>
+        <w:t xml:space="preserve">Kya </w:t>
+      </w:r>
+      <w:proofErr w:type="spellStart"/>
+      <w:r>
+        <w:rPr>
+          <w:b/>
+          <w:bCs/>
+        </w:rPr>
+        <w:t>kaam</w:t>
+      </w:r>
+      <w:proofErr w:type="spellEnd"/>
+      <w:r>
+        <w:rPr>
+          <w:b/>
+          <w:bCs/>
+        </w:rPr>
+        <w:t xml:space="preserve"> </w:t>
+      </w:r>
+      <w:proofErr w:type="spellStart"/>
+      <w:r>
+        <w:rPr>
+          <w:b/>
+          <w:bCs/>
+        </w:rPr>
+        <w:t>karna</w:t>
+      </w:r>
+      <w:proofErr w:type="spellEnd"/>
+      <w:r>
+        <w:rPr>
+          <w:b/>
+          <w:bCs/>
+        </w:rPr>
+        <w:t xml:space="preserve"> </w:t>
+      </w:r>
+      <w:proofErr w:type="spellStart"/>
+      <w:r>
+        <w:rPr>
+          <w:b/>
+          <w:bCs/>
+        </w:rPr>
+        <w:t>hai</w:t>
+      </w:r>
+      <w:proofErr w:type="spellEnd"/>
+      <w:r>
+        <w:rPr>
+          <w:b/>
+          <w:bCs/>
+        </w:rPr>
+        <w:t>:</w:t>
       </w:r>
     </w:p>
     <w:p>
@@ -2620,7 +8413,79 @@
         <w:t>Crucial Step:</w:t>
       </w:r>
       <w:r>
-        <w:t xml:space="preserve"> Incoming reply ko pata lagana ke yeh hamari bheji gayi kis lead aur kis campaign ka hissa hai.</w:t>
+        <w:t xml:space="preserve"> Incoming reply ko pata </w:t>
+      </w:r>
+      <w:proofErr w:type="spellStart"/>
+      <w:r>
+        <w:t>lagana</w:t>
+      </w:r>
+      <w:proofErr w:type="spellEnd"/>
+      <w:r>
+        <w:t xml:space="preserve"> </w:t>
+      </w:r>
+      <w:proofErr w:type="spellStart"/>
+      <w:r>
+        <w:t>ke</w:t>
+      </w:r>
+      <w:proofErr w:type="spellEnd"/>
+      <w:r>
+        <w:t xml:space="preserve"> yeh </w:t>
+      </w:r>
+      <w:proofErr w:type="spellStart"/>
+      <w:r>
+        <w:t>hamari</w:t>
+      </w:r>
+      <w:proofErr w:type="spellEnd"/>
+      <w:r>
+        <w:t xml:space="preserve"> </w:t>
+      </w:r>
+      <w:proofErr w:type="spellStart"/>
+      <w:r>
+        <w:t>bheji</w:t>
+      </w:r>
+      <w:proofErr w:type="spellEnd"/>
+      <w:r>
+        <w:t xml:space="preserve"> </w:t>
+      </w:r>
+      <w:proofErr w:type="spellStart"/>
+      <w:r>
+        <w:t>gayi</w:t>
+      </w:r>
+      <w:proofErr w:type="spellEnd"/>
+      <w:r>
+        <w:t xml:space="preserve"> </w:t>
+      </w:r>
+      <w:proofErr w:type="spellStart"/>
+      <w:r>
+        <w:t>kis</w:t>
+      </w:r>
+      <w:proofErr w:type="spellEnd"/>
+      <w:r>
+        <w:t xml:space="preserve"> lead aur </w:t>
+      </w:r>
+      <w:proofErr w:type="spellStart"/>
+      <w:r>
+        <w:t>kis</w:t>
+      </w:r>
+      <w:proofErr w:type="spellEnd"/>
+      <w:r>
+        <w:t xml:space="preserve"> campaign ka </w:t>
+      </w:r>
+      <w:proofErr w:type="spellStart"/>
+      <w:r>
+        <w:t>hissa</w:t>
+      </w:r>
+      <w:proofErr w:type="spellEnd"/>
+      <w:r>
+        <w:t xml:space="preserve"> </w:t>
+      </w:r>
+      <w:proofErr w:type="spellStart"/>
+      <w:r>
+        <w:t>hai</w:t>
+      </w:r>
+      <w:proofErr w:type="spellEnd"/>
+      <w:r>
+        <w:t>.</w:t>
       </w:r>
     </w:p>
     <w:p>
@@ -2635,7 +8500,55 @@
           <w:b/>
           <w:bCs/>
         </w:rPr>
-        <w:t>Kaise kaam karna hai:</w:t>
+        <w:t xml:space="preserve">Kaise </w:t>
+      </w:r>
+      <w:proofErr w:type="spellStart"/>
+      <w:r>
+        <w:rPr>
+          <w:b/>
+          <w:bCs/>
+        </w:rPr>
+        <w:t>kaam</w:t>
+      </w:r>
+      <w:proofErr w:type="spellEnd"/>
+      <w:r>
+        <w:rPr>
+          <w:b/>
+          <w:bCs/>
+        </w:rPr>
+        <w:t xml:space="preserve"> </w:t>
+      </w:r>
+      <w:proofErr w:type="spellStart"/>
+      <w:r>
+        <w:rPr>
+          <w:b/>
+          <w:bCs/>
+        </w:rPr>
+        <w:t>karna</w:t>
+      </w:r>
+      <w:proofErr w:type="spellEnd"/>
+      <w:r>
+        <w:rPr>
+          <w:b/>
+          <w:bCs/>
+        </w:rPr>
+        <w:t xml:space="preserve"> </w:t>
+      </w:r>
+      <w:proofErr w:type="spellStart"/>
+      <w:r>
+        <w:rPr>
+          <w:b/>
+          <w:bCs/>
+        </w:rPr>
+        <w:t>hai</w:t>
+      </w:r>
+      <w:proofErr w:type="spellEnd"/>
+      <w:r>
+        <w:rPr>
+          <w:b/>
+          <w:bCs/>
+        </w:rPr>
+        <w:t>:</w:t>
       </w:r>
     </w:p>
     <w:p>
@@ -2646,7 +8559,15 @@
         </w:numPr>
       </w:pPr>
       <w:r>
-        <w:t>Incoming email ke headers read karo: In-Reply-To aur References.</w:t>
+        <w:t xml:space="preserve">Incoming email </w:t>
+      </w:r>
+      <w:proofErr w:type="spellStart"/>
+      <w:r>
+        <w:t>ke</w:t>
+      </w:r>
+      <w:proofErr w:type="spellEnd"/>
+      <w:r>
+        <w:t xml:space="preserve"> headers read karo: In-Reply-To aur References.</w:t>
       </w:r>
     </w:p>
     <w:p>
@@ -2657,7 +8578,71 @@
         </w:numPr>
       </w:pPr>
       <w:r>
-        <w:t>Un headers ki value ko match karo hamare email_logs table ke Message-ID column se jo humne email bhejte waqt store kiya tha.</w:t>
+        <w:t xml:space="preserve">Un headers ki value ko match karo </w:t>
+      </w:r>
+      <w:proofErr w:type="spellStart"/>
+      <w:r>
+        <w:t>hamare</w:t>
+      </w:r>
+      <w:proofErr w:type="spellEnd"/>
+      <w:r>
+        <w:t xml:space="preserve"> </w:t>
+      </w:r>
+      <w:proofErr w:type="spellStart"/>
+      <w:r>
+        <w:t>email_logs</w:t>
+      </w:r>
+      <w:proofErr w:type="spellEnd"/>
+      <w:r>
+        <w:t xml:space="preserve"> table </w:t>
+      </w:r>
+      <w:proofErr w:type="spellStart"/>
+      <w:r>
+        <w:t>ke</w:t>
+      </w:r>
+      <w:proofErr w:type="spellEnd"/>
+      <w:r>
+        <w:t xml:space="preserve"> Message-ID column se jo </w:t>
+      </w:r>
+      <w:proofErr w:type="spellStart"/>
+      <w:r>
+        <w:t>humne</w:t>
+      </w:r>
+      <w:proofErr w:type="spellEnd"/>
+      <w:r>
+        <w:t xml:space="preserve"> email </w:t>
+      </w:r>
+      <w:proofErr w:type="spellStart"/>
+      <w:r>
+        <w:t>bhejte</w:t>
+      </w:r>
+      <w:proofErr w:type="spellEnd"/>
+      <w:r>
+        <w:t xml:space="preserve"> </w:t>
+      </w:r>
+      <w:proofErr w:type="spellStart"/>
+      <w:r>
+        <w:t>waqt</w:t>
+      </w:r>
+      <w:proofErr w:type="spellEnd"/>
+      <w:r>
+        <w:t xml:space="preserve"> store </w:t>
+      </w:r>
+      <w:proofErr w:type="spellStart"/>
+      <w:r>
+        <w:t>kiya</w:t>
+      </w:r>
+      <w:proofErr w:type="spellEnd"/>
+      <w:r>
+        <w:t xml:space="preserve"> </w:t>
+      </w:r>
+      <w:proofErr w:type="spellStart"/>
+      <w:r>
+        <w:t>tha</w:t>
+      </w:r>
+      <w:proofErr w:type="spellEnd"/>
+      <w:r>
+        <w:t>.</w:t>
       </w:r>
     </w:p>
     <w:p>
@@ -2672,7 +8657,55 @@
           <w:b/>
           <w:bCs/>
         </w:rPr>
-        <w:t>Kya knowledge chahiye aur kahan se milega:</w:t>
+        <w:t xml:space="preserve">Kya knowledge </w:t>
+      </w:r>
+      <w:proofErr w:type="spellStart"/>
+      <w:r>
+        <w:rPr>
+          <w:b/>
+          <w:bCs/>
+        </w:rPr>
+        <w:t>chahiye</w:t>
+      </w:r>
+      <w:proofErr w:type="spellEnd"/>
+      <w:r>
+        <w:rPr>
+          <w:b/>
+          <w:bCs/>
+        </w:rPr>
+        <w:t xml:space="preserve"> aur </w:t>
+      </w:r>
+      <w:proofErr w:type="spellStart"/>
+      <w:r>
+        <w:rPr>
+          <w:b/>
+          <w:bCs/>
+        </w:rPr>
+        <w:t>kahan</w:t>
+      </w:r>
+      <w:proofErr w:type="spellEnd"/>
+      <w:r>
+        <w:rPr>
+          <w:b/>
+          <w:bCs/>
+        </w:rPr>
+        <w:t xml:space="preserve"> se </w:t>
+      </w:r>
+      <w:proofErr w:type="spellStart"/>
+      <w:r>
+        <w:rPr>
+          <w:b/>
+          <w:bCs/>
+        </w:rPr>
+        <w:t>milega</w:t>
+      </w:r>
+      <w:proofErr w:type="spellEnd"/>
+      <w:r>
+        <w:rPr>
+          <w:b/>
+          <w:bCs/>
+        </w:rPr>
+        <w:t>:</w:t>
       </w:r>
     </w:p>
     <w:p>
@@ -2713,7 +8746,55 @@
           <w:b/>
           <w:bCs/>
         </w:rPr>
-        <w:t>Kya kaam karna hai:</w:t>
+        <w:t xml:space="preserve">Kya </w:t>
+      </w:r>
+      <w:proofErr w:type="spellStart"/>
+      <w:r>
+        <w:rPr>
+          <w:b/>
+          <w:bCs/>
+        </w:rPr>
+        <w:t>kaam</w:t>
+      </w:r>
+      <w:proofErr w:type="spellEnd"/>
+      <w:r>
+        <w:rPr>
+          <w:b/>
+          <w:bCs/>
+        </w:rPr>
+        <w:t xml:space="preserve"> </w:t>
+      </w:r>
+      <w:proofErr w:type="spellStart"/>
+      <w:r>
+        <w:rPr>
+          <w:b/>
+          <w:bCs/>
+        </w:rPr>
+        <w:t>karna</w:t>
+      </w:r>
+      <w:proofErr w:type="spellEnd"/>
+      <w:r>
+        <w:rPr>
+          <w:b/>
+          <w:bCs/>
+        </w:rPr>
+        <w:t xml:space="preserve"> </w:t>
+      </w:r>
+      <w:proofErr w:type="spellStart"/>
+      <w:r>
+        <w:rPr>
+          <w:b/>
+          <w:bCs/>
+        </w:rPr>
+        <w:t>hai</w:t>
+      </w:r>
+      <w:proofErr w:type="spellEnd"/>
+      <w:r>
+        <w:rPr>
+          <w:b/>
+          <w:bCs/>
+        </w:rPr>
+        <w:t>:</w:t>
       </w:r>
     </w:p>
     <w:p>
@@ -2724,7 +8805,39 @@
         </w:numPr>
       </w:pPr>
       <w:r>
-        <w:t>Gande email thread data (puraani text history, signatures, HTML codes) me se sirf naya reply text content isolate karna.</w:t>
+        <w:t>Gande email thread data (</w:t>
+      </w:r>
+      <w:proofErr w:type="spellStart"/>
+      <w:r>
+        <w:t>puraani</w:t>
+      </w:r>
+      <w:proofErr w:type="spellEnd"/>
+      <w:r>
+        <w:t xml:space="preserve"> text history, signatures, HTML codes) me se </w:t>
+      </w:r>
+      <w:proofErr w:type="spellStart"/>
+      <w:r>
+        <w:t>sirf</w:t>
+      </w:r>
+      <w:proofErr w:type="spellEnd"/>
+      <w:r>
+        <w:t xml:space="preserve"> </w:t>
+      </w:r>
+      <w:proofErr w:type="spellStart"/>
+      <w:r>
+        <w:t>naya</w:t>
+      </w:r>
+      <w:proofErr w:type="spellEnd"/>
+      <w:r>
+        <w:t xml:space="preserve"> reply text content isolate </w:t>
+      </w:r>
+      <w:proofErr w:type="spellStart"/>
+      <w:r>
+        <w:t>karna</w:t>
+      </w:r>
+      <w:proofErr w:type="spellEnd"/>
+      <w:r>
+        <w:t>.</w:t>
       </w:r>
     </w:p>
     <w:p>
@@ -2739,7 +8852,55 @@
           <w:b/>
           <w:bCs/>
         </w:rPr>
-        <w:t>Kaise kaam karna hai:</w:t>
+        <w:t xml:space="preserve">Kaise </w:t>
+      </w:r>
+      <w:proofErr w:type="spellStart"/>
+      <w:r>
+        <w:rPr>
+          <w:b/>
+          <w:bCs/>
+        </w:rPr>
+        <w:t>kaam</w:t>
+      </w:r>
+      <w:proofErr w:type="spellEnd"/>
+      <w:r>
+        <w:rPr>
+          <w:b/>
+          <w:bCs/>
+        </w:rPr>
+        <w:t xml:space="preserve"> </w:t>
+      </w:r>
+      <w:proofErr w:type="spellStart"/>
+      <w:r>
+        <w:rPr>
+          <w:b/>
+          <w:bCs/>
+        </w:rPr>
+        <w:t>karna</w:t>
+      </w:r>
+      <w:proofErr w:type="spellEnd"/>
+      <w:r>
+        <w:rPr>
+          <w:b/>
+          <w:bCs/>
+        </w:rPr>
+        <w:t xml:space="preserve"> </w:t>
+      </w:r>
+      <w:proofErr w:type="spellStart"/>
+      <w:r>
+        <w:rPr>
+          <w:b/>
+          <w:bCs/>
+        </w:rPr>
+        <w:t>hai</w:t>
+      </w:r>
+      <w:proofErr w:type="spellEnd"/>
+      <w:r>
+        <w:rPr>
+          <w:b/>
+          <w:bCs/>
+        </w:rPr>
+        <w:t>:</w:t>
       </w:r>
     </w:p>
     <w:p>
@@ -2750,7 +8911,47 @@
         </w:numPr>
       </w:pPr>
       <w:r>
-        <w:t>Python email standard library ya BeautifulSoup use kar ke email ki text/plain body clean nikalna.</w:t>
+        <w:t xml:space="preserve">Python email standard library </w:t>
+      </w:r>
+      <w:proofErr w:type="spellStart"/>
+      <w:r>
+        <w:t>ya</w:t>
+      </w:r>
+      <w:proofErr w:type="spellEnd"/>
+      <w:r>
+        <w:t xml:space="preserve"> </w:t>
+      </w:r>
+      <w:proofErr w:type="spellStart"/>
+      <w:r>
+        <w:t>BeautifulSoup</w:t>
+      </w:r>
+      <w:proofErr w:type="spellEnd"/>
+      <w:r>
+        <w:t xml:space="preserve"> use </w:t>
+      </w:r>
+      <w:proofErr w:type="spellStart"/>
+      <w:r>
+        <w:t>kar</w:t>
+      </w:r>
+      <w:proofErr w:type="spellEnd"/>
+      <w:r>
+        <w:t xml:space="preserve"> </w:t>
+      </w:r>
+      <w:proofErr w:type="spellStart"/>
+      <w:r>
+        <w:t>ke</w:t>
+      </w:r>
+      <w:proofErr w:type="spellEnd"/>
+      <w:r>
+        <w:t xml:space="preserve"> email ki text/plain body clean </w:t>
+      </w:r>
+      <w:proofErr w:type="spellStart"/>
+      <w:r>
+        <w:t>nikalna</w:t>
+      </w:r>
+      <w:proofErr w:type="spellEnd"/>
+      <w:r>
+        <w:t>.</w:t>
       </w:r>
     </w:p>
     <w:p>
@@ -2765,7 +8966,55 @@
           <w:b/>
           <w:bCs/>
         </w:rPr>
-        <w:t>Kya knowledge chahiye aur kahan se milega:</w:t>
+        <w:t xml:space="preserve">Kya knowledge </w:t>
+      </w:r>
+      <w:proofErr w:type="spellStart"/>
+      <w:r>
+        <w:rPr>
+          <w:b/>
+          <w:bCs/>
+        </w:rPr>
+        <w:t>chahiye</w:t>
+      </w:r>
+      <w:proofErr w:type="spellEnd"/>
+      <w:r>
+        <w:rPr>
+          <w:b/>
+          <w:bCs/>
+        </w:rPr>
+        <w:t xml:space="preserve"> aur </w:t>
+      </w:r>
+      <w:proofErr w:type="spellStart"/>
+      <w:r>
+        <w:rPr>
+          <w:b/>
+          <w:bCs/>
+        </w:rPr>
+        <w:t>kahan</w:t>
+      </w:r>
+      <w:proofErr w:type="spellEnd"/>
+      <w:r>
+        <w:rPr>
+          <w:b/>
+          <w:bCs/>
+        </w:rPr>
+        <w:t xml:space="preserve"> se </w:t>
+      </w:r>
+      <w:proofErr w:type="spellStart"/>
+      <w:r>
+        <w:rPr>
+          <w:b/>
+          <w:bCs/>
+        </w:rPr>
+        <w:t>milega</w:t>
+      </w:r>
+      <w:proofErr w:type="spellEnd"/>
+      <w:r>
+        <w:rPr>
+          <w:b/>
+          <w:bCs/>
+        </w:rPr>
+        <w:t>:</w:t>
       </w:r>
     </w:p>
     <w:p>
@@ -2776,7 +9025,17 @@
         </w:numPr>
       </w:pPr>
       <w:r>
-        <w:t>Python standard library email.message parsing guides.</w:t>
+        <w:t xml:space="preserve">Python standard library </w:t>
+      </w:r>
+      <w:proofErr w:type="spellStart"/>
+      <w:proofErr w:type="gramStart"/>
+      <w:r>
+        <w:t>email.message</w:t>
+      </w:r>
+      <w:proofErr w:type="spellEnd"/>
+      <w:proofErr w:type="gramEnd"/>
+      <w:r>
+        <w:t xml:space="preserve"> parsing guides.</w:t>
       </w:r>
     </w:p>
     <w:p>
@@ -2806,7 +9065,55 @@
           <w:b/>
           <w:bCs/>
         </w:rPr>
-        <w:t>Kya kaam karna hai:</w:t>
+        <w:t xml:space="preserve">Kya </w:t>
+      </w:r>
+      <w:proofErr w:type="spellStart"/>
+      <w:r>
+        <w:rPr>
+          <w:b/>
+          <w:bCs/>
+        </w:rPr>
+        <w:t>kaam</w:t>
+      </w:r>
+      <w:proofErr w:type="spellEnd"/>
+      <w:r>
+        <w:rPr>
+          <w:b/>
+          <w:bCs/>
+        </w:rPr>
+        <w:t xml:space="preserve"> </w:t>
+      </w:r>
+      <w:proofErr w:type="spellStart"/>
+      <w:r>
+        <w:rPr>
+          <w:b/>
+          <w:bCs/>
+        </w:rPr>
+        <w:t>karna</w:t>
+      </w:r>
+      <w:proofErr w:type="spellEnd"/>
+      <w:r>
+        <w:rPr>
+          <w:b/>
+          <w:bCs/>
+        </w:rPr>
+        <w:t xml:space="preserve"> </w:t>
+      </w:r>
+      <w:proofErr w:type="spellStart"/>
+      <w:r>
+        <w:rPr>
+          <w:b/>
+          <w:bCs/>
+        </w:rPr>
+        <w:t>hai</w:t>
+      </w:r>
+      <w:proofErr w:type="spellEnd"/>
+      <w:r>
+        <w:rPr>
+          <w:b/>
+          <w:bCs/>
+        </w:rPr>
+        <w:t>:</w:t>
       </w:r>
     </w:p>
     <w:p>
@@ -2817,7 +9124,39 @@
         </w:numPr>
       </w:pPr>
       <w:r>
-        <w:t>LLM brain ke zariye incoming content ka actual context aur customer intent filter out karna.</w:t>
+        <w:t xml:space="preserve">LLM brain </w:t>
+      </w:r>
+      <w:proofErr w:type="spellStart"/>
+      <w:r>
+        <w:t>ke</w:t>
+      </w:r>
+      <w:proofErr w:type="spellEnd"/>
+      <w:r>
+        <w:t xml:space="preserve"> </w:t>
+      </w:r>
+      <w:proofErr w:type="spellStart"/>
+      <w:r>
+        <w:t>zariye</w:t>
+      </w:r>
+      <w:proofErr w:type="spellEnd"/>
+      <w:r>
+        <w:t xml:space="preserve"> incoming content ka actual context aur customer intent </w:t>
+      </w:r>
+      <w:proofErr w:type="gramStart"/>
+      <w:r>
+        <w:t>filter</w:t>
+      </w:r>
+      <w:proofErr w:type="gramEnd"/>
+      <w:r>
+        <w:t xml:space="preserve"> out </w:t>
+      </w:r>
+      <w:proofErr w:type="spellStart"/>
+      <w:r>
+        <w:t>karna</w:t>
+      </w:r>
+      <w:proofErr w:type="spellEnd"/>
+      <w:r>
+        <w:t>.</w:t>
       </w:r>
     </w:p>
     <w:p>
@@ -2832,7 +9171,55 @@
           <w:b/>
           <w:bCs/>
         </w:rPr>
-        <w:t>Kaise kaam karna hai:</w:t>
+        <w:t xml:space="preserve">Kaise </w:t>
+      </w:r>
+      <w:proofErr w:type="spellStart"/>
+      <w:r>
+        <w:rPr>
+          <w:b/>
+          <w:bCs/>
+        </w:rPr>
+        <w:t>kaam</w:t>
+      </w:r>
+      <w:proofErr w:type="spellEnd"/>
+      <w:r>
+        <w:rPr>
+          <w:b/>
+          <w:bCs/>
+        </w:rPr>
+        <w:t xml:space="preserve"> </w:t>
+      </w:r>
+      <w:proofErr w:type="spellStart"/>
+      <w:r>
+        <w:rPr>
+          <w:b/>
+          <w:bCs/>
+        </w:rPr>
+        <w:t>karna</w:t>
+      </w:r>
+      <w:proofErr w:type="spellEnd"/>
+      <w:r>
+        <w:rPr>
+          <w:b/>
+          <w:bCs/>
+        </w:rPr>
+        <w:t xml:space="preserve"> </w:t>
+      </w:r>
+      <w:proofErr w:type="spellStart"/>
+      <w:r>
+        <w:rPr>
+          <w:b/>
+          <w:bCs/>
+        </w:rPr>
+        <w:t>hai</w:t>
+      </w:r>
+      <w:proofErr w:type="spellEnd"/>
+      <w:r>
+        <w:rPr>
+          <w:b/>
+          <w:bCs/>
+        </w:rPr>
+        <w:t>:</w:t>
       </w:r>
     </w:p>
     <w:p>
@@ -2862,7 +9249,23 @@
         </w:numPr>
       </w:pPr>
       <w:r>
-        <w:t>Output parse kar ke Database me lead status replied set karo aur category update karo.</w:t>
+        <w:t xml:space="preserve">Output parse </w:t>
+      </w:r>
+      <w:proofErr w:type="spellStart"/>
+      <w:r>
+        <w:t>kar</w:t>
+      </w:r>
+      <w:proofErr w:type="spellEnd"/>
+      <w:r>
+        <w:t xml:space="preserve"> </w:t>
+      </w:r>
+      <w:proofErr w:type="spellStart"/>
+      <w:r>
+        <w:t>ke</w:t>
+      </w:r>
+      <w:proofErr w:type="spellEnd"/>
+      <w:r>
+        <w:t xml:space="preserve"> Database me lead status replied set karo aur category update karo.</w:t>
       </w:r>
     </w:p>
     <w:p>
@@ -2892,7 +9295,55 @@
           <w:b/>
           <w:bCs/>
         </w:rPr>
-        <w:t>Kya kaam karna hai:</w:t>
+        <w:t xml:space="preserve">Kya </w:t>
+      </w:r>
+      <w:proofErr w:type="spellStart"/>
+      <w:r>
+        <w:rPr>
+          <w:b/>
+          <w:bCs/>
+        </w:rPr>
+        <w:t>kaam</w:t>
+      </w:r>
+      <w:proofErr w:type="spellEnd"/>
+      <w:r>
+        <w:rPr>
+          <w:b/>
+          <w:bCs/>
+        </w:rPr>
+        <w:t xml:space="preserve"> </w:t>
+      </w:r>
+      <w:proofErr w:type="spellStart"/>
+      <w:r>
+        <w:rPr>
+          <w:b/>
+          <w:bCs/>
+        </w:rPr>
+        <w:t>karna</w:t>
+      </w:r>
+      <w:proofErr w:type="spellEnd"/>
+      <w:r>
+        <w:rPr>
+          <w:b/>
+          <w:bCs/>
+        </w:rPr>
+        <w:t xml:space="preserve"> </w:t>
+      </w:r>
+      <w:proofErr w:type="spellStart"/>
+      <w:r>
+        <w:rPr>
+          <w:b/>
+          <w:bCs/>
+        </w:rPr>
+        <w:t>hai</w:t>
+      </w:r>
+      <w:proofErr w:type="spellEnd"/>
+      <w:r>
+        <w:rPr>
+          <w:b/>
+          <w:bCs/>
+        </w:rPr>
+        <w:t>:</w:t>
       </w:r>
     </w:p>
     <w:p>
@@ -2903,7 +9354,31 @@
         </w:numPr>
       </w:pPr>
       <w:r>
-        <w:t>Ab pure automated background architectures ke liye asynchronous message broker task management seekhna.</w:t>
+        <w:t xml:space="preserve">Ab pure automated background architectures </w:t>
+      </w:r>
+      <w:proofErr w:type="spellStart"/>
+      <w:r>
+        <w:t>ke</w:t>
+      </w:r>
+      <w:proofErr w:type="spellEnd"/>
+      <w:r>
+        <w:t xml:space="preserve"> </w:t>
+      </w:r>
+      <w:proofErr w:type="spellStart"/>
+      <w:r>
+        <w:t>liye</w:t>
+      </w:r>
+      <w:proofErr w:type="spellEnd"/>
+      <w:r>
+        <w:t xml:space="preserve"> asynchronous message broker task management </w:t>
+      </w:r>
+      <w:proofErr w:type="spellStart"/>
+      <w:r>
+        <w:t>seekhna</w:t>
+      </w:r>
+      <w:proofErr w:type="spellEnd"/>
+      <w:r>
+        <w:t>.</w:t>
       </w:r>
     </w:p>
     <w:p>
@@ -2918,7 +9393,55 @@
           <w:b/>
           <w:bCs/>
         </w:rPr>
-        <w:t>Kaise kaam karna hai:</w:t>
+        <w:t xml:space="preserve">Kaise </w:t>
+      </w:r>
+      <w:proofErr w:type="spellStart"/>
+      <w:r>
+        <w:rPr>
+          <w:b/>
+          <w:bCs/>
+        </w:rPr>
+        <w:t>kaam</w:t>
+      </w:r>
+      <w:proofErr w:type="spellEnd"/>
+      <w:r>
+        <w:rPr>
+          <w:b/>
+          <w:bCs/>
+        </w:rPr>
+        <w:t xml:space="preserve"> </w:t>
+      </w:r>
+      <w:proofErr w:type="spellStart"/>
+      <w:r>
+        <w:rPr>
+          <w:b/>
+          <w:bCs/>
+        </w:rPr>
+        <w:t>karna</w:t>
+      </w:r>
+      <w:proofErr w:type="spellEnd"/>
+      <w:r>
+        <w:rPr>
+          <w:b/>
+          <w:bCs/>
+        </w:rPr>
+        <w:t xml:space="preserve"> </w:t>
+      </w:r>
+      <w:proofErr w:type="spellStart"/>
+      <w:r>
+        <w:rPr>
+          <w:b/>
+          <w:bCs/>
+        </w:rPr>
+        <w:t>hai</w:t>
+      </w:r>
+      <w:proofErr w:type="spellEnd"/>
+      <w:r>
+        <w:rPr>
+          <w:b/>
+          <w:bCs/>
+        </w:rPr>
+        <w:t>:</w:t>
       </w:r>
     </w:p>
     <w:p>
@@ -2929,7 +9452,31 @@
         </w:numPr>
       </w:pPr>
       <w:r>
-        <w:t>Celery core architecture patterns ko samjho. Task definitions (@celery.task) aur workers running commands seekho.</w:t>
+        <w:t xml:space="preserve">Celery core architecture patterns ko </w:t>
+      </w:r>
+      <w:proofErr w:type="spellStart"/>
+      <w:r>
+        <w:t>samjho</w:t>
+      </w:r>
+      <w:proofErr w:type="spellEnd"/>
+      <w:r>
+        <w:t xml:space="preserve">. Task </w:t>
+      </w:r>
+      <w:proofErr w:type="gramStart"/>
+      <w:r>
+        <w:t>definitions (@celery.task</w:t>
+      </w:r>
+      <w:proofErr w:type="gramEnd"/>
+      <w:r>
+        <w:t xml:space="preserve">) aur workers running commands </w:t>
+      </w:r>
+      <w:proofErr w:type="spellStart"/>
+      <w:r>
+        <w:t>seekho</w:t>
+      </w:r>
+      <w:proofErr w:type="spellEnd"/>
+      <w:r>
+        <w:t>.</w:t>
       </w:r>
     </w:p>
     <w:p>
@@ -2944,7 +9491,55 @@
           <w:b/>
           <w:bCs/>
         </w:rPr>
-        <w:t>Kya knowledge chahiye aur kahan se milega:</w:t>
+        <w:t xml:space="preserve">Kya knowledge </w:t>
+      </w:r>
+      <w:proofErr w:type="spellStart"/>
+      <w:r>
+        <w:rPr>
+          <w:b/>
+          <w:bCs/>
+        </w:rPr>
+        <w:t>chahiye</w:t>
+      </w:r>
+      <w:proofErr w:type="spellEnd"/>
+      <w:r>
+        <w:rPr>
+          <w:b/>
+          <w:bCs/>
+        </w:rPr>
+        <w:t xml:space="preserve"> aur </w:t>
+      </w:r>
+      <w:proofErr w:type="spellStart"/>
+      <w:r>
+        <w:rPr>
+          <w:b/>
+          <w:bCs/>
+        </w:rPr>
+        <w:t>kahan</w:t>
+      </w:r>
+      <w:proofErr w:type="spellEnd"/>
+      <w:r>
+        <w:rPr>
+          <w:b/>
+          <w:bCs/>
+        </w:rPr>
+        <w:t xml:space="preserve"> se </w:t>
+      </w:r>
+      <w:proofErr w:type="spellStart"/>
+      <w:r>
+        <w:rPr>
+          <w:b/>
+          <w:bCs/>
+        </w:rPr>
+        <w:t>milega</w:t>
+      </w:r>
+      <w:proofErr w:type="spellEnd"/>
+      <w:r>
+        <w:rPr>
+          <w:b/>
+          <w:bCs/>
+        </w:rPr>
+        <w:t>:</w:t>
       </w:r>
     </w:p>
     <w:p>
@@ -2959,10 +9554,34 @@
           <w:i/>
           <w:iCs/>
         </w:rPr>
-        <w:t>Celery Quickstart Guide with Redis:</w:t>
-      </w:r>
-      <w:r>
-        <w:t xml:space="preserve"> Celery official docs (docs.celeryq.dev).</w:t>
+        <w:t xml:space="preserve">Celery </w:t>
+      </w:r>
+      <w:proofErr w:type="spellStart"/>
+      <w:r>
+        <w:rPr>
+          <w:i/>
+          <w:iCs/>
+        </w:rPr>
+        <w:t>Quickstart</w:t>
+      </w:r>
+      <w:proofErr w:type="spellEnd"/>
+      <w:r>
+        <w:rPr>
+          <w:i/>
+          <w:iCs/>
+        </w:rPr>
+        <w:t xml:space="preserve"> Guide with Redis:</w:t>
+      </w:r>
+      <w:r>
+        <w:t xml:space="preserve"> Celery official docs (</w:t>
+      </w:r>
+      <w:proofErr w:type="spellStart"/>
+      <w:r>
+        <w:t>docs.celeryq.dev</w:t>
+      </w:r>
+      <w:proofErr w:type="spellEnd"/>
+      <w:r>
+        <w:t>).</w:t>
       </w:r>
     </w:p>
     <w:p>
@@ -2992,7 +9611,55 @@
           <w:b/>
           <w:bCs/>
         </w:rPr>
-        <w:t>Kya kaam karna hai:</w:t>
+        <w:t xml:space="preserve">Kya </w:t>
+      </w:r>
+      <w:proofErr w:type="spellStart"/>
+      <w:r>
+        <w:rPr>
+          <w:b/>
+          <w:bCs/>
+        </w:rPr>
+        <w:t>kaam</w:t>
+      </w:r>
+      <w:proofErr w:type="spellEnd"/>
+      <w:r>
+        <w:rPr>
+          <w:b/>
+          <w:bCs/>
+        </w:rPr>
+        <w:t xml:space="preserve"> </w:t>
+      </w:r>
+      <w:proofErr w:type="spellStart"/>
+      <w:r>
+        <w:rPr>
+          <w:b/>
+          <w:bCs/>
+        </w:rPr>
+        <w:t>karna</w:t>
+      </w:r>
+      <w:proofErr w:type="spellEnd"/>
+      <w:r>
+        <w:rPr>
+          <w:b/>
+          <w:bCs/>
+        </w:rPr>
+        <w:t xml:space="preserve"> </w:t>
+      </w:r>
+      <w:proofErr w:type="spellStart"/>
+      <w:r>
+        <w:rPr>
+          <w:b/>
+          <w:bCs/>
+        </w:rPr>
+        <w:t>hai</w:t>
+      </w:r>
+      <w:proofErr w:type="spellEnd"/>
+      <w:r>
+        <w:rPr>
+          <w:b/>
+          <w:bCs/>
+        </w:rPr>
+        <w:t>:</w:t>
       </w:r>
     </w:p>
     <w:p>
@@ -3003,7 +9670,79 @@
         </w:numPr>
       </w:pPr>
       <w:r>
-        <w:t>Jo kaam humne abhi tak script manually trigger kar ke kiya, use Background Worker Task me transfer karna.</w:t>
+        <w:t xml:space="preserve">Jo </w:t>
+      </w:r>
+      <w:proofErr w:type="spellStart"/>
+      <w:r>
+        <w:t>kaam</w:t>
+      </w:r>
+      <w:proofErr w:type="spellEnd"/>
+      <w:r>
+        <w:t xml:space="preserve"> </w:t>
+      </w:r>
+      <w:proofErr w:type="spellStart"/>
+      <w:r>
+        <w:t>humne</w:t>
+      </w:r>
+      <w:proofErr w:type="spellEnd"/>
+      <w:r>
+        <w:t xml:space="preserve"> </w:t>
+      </w:r>
+      <w:proofErr w:type="spellStart"/>
+      <w:r>
+        <w:t>abhi</w:t>
+      </w:r>
+      <w:proofErr w:type="spellEnd"/>
+      <w:r>
+        <w:t xml:space="preserve"> </w:t>
+      </w:r>
+      <w:proofErr w:type="spellStart"/>
+      <w:r>
+        <w:t>tak</w:t>
+      </w:r>
+      <w:proofErr w:type="spellEnd"/>
+      <w:r>
+        <w:t xml:space="preserve"> script manually </w:t>
+      </w:r>
+      <w:proofErr w:type="gramStart"/>
+      <w:r>
+        <w:t>trigger</w:t>
+      </w:r>
+      <w:proofErr w:type="gramEnd"/>
+      <w:r>
+        <w:t xml:space="preserve"> </w:t>
+      </w:r>
+      <w:proofErr w:type="spellStart"/>
+      <w:r>
+        <w:t>kar</w:t>
+      </w:r>
+      <w:proofErr w:type="spellEnd"/>
+      <w:r>
+        <w:t xml:space="preserve"> </w:t>
+      </w:r>
+      <w:proofErr w:type="spellStart"/>
+      <w:r>
+        <w:t>ke</w:t>
+      </w:r>
+      <w:proofErr w:type="spellEnd"/>
+      <w:r>
+        <w:t xml:space="preserve"> </w:t>
+      </w:r>
+      <w:proofErr w:type="spellStart"/>
+      <w:r>
+        <w:t>kiya</w:t>
+      </w:r>
+      <w:proofErr w:type="spellEnd"/>
+      <w:r>
+        <w:t xml:space="preserve">, use Background Worker Task me transfer </w:t>
+      </w:r>
+      <w:proofErr w:type="spellStart"/>
+      <w:r>
+        <w:t>karna</w:t>
+      </w:r>
+      <w:proofErr w:type="spellEnd"/>
+      <w:r>
+        <w:t>.</w:t>
       </w:r>
     </w:p>
     <w:p>
@@ -3018,7 +9757,55 @@
           <w:b/>
           <w:bCs/>
         </w:rPr>
-        <w:t>Kaise kaam karna hai:</w:t>
+        <w:t xml:space="preserve">Kaise </w:t>
+      </w:r>
+      <w:proofErr w:type="spellStart"/>
+      <w:r>
+        <w:rPr>
+          <w:b/>
+          <w:bCs/>
+        </w:rPr>
+        <w:t>kaam</w:t>
+      </w:r>
+      <w:proofErr w:type="spellEnd"/>
+      <w:r>
+        <w:rPr>
+          <w:b/>
+          <w:bCs/>
+        </w:rPr>
+        <w:t xml:space="preserve"> </w:t>
+      </w:r>
+      <w:proofErr w:type="spellStart"/>
+      <w:r>
+        <w:rPr>
+          <w:b/>
+          <w:bCs/>
+        </w:rPr>
+        <w:t>karna</w:t>
+      </w:r>
+      <w:proofErr w:type="spellEnd"/>
+      <w:r>
+        <w:rPr>
+          <w:b/>
+          <w:bCs/>
+        </w:rPr>
+        <w:t xml:space="preserve"> </w:t>
+      </w:r>
+      <w:proofErr w:type="spellStart"/>
+      <w:r>
+        <w:rPr>
+          <w:b/>
+          <w:bCs/>
+        </w:rPr>
+        <w:t>hai</w:t>
+      </w:r>
+      <w:proofErr w:type="spellEnd"/>
+      <w:r>
+        <w:rPr>
+          <w:b/>
+          <w:bCs/>
+        </w:rPr>
+        <w:t>:</w:t>
       </w:r>
     </w:p>
     <w:p>
@@ -3029,7 +9816,55 @@
         </w:numPr>
       </w:pPr>
       <w:r>
-        <w:t>app/tasks/ folder banao. tasks.py me def pull_leads_task() aur def send_scheduled_emails_task() likho.</w:t>
+        <w:t xml:space="preserve">app/tasks/ folder </w:t>
+      </w:r>
+      <w:proofErr w:type="spellStart"/>
+      <w:r>
+        <w:t>banao</w:t>
+      </w:r>
+      <w:proofErr w:type="spellEnd"/>
+      <w:r>
+        <w:t xml:space="preserve">. tasks.py me def </w:t>
+      </w:r>
+      <w:proofErr w:type="spellStart"/>
+      <w:r>
+        <w:t>pull_leads_</w:t>
+      </w:r>
+      <w:proofErr w:type="gramStart"/>
+      <w:r>
+        <w:t>task</w:t>
+      </w:r>
+      <w:proofErr w:type="spellEnd"/>
+      <w:r>
+        <w:t>(</w:t>
+      </w:r>
+      <w:proofErr w:type="gramEnd"/>
+      <w:r>
+        <w:t xml:space="preserve">) aur def </w:t>
+      </w:r>
+      <w:proofErr w:type="spellStart"/>
+      <w:r>
+        <w:t>send_scheduled_emails_</w:t>
+      </w:r>
+      <w:proofErr w:type="gramStart"/>
+      <w:r>
+        <w:t>task</w:t>
+      </w:r>
+      <w:proofErr w:type="spellEnd"/>
+      <w:r>
+        <w:t>(</w:t>
+      </w:r>
+      <w:proofErr w:type="gramEnd"/>
+      <w:r>
+        <w:t xml:space="preserve">) </w:t>
+      </w:r>
+      <w:proofErr w:type="spellStart"/>
+      <w:r>
+        <w:t>likho</w:t>
+      </w:r>
+      <w:proofErr w:type="spellEnd"/>
+      <w:r>
+        <w:t>.</w:t>
       </w:r>
     </w:p>
     <w:p>
@@ -3040,7 +9875,36 @@
         </w:numPr>
       </w:pPr>
       <w:r>
-        <w:t>Terminal se command chalao: celery -A app.tasks.worker worker --loglevel=info.</w:t>
+        <w:t xml:space="preserve">Terminal se command </w:t>
+      </w:r>
+      <w:proofErr w:type="spellStart"/>
+      <w:r>
+        <w:t>chalao</w:t>
+      </w:r>
+      <w:proofErr w:type="spellEnd"/>
+      <w:r>
+        <w:t xml:space="preserve">: celery -A </w:t>
+      </w:r>
+      <w:proofErr w:type="spellStart"/>
+      <w:proofErr w:type="gramStart"/>
+      <w:r>
+        <w:t>app.tasks</w:t>
+      </w:r>
+      <w:proofErr w:type="gramEnd"/>
+      <w:r>
+        <w:t>.worker</w:t>
+      </w:r>
+      <w:proofErr w:type="spellEnd"/>
+      <w:r>
+        <w:t xml:space="preserve"> worker --</w:t>
+      </w:r>
+      <w:proofErr w:type="spellStart"/>
+      <w:r>
+        <w:t>loglevel</w:t>
+      </w:r>
+      <w:proofErr w:type="spellEnd"/>
+      <w:r>
+        <w:t>=info.</w:t>
       </w:r>
     </w:p>
     <w:p>
@@ -3093,7 +9957,55 @@
           <w:b/>
           <w:bCs/>
         </w:rPr>
-        <w:t>Kya kaam karna hai:</w:t>
+        <w:t xml:space="preserve">Kya </w:t>
+      </w:r>
+      <w:proofErr w:type="spellStart"/>
+      <w:r>
+        <w:rPr>
+          <w:b/>
+          <w:bCs/>
+        </w:rPr>
+        <w:t>kaam</w:t>
+      </w:r>
+      <w:proofErr w:type="spellEnd"/>
+      <w:r>
+        <w:rPr>
+          <w:b/>
+          <w:bCs/>
+        </w:rPr>
+        <w:t xml:space="preserve"> </w:t>
+      </w:r>
+      <w:proofErr w:type="spellStart"/>
+      <w:r>
+        <w:rPr>
+          <w:b/>
+          <w:bCs/>
+        </w:rPr>
+        <w:t>karna</w:t>
+      </w:r>
+      <w:proofErr w:type="spellEnd"/>
+      <w:r>
+        <w:rPr>
+          <w:b/>
+          <w:bCs/>
+        </w:rPr>
+        <w:t xml:space="preserve"> </w:t>
+      </w:r>
+      <w:proofErr w:type="spellStart"/>
+      <w:r>
+        <w:rPr>
+          <w:b/>
+          <w:bCs/>
+        </w:rPr>
+        <w:t>hai</w:t>
+      </w:r>
+      <w:proofErr w:type="spellEnd"/>
+      <w:r>
+        <w:rPr>
+          <w:b/>
+          <w:bCs/>
+        </w:rPr>
+        <w:t>:</w:t>
       </w:r>
     </w:p>
     <w:p>
@@ -3104,7 +10016,63 @@
         </w:numPr>
       </w:pPr>
       <w:r>
-        <w:t>Cron-like schedules configured karna taake system un-attended chale bina insani mudakhilat ke.</w:t>
+        <w:t xml:space="preserve">Cron-like schedules configured </w:t>
+      </w:r>
+      <w:proofErr w:type="spellStart"/>
+      <w:r>
+        <w:t>karna</w:t>
+      </w:r>
+      <w:proofErr w:type="spellEnd"/>
+      <w:r>
+        <w:t xml:space="preserve"> </w:t>
+      </w:r>
+      <w:proofErr w:type="spellStart"/>
+      <w:r>
+        <w:t>taake</w:t>
+      </w:r>
+      <w:proofErr w:type="spellEnd"/>
+      <w:r>
+        <w:t xml:space="preserve"> system un-attended </w:t>
+      </w:r>
+      <w:proofErr w:type="spellStart"/>
+      <w:r>
+        <w:t>chale</w:t>
+      </w:r>
+      <w:proofErr w:type="spellEnd"/>
+      <w:r>
+        <w:t xml:space="preserve"> </w:t>
+      </w:r>
+      <w:proofErr w:type="spellStart"/>
+      <w:r>
+        <w:t>bina</w:t>
+      </w:r>
+      <w:proofErr w:type="spellEnd"/>
+      <w:r>
+        <w:t xml:space="preserve"> </w:t>
+      </w:r>
+      <w:proofErr w:type="spellStart"/>
+      <w:r>
+        <w:t>insani</w:t>
+      </w:r>
+      <w:proofErr w:type="spellEnd"/>
+      <w:r>
+        <w:t xml:space="preserve"> </w:t>
+      </w:r>
+      <w:proofErr w:type="spellStart"/>
+      <w:r>
+        <w:t>mudakhilat</w:t>
+      </w:r>
+      <w:proofErr w:type="spellEnd"/>
+      <w:r>
+        <w:t xml:space="preserve"> </w:t>
+      </w:r>
+      <w:proofErr w:type="spellStart"/>
+      <w:r>
+        <w:t>ke</w:t>
+      </w:r>
+      <w:proofErr w:type="spellEnd"/>
+      <w:r>
+        <w:t>.</w:t>
       </w:r>
     </w:p>
     <w:p>
@@ -3119,7 +10087,55 @@
           <w:b/>
           <w:bCs/>
         </w:rPr>
-        <w:t>Kaise kaam karna hai:</w:t>
+        <w:t xml:space="preserve">Kaise </w:t>
+      </w:r>
+      <w:proofErr w:type="spellStart"/>
+      <w:r>
+        <w:rPr>
+          <w:b/>
+          <w:bCs/>
+        </w:rPr>
+        <w:t>kaam</w:t>
+      </w:r>
+      <w:proofErr w:type="spellEnd"/>
+      <w:r>
+        <w:rPr>
+          <w:b/>
+          <w:bCs/>
+        </w:rPr>
+        <w:t xml:space="preserve"> </w:t>
+      </w:r>
+      <w:proofErr w:type="spellStart"/>
+      <w:r>
+        <w:rPr>
+          <w:b/>
+          <w:bCs/>
+        </w:rPr>
+        <w:t>karna</w:t>
+      </w:r>
+      <w:proofErr w:type="spellEnd"/>
+      <w:r>
+        <w:rPr>
+          <w:b/>
+          <w:bCs/>
+        </w:rPr>
+        <w:t xml:space="preserve"> </w:t>
+      </w:r>
+      <w:proofErr w:type="spellStart"/>
+      <w:r>
+        <w:rPr>
+          <w:b/>
+          <w:bCs/>
+        </w:rPr>
+        <w:t>hai</w:t>
+      </w:r>
+      <w:proofErr w:type="spellEnd"/>
+      <w:r>
+        <w:rPr>
+          <w:b/>
+          <w:bCs/>
+        </w:rPr>
+        <w:t>:</w:t>
       </w:r>
     </w:p>
     <w:p>
@@ -3141,8 +10157,29 @@
           <w:numId w:val="33"/>
         </w:numPr>
       </w:pPr>
-      <w:r>
-        <w:t>pull_leads_task -&gt; Har Monday subah 9 baje chale.</w:t>
+      <w:proofErr w:type="spellStart"/>
+      <w:r>
+        <w:t>pull_leads_task</w:t>
+      </w:r>
+      <w:proofErr w:type="spellEnd"/>
+      <w:r>
+        <w:t xml:space="preserve"> -&gt; Har Monday subah 9 </w:t>
+      </w:r>
+      <w:proofErr w:type="spellStart"/>
+      <w:r>
+        <w:t>baje</w:t>
+      </w:r>
+      <w:proofErr w:type="spellEnd"/>
+      <w:r>
+        <w:t xml:space="preserve"> </w:t>
+      </w:r>
+      <w:proofErr w:type="spellStart"/>
+      <w:r>
+        <w:t>chale</w:t>
+      </w:r>
+      <w:proofErr w:type="spellEnd"/>
+      <w:r>
+        <w:t>.</w:t>
       </w:r>
     </w:p>
     <w:p>
@@ -3152,8 +10189,37 @@
           <w:numId w:val="33"/>
         </w:numPr>
       </w:pPr>
-      <w:r>
-        <w:t>check_inbox_task -&gt; Har 15 minute baad automatic inbox check kare.</w:t>
+      <w:proofErr w:type="spellStart"/>
+      <w:r>
+        <w:t>check_inbox_task</w:t>
+      </w:r>
+      <w:proofErr w:type="spellEnd"/>
+      <w:r>
+        <w:t xml:space="preserve"> -&gt; Har </w:t>
+      </w:r>
+      <w:proofErr w:type="gramStart"/>
+      <w:r>
+        <w:t>15 minute</w:t>
+      </w:r>
+      <w:proofErr w:type="gramEnd"/>
+      <w:r>
+        <w:t xml:space="preserve"> </w:t>
+      </w:r>
+      <w:proofErr w:type="spellStart"/>
+      <w:r>
+        <w:t>baad</w:t>
+      </w:r>
+      <w:proofErr w:type="spellEnd"/>
+      <w:r>
+        <w:t xml:space="preserve"> automatic inbox check </w:t>
+      </w:r>
+      <w:proofErr w:type="spellStart"/>
+      <w:r>
+        <w:t>kare</w:t>
+      </w:r>
+      <w:proofErr w:type="spellEnd"/>
+      <w:r>
+        <w:t>.</w:t>
       </w:r>
     </w:p>
     <w:p>
@@ -3168,7 +10234,55 @@
           <w:b/>
           <w:bCs/>
         </w:rPr>
-        <w:t>Kya knowledge chahiye aur kahan se milega:</w:t>
+        <w:t xml:space="preserve">Kya knowledge </w:t>
+      </w:r>
+      <w:proofErr w:type="spellStart"/>
+      <w:r>
+        <w:rPr>
+          <w:b/>
+          <w:bCs/>
+        </w:rPr>
+        <w:t>chahiye</w:t>
+      </w:r>
+      <w:proofErr w:type="spellEnd"/>
+      <w:r>
+        <w:rPr>
+          <w:b/>
+          <w:bCs/>
+        </w:rPr>
+        <w:t xml:space="preserve"> aur </w:t>
+      </w:r>
+      <w:proofErr w:type="spellStart"/>
+      <w:r>
+        <w:rPr>
+          <w:b/>
+          <w:bCs/>
+        </w:rPr>
+        <w:t>kahan</w:t>
+      </w:r>
+      <w:proofErr w:type="spellEnd"/>
+      <w:r>
+        <w:rPr>
+          <w:b/>
+          <w:bCs/>
+        </w:rPr>
+        <w:t xml:space="preserve"> se </w:t>
+      </w:r>
+      <w:proofErr w:type="spellStart"/>
+      <w:r>
+        <w:rPr>
+          <w:b/>
+          <w:bCs/>
+        </w:rPr>
+        <w:t>milega</w:t>
+      </w:r>
+      <w:proofErr w:type="spellEnd"/>
+      <w:r>
+        <w:rPr>
+          <w:b/>
+          <w:bCs/>
+        </w:rPr>
+        <w:t>:</w:t>
       </w:r>
     </w:p>
     <w:p>
@@ -3209,7 +10323,55 @@
           <w:b/>
           <w:bCs/>
         </w:rPr>
-        <w:t>Kya kaam karna hai:</w:t>
+        <w:t xml:space="preserve">Kya </w:t>
+      </w:r>
+      <w:proofErr w:type="spellStart"/>
+      <w:r>
+        <w:rPr>
+          <w:b/>
+          <w:bCs/>
+        </w:rPr>
+        <w:t>kaam</w:t>
+      </w:r>
+      <w:proofErr w:type="spellEnd"/>
+      <w:r>
+        <w:rPr>
+          <w:b/>
+          <w:bCs/>
+        </w:rPr>
+        <w:t xml:space="preserve"> </w:t>
+      </w:r>
+      <w:proofErr w:type="spellStart"/>
+      <w:r>
+        <w:rPr>
+          <w:b/>
+          <w:bCs/>
+        </w:rPr>
+        <w:t>karna</w:t>
+      </w:r>
+      <w:proofErr w:type="spellEnd"/>
+      <w:r>
+        <w:rPr>
+          <w:b/>
+          <w:bCs/>
+        </w:rPr>
+        <w:t xml:space="preserve"> </w:t>
+      </w:r>
+      <w:proofErr w:type="spellStart"/>
+      <w:r>
+        <w:rPr>
+          <w:b/>
+          <w:bCs/>
+        </w:rPr>
+        <w:t>hai</w:t>
+      </w:r>
+      <w:proofErr w:type="spellEnd"/>
+      <w:r>
+        <w:rPr>
+          <w:b/>
+          <w:bCs/>
+        </w:rPr>
+        <w:t>:</w:t>
       </w:r>
     </w:p>
     <w:p>
@@ -3220,7 +10382,15 @@
         </w:numPr>
       </w:pPr>
       <w:r>
-        <w:t>Jab koi target lead INTERESTED ho, to phone par real-time message notifications pohnche.</w:t>
+        <w:t xml:space="preserve">Jab koi target lead INTERESTED ho, to phone par real-time message notifications </w:t>
+      </w:r>
+      <w:proofErr w:type="spellStart"/>
+      <w:r>
+        <w:t>pohnche</w:t>
+      </w:r>
+      <w:proofErr w:type="spellEnd"/>
+      <w:r>
+        <w:t>.</w:t>
       </w:r>
     </w:p>
     <w:p>
@@ -3235,7 +10405,55 @@
           <w:b/>
           <w:bCs/>
         </w:rPr>
-        <w:t>Kaise kaam karna hai:</w:t>
+        <w:t xml:space="preserve">Kaise </w:t>
+      </w:r>
+      <w:proofErr w:type="spellStart"/>
+      <w:r>
+        <w:rPr>
+          <w:b/>
+          <w:bCs/>
+        </w:rPr>
+        <w:t>kaam</w:t>
+      </w:r>
+      <w:proofErr w:type="spellEnd"/>
+      <w:r>
+        <w:rPr>
+          <w:b/>
+          <w:bCs/>
+        </w:rPr>
+        <w:t xml:space="preserve"> </w:t>
+      </w:r>
+      <w:proofErr w:type="spellStart"/>
+      <w:r>
+        <w:rPr>
+          <w:b/>
+          <w:bCs/>
+        </w:rPr>
+        <w:t>karna</w:t>
+      </w:r>
+      <w:proofErr w:type="spellEnd"/>
+      <w:r>
+        <w:rPr>
+          <w:b/>
+          <w:bCs/>
+        </w:rPr>
+        <w:t xml:space="preserve"> </w:t>
+      </w:r>
+      <w:proofErr w:type="spellStart"/>
+      <w:r>
+        <w:rPr>
+          <w:b/>
+          <w:bCs/>
+        </w:rPr>
+        <w:t>hai</w:t>
+      </w:r>
+      <w:proofErr w:type="spellEnd"/>
+      <w:r>
+        <w:rPr>
+          <w:b/>
+          <w:bCs/>
+        </w:rPr>
+        <w:t>:</w:t>
       </w:r>
     </w:p>
     <w:p>
@@ -3246,7 +10464,31 @@
         </w:numPr>
       </w:pPr>
       <w:r>
-        <w:t>Slack Webhook link generate karo ya Discord webhook hook lagao.</w:t>
+        <w:t xml:space="preserve">Slack Webhook link </w:t>
+      </w:r>
+      <w:proofErr w:type="gramStart"/>
+      <w:r>
+        <w:t>generate</w:t>
+      </w:r>
+      <w:proofErr w:type="gramEnd"/>
+      <w:r>
+        <w:t xml:space="preserve"> karo </w:t>
+      </w:r>
+      <w:proofErr w:type="spellStart"/>
+      <w:r>
+        <w:t>ya</w:t>
+      </w:r>
+      <w:proofErr w:type="spellEnd"/>
+      <w:r>
+        <w:t xml:space="preserve"> Discord webhook hook </w:t>
+      </w:r>
+      <w:proofErr w:type="spellStart"/>
+      <w:r>
+        <w:t>lagao</w:t>
+      </w:r>
+      <w:proofErr w:type="spellEnd"/>
+      <w:r>
+        <w:t>.</w:t>
       </w:r>
     </w:p>
     <w:p>
@@ -3257,7 +10499,23 @@
         </w:numPr>
       </w:pPr>
       <w:r>
-        <w:t xml:space="preserve">Classifier task ke andar logic dalo: If classification is INTERESTED -&gt; HTTP post call to Slack Webhook URL with formatted text: </w:t>
+        <w:t xml:space="preserve">Classifier task </w:t>
+      </w:r>
+      <w:proofErr w:type="spellStart"/>
+      <w:r>
+        <w:t>ke</w:t>
+      </w:r>
+      <w:proofErr w:type="spellEnd"/>
+      <w:r>
+        <w:t xml:space="preserve"> </w:t>
+      </w:r>
+      <w:proofErr w:type="spellStart"/>
+      <w:r>
+        <w:t>andar</w:t>
+      </w:r>
+      <w:proofErr w:type="spellEnd"/>
+      <w:r>
+        <w:t xml:space="preserve"> logic dalo: If classification is INTERESTED -&gt; HTTP post call to Slack Webhook URL with formatted text: </w:t>
       </w:r>
       <w:r>
         <w:rPr>
@@ -3279,8 +10537,42 @@
           <w:i/>
           <w:iCs/>
         </w:rPr>
-        <w:t xml:space="preserve"> Hot Lead Alert! {name} from {company} is interested. Text: {reply_body}"</w:t>
-      </w:r>
+        <w:t xml:space="preserve"> Hot Lead Alert! {name} from {company} is interested. </w:t>
+      </w:r>
+      <w:proofErr w:type="gramStart"/>
+      <w:r>
+        <w:rPr>
+          <w:i/>
+          <w:iCs/>
+        </w:rPr>
+        <w:t>Text: {</w:t>
+      </w:r>
+      <w:proofErr w:type="spellStart"/>
+      <w:proofErr w:type="gramEnd"/>
+      <w:r>
+        <w:rPr>
+          <w:i/>
+          <w:iCs/>
+        </w:rPr>
+        <w:t>reply_</w:t>
+      </w:r>
+      <w:proofErr w:type="gramStart"/>
+      <w:r>
+        <w:rPr>
+          <w:i/>
+          <w:iCs/>
+        </w:rPr>
+        <w:t>body</w:t>
+      </w:r>
+      <w:proofErr w:type="spellEnd"/>
+      <w:r>
+        <w:rPr>
+          <w:i/>
+          <w:iCs/>
+        </w:rPr>
+        <w:t>}"</w:t>
+      </w:r>
+      <w:proofErr w:type="gramEnd"/>
       <w:r>
         <w:t>.</w:t>
       </w:r>
@@ -3297,7 +10589,55 @@
           <w:b/>
           <w:bCs/>
         </w:rPr>
-        <w:t>Kya knowledge chahiye aur kahan se milega:</w:t>
+        <w:t xml:space="preserve">Kya knowledge </w:t>
+      </w:r>
+      <w:proofErr w:type="spellStart"/>
+      <w:r>
+        <w:rPr>
+          <w:b/>
+          <w:bCs/>
+        </w:rPr>
+        <w:t>chahiye</w:t>
+      </w:r>
+      <w:proofErr w:type="spellEnd"/>
+      <w:r>
+        <w:rPr>
+          <w:b/>
+          <w:bCs/>
+        </w:rPr>
+        <w:t xml:space="preserve"> aur </w:t>
+      </w:r>
+      <w:proofErr w:type="spellStart"/>
+      <w:r>
+        <w:rPr>
+          <w:b/>
+          <w:bCs/>
+        </w:rPr>
+        <w:t>kahan</w:t>
+      </w:r>
+      <w:proofErr w:type="spellEnd"/>
+      <w:r>
+        <w:rPr>
+          <w:b/>
+          <w:bCs/>
+        </w:rPr>
+        <w:t xml:space="preserve"> se </w:t>
+      </w:r>
+      <w:proofErr w:type="spellStart"/>
+      <w:r>
+        <w:rPr>
+          <w:b/>
+          <w:bCs/>
+        </w:rPr>
+        <w:t>milega</w:t>
+      </w:r>
+      <w:proofErr w:type="spellEnd"/>
+      <w:r>
+        <w:rPr>
+          <w:b/>
+          <w:bCs/>
+        </w:rPr>
+        <w:t>:</w:t>
       </w:r>
     </w:p>
     <w:p>
@@ -3338,7 +10678,55 @@
           <w:b/>
           <w:bCs/>
         </w:rPr>
-        <w:t>Kya kaam karna hai:</w:t>
+        <w:t xml:space="preserve">Kya </w:t>
+      </w:r>
+      <w:proofErr w:type="spellStart"/>
+      <w:r>
+        <w:rPr>
+          <w:b/>
+          <w:bCs/>
+        </w:rPr>
+        <w:t>kaam</w:t>
+      </w:r>
+      <w:proofErr w:type="spellEnd"/>
+      <w:r>
+        <w:rPr>
+          <w:b/>
+          <w:bCs/>
+        </w:rPr>
+        <w:t xml:space="preserve"> </w:t>
+      </w:r>
+      <w:proofErr w:type="spellStart"/>
+      <w:r>
+        <w:rPr>
+          <w:b/>
+          <w:bCs/>
+        </w:rPr>
+        <w:t>karna</w:t>
+      </w:r>
+      <w:proofErr w:type="spellEnd"/>
+      <w:r>
+        <w:rPr>
+          <w:b/>
+          <w:bCs/>
+        </w:rPr>
+        <w:t xml:space="preserve"> </w:t>
+      </w:r>
+      <w:proofErr w:type="spellStart"/>
+      <w:r>
+        <w:rPr>
+          <w:b/>
+          <w:bCs/>
+        </w:rPr>
+        <w:t>hai</w:t>
+      </w:r>
+      <w:proofErr w:type="spellEnd"/>
+      <w:r>
+        <w:rPr>
+          <w:b/>
+          <w:bCs/>
+        </w:rPr>
+        <w:t>:</w:t>
       </w:r>
     </w:p>
     <w:p>
@@ -3349,7 +10737,39 @@
         </w:numPr>
       </w:pPr>
       <w:r>
-        <w:t>Poore system ke packages lock karna, environment secrets protect karna, aur continuous background operations ensure karna.</w:t>
+        <w:t xml:space="preserve">Poore system </w:t>
+      </w:r>
+      <w:proofErr w:type="spellStart"/>
+      <w:r>
+        <w:t>ke</w:t>
+      </w:r>
+      <w:proofErr w:type="spellEnd"/>
+      <w:r>
+        <w:t xml:space="preserve"> packages lock </w:t>
+      </w:r>
+      <w:proofErr w:type="spellStart"/>
+      <w:r>
+        <w:t>karna</w:t>
+      </w:r>
+      <w:proofErr w:type="spellEnd"/>
+      <w:r>
+        <w:t xml:space="preserve">, environment secrets protect </w:t>
+      </w:r>
+      <w:proofErr w:type="spellStart"/>
+      <w:r>
+        <w:t>karna</w:t>
+      </w:r>
+      <w:proofErr w:type="spellEnd"/>
+      <w:r>
+        <w:t xml:space="preserve">, aur continuous background operations ensure </w:t>
+      </w:r>
+      <w:proofErr w:type="spellStart"/>
+      <w:r>
+        <w:t>karna</w:t>
+      </w:r>
+      <w:proofErr w:type="spellEnd"/>
+      <w:r>
+        <w:t>.</w:t>
       </w:r>
     </w:p>
     <w:p>
@@ -3364,7 +10784,55 @@
           <w:b/>
           <w:bCs/>
         </w:rPr>
-        <w:t>Kaise kaam karna hai:</w:t>
+        <w:t xml:space="preserve">Kaise </w:t>
+      </w:r>
+      <w:proofErr w:type="spellStart"/>
+      <w:r>
+        <w:rPr>
+          <w:b/>
+          <w:bCs/>
+        </w:rPr>
+        <w:t>kaam</w:t>
+      </w:r>
+      <w:proofErr w:type="spellEnd"/>
+      <w:r>
+        <w:rPr>
+          <w:b/>
+          <w:bCs/>
+        </w:rPr>
+        <w:t xml:space="preserve"> </w:t>
+      </w:r>
+      <w:proofErr w:type="spellStart"/>
+      <w:r>
+        <w:rPr>
+          <w:b/>
+          <w:bCs/>
+        </w:rPr>
+        <w:t>karna</w:t>
+      </w:r>
+      <w:proofErr w:type="spellEnd"/>
+      <w:r>
+        <w:rPr>
+          <w:b/>
+          <w:bCs/>
+        </w:rPr>
+        <w:t xml:space="preserve"> </w:t>
+      </w:r>
+      <w:proofErr w:type="spellStart"/>
+      <w:r>
+        <w:rPr>
+          <w:b/>
+          <w:bCs/>
+        </w:rPr>
+        <w:t>hai</w:t>
+      </w:r>
+      <w:proofErr w:type="spellEnd"/>
+      <w:r>
+        <w:rPr>
+          <w:b/>
+          <w:bCs/>
+        </w:rPr>
+        <w:t>:</w:t>
       </w:r>
     </w:p>
     <w:p>
@@ -3374,8 +10842,21 @@
           <w:numId w:val="35"/>
         </w:numPr>
       </w:pPr>
-      <w:r>
-        <w:t>uv pip compile or uv lock se dependency lock file update karo.</w:t>
+      <w:proofErr w:type="spellStart"/>
+      <w:r>
+        <w:t>uv</w:t>
+      </w:r>
+      <w:proofErr w:type="spellEnd"/>
+      <w:r>
+        <w:t xml:space="preserve"> pip compile or </w:t>
+      </w:r>
+      <w:proofErr w:type="spellStart"/>
+      <w:r>
+        <w:t>uv</w:t>
+      </w:r>
+      <w:proofErr w:type="spellEnd"/>
+      <w:r>
+        <w:t xml:space="preserve"> lock se dependency lock file update karo.</w:t>
       </w:r>
     </w:p>
     <w:p>
@@ -3386,7 +10867,15 @@
         </w:numPr>
       </w:pPr>
       <w:r>
-        <w:t>Production configuration variables check karo (Passwords command line me exposed na hon, .env file se secure access hon).</w:t>
+        <w:t xml:space="preserve">Production configuration variables check karo (Passwords command line me exposed </w:t>
+      </w:r>
+      <w:proofErr w:type="spellStart"/>
+      <w:r>
+        <w:t>na</w:t>
+      </w:r>
+      <w:proofErr w:type="spellEnd"/>
+      <w:r>
+        <w:t xml:space="preserve"> hon, .env file se secure access hon).</w:t>
       </w:r>
     </w:p>
     <w:p>
@@ -3397,7 +10886,31 @@
         </w:numPr>
       </w:pPr>
       <w:r>
-        <w:t>Server/VPS up kar ke simple single-command architecture verify karo: docker-compose up --build -d.</w:t>
+        <w:t xml:space="preserve">Server/VPS up </w:t>
+      </w:r>
+      <w:proofErr w:type="spellStart"/>
+      <w:r>
+        <w:t>kar</w:t>
+      </w:r>
+      <w:proofErr w:type="spellEnd"/>
+      <w:r>
+        <w:t xml:space="preserve"> </w:t>
+      </w:r>
+      <w:proofErr w:type="spellStart"/>
+      <w:r>
+        <w:t>ke</w:t>
+      </w:r>
+      <w:proofErr w:type="spellEnd"/>
+      <w:r>
+        <w:t xml:space="preserve"> simple single-command architecture </w:t>
+      </w:r>
+      <w:proofErr w:type="gramStart"/>
+      <w:r>
+        <w:t>verify</w:t>
+      </w:r>
+      <w:proofErr w:type="gramEnd"/>
+      <w:r>
+        <w:t xml:space="preserve"> karo: docker-compose up --build -d.</w:t>
       </w:r>
     </w:p>
     <w:p>
@@ -3412,10 +10925,58 @@
           <w:b/>
           <w:bCs/>
         </w:rPr>
-        <w:t>Takeaway Checklist Checklist:</w:t>
-      </w:r>
-      <w:r>
-        <w:t xml:space="preserve"> Tumhara system ab 100% stable background pipelines par chal raha hai!</w:t>
+        <w:t xml:space="preserve">Takeaway Checklist </w:t>
+      </w:r>
+      <w:proofErr w:type="spellStart"/>
+      <w:r>
+        <w:rPr>
+          <w:b/>
+          <w:bCs/>
+        </w:rPr>
+        <w:t>Checklist</w:t>
+      </w:r>
+      <w:proofErr w:type="spellEnd"/>
+      <w:r>
+        <w:rPr>
+          <w:b/>
+          <w:bCs/>
+        </w:rPr>
+        <w:t>:</w:t>
+      </w:r>
+      <w:r>
+        <w:t xml:space="preserve"> </w:t>
+      </w:r>
+      <w:proofErr w:type="spellStart"/>
+      <w:r>
+        <w:t>Tumhara</w:t>
+      </w:r>
+      <w:proofErr w:type="spellEnd"/>
+      <w:r>
+        <w:t xml:space="preserve"> system ab 100% stable background pipelines par </w:t>
+      </w:r>
+      <w:proofErr w:type="spellStart"/>
+      <w:r>
+        <w:t>chal</w:t>
+      </w:r>
+      <w:proofErr w:type="spellEnd"/>
+      <w:r>
+        <w:t xml:space="preserve"> </w:t>
+      </w:r>
+      <w:proofErr w:type="spellStart"/>
+      <w:r>
+        <w:t>raha</w:t>
+      </w:r>
+      <w:proofErr w:type="spellEnd"/>
+      <w:r>
+        <w:t xml:space="preserve"> </w:t>
+      </w:r>
+      <w:proofErr w:type="spellStart"/>
+      <w:r>
+        <w:t>hai</w:t>
+      </w:r>
+      <w:proofErr w:type="spellEnd"/>
+      <w:r>
+        <w:t>!</w:t>
       </w:r>
     </w:p>
     <w:p>
@@ -3428,7 +10989,63 @@
         <w:t>Peer Protocol:</w:t>
       </w:r>
       <w:r>
-        <w:t xml:space="preserve"> Yeh plan tayar hai. Koi frontend ka jhanjhat nahi, poora focus backend execution aur AI flow par hai. Agar tum kaho, to hum </w:t>
+        <w:t xml:space="preserve"> Yeh plan </w:t>
+      </w:r>
+      <w:proofErr w:type="spellStart"/>
+      <w:r>
+        <w:t>tayar</w:t>
+      </w:r>
+      <w:proofErr w:type="spellEnd"/>
+      <w:r>
+        <w:t xml:space="preserve"> </w:t>
+      </w:r>
+      <w:proofErr w:type="spellStart"/>
+      <w:r>
+        <w:t>hai</w:t>
+      </w:r>
+      <w:proofErr w:type="spellEnd"/>
+      <w:r>
+        <w:t xml:space="preserve">. Koi frontend ka </w:t>
+      </w:r>
+      <w:proofErr w:type="spellStart"/>
+      <w:r>
+        <w:t>jhanjhat</w:t>
+      </w:r>
+      <w:proofErr w:type="spellEnd"/>
+      <w:r>
+        <w:t xml:space="preserve"> </w:t>
+      </w:r>
+      <w:proofErr w:type="spellStart"/>
+      <w:r>
+        <w:t>nahi</w:t>
+      </w:r>
+      <w:proofErr w:type="spellEnd"/>
+      <w:r>
+        <w:t xml:space="preserve">, </w:t>
+      </w:r>
+      <w:proofErr w:type="spellStart"/>
+      <w:r>
+        <w:t>poora</w:t>
+      </w:r>
+      <w:proofErr w:type="spellEnd"/>
+      <w:r>
+        <w:t xml:space="preserve"> focus backend execution aur AI flow par </w:t>
+      </w:r>
+      <w:proofErr w:type="spellStart"/>
+      <w:r>
+        <w:t>hai</w:t>
+      </w:r>
+      <w:proofErr w:type="spellEnd"/>
+      <w:r>
+        <w:t xml:space="preserve">. Agar tum </w:t>
+      </w:r>
+      <w:proofErr w:type="spellStart"/>
+      <w:r>
+        <w:t>kaho</w:t>
+      </w:r>
+      <w:proofErr w:type="spellEnd"/>
+      <w:r>
+        <w:t xml:space="preserve">, to hum </w:t>
       </w:r>
       <w:r>
         <w:rPr>
@@ -3438,9 +11055,50 @@
         <w:t>Day 1 aur Day 2 ka concrete structural blueprint setup syntax code file layouts</w:t>
       </w:r>
       <w:r>
-        <w:t xml:space="preserve"> design karein taake tum base line project initialize kar sako?</w:t>
-      </w:r>
-    </w:p>
+        <w:t xml:space="preserve"> design </w:t>
+      </w:r>
+      <w:proofErr w:type="spellStart"/>
+      <w:r>
+        <w:t>karein</w:t>
+      </w:r>
+      <w:proofErr w:type="spellEnd"/>
+      <w:r>
+        <w:t xml:space="preserve"> </w:t>
+      </w:r>
+      <w:proofErr w:type="spellStart"/>
+      <w:r>
+        <w:t>taake</w:t>
+      </w:r>
+      <w:proofErr w:type="spellEnd"/>
+      <w:r>
+        <w:t xml:space="preserve"> tum base line project </w:t>
+      </w:r>
+      <w:proofErr w:type="gramStart"/>
+      <w:r>
+        <w:t>initialize</w:t>
+      </w:r>
+      <w:proofErr w:type="gramEnd"/>
+      <w:r>
+        <w:t xml:space="preserve"> </w:t>
+      </w:r>
+      <w:proofErr w:type="spellStart"/>
+      <w:r>
+        <w:t>kar</w:t>
+      </w:r>
+      <w:proofErr w:type="spellEnd"/>
+      <w:r>
+        <w:t xml:space="preserve"> </w:t>
+      </w:r>
+      <w:proofErr w:type="spellStart"/>
+      <w:r>
+        <w:t>sako</w:t>
+      </w:r>
+      <w:proofErr w:type="spellEnd"/>
+      <w:r>
+        <w:t>?</w:t>
+      </w:r>
+    </w:p>
+    <w:p/>
     <w:p/>
     <w:sectPr>
       <w:pgSz w:w="12240" w:h="15840"/>
@@ -9345,6 +17003,7 @@
   <w:style w:type="character" w:default="1" w:styleId="DefaultParagraphFont">
     <w:name w:val="Default Paragraph Font"/>
     <w:uiPriority w:val="1"/>
+    <w:semiHidden/>
     <w:unhideWhenUsed/>
   </w:style>
   <w:style w:type="table" w:default="1" w:styleId="TableNormal">
